--- a/OpenAlmatyIdeas/Курстық жұмыс OAI.docx
+++ b/OpenAlmatyIdeas/Курстық жұмыс OAI.docx
@@ -4,7 +4,7 @@
   <w:body>
     <w:p>
       <w:pPr>
-        <w:spacing w:before="0" w:after="120" w:line="360" w:lineRule="exact"/>
+        <w:spacing w:line="240" w:lineRule="auto" w:before="0" w:after="40"/>
         <w:jc w:val="center"/>
       </w:pPr>
       <w:r>
@@ -20,7 +20,7 @@
     </w:p>
     <w:p>
       <w:pPr>
-        <w:spacing w:before="0" w:after="120" w:line="360" w:lineRule="exact"/>
+        <w:spacing w:line="240" w:lineRule="auto" w:before="0" w:after="40"/>
         <w:jc w:val="center"/>
       </w:pPr>
       <w:r>
@@ -29,14 +29,14 @@
           <w:rFonts w:ascii="Times New Roman" w:hAnsi="Times New Roman"/>
           <w:b/>
           <w:i w:val="0"/>
-          <w:sz w:val="24"/>
+          <w:sz w:val="28"/>
         </w:rPr>
         <w:t>«Л.Н. Гумилев атындағы Еуразия ұлттық университеті» ҚЕАҚ</w:t>
       </w:r>
     </w:p>
     <w:p>
       <w:pPr>
-        <w:spacing w:before="0" w:after="120" w:line="360" w:lineRule="exact"/>
+        <w:spacing w:line="240" w:lineRule="auto" w:before="0" w:after="40"/>
         <w:jc w:val="center"/>
       </w:pPr>
       <w:r>
@@ -52,7 +52,7 @@
     </w:p>
     <w:p>
       <w:pPr>
-        <w:spacing w:before="0" w:after="120" w:line="360" w:lineRule="exact"/>
+        <w:spacing w:line="240" w:lineRule="auto" w:before="0" w:after="40"/>
         <w:jc w:val="center"/>
       </w:pPr>
       <w:r>
@@ -68,7 +68,64 @@
     </w:p>
     <w:p>
       <w:pPr>
-        <w:spacing w:before="360" w:after="0" w:line="360" w:lineRule="exact"/>
+        <w:spacing w:line="240" w:lineRule="auto" w:before="0" w:after="0"/>
+      </w:pPr>
+    </w:p>
+    <w:p>
+      <w:pPr>
+        <w:spacing w:line="240" w:lineRule="auto" w:before="0" w:after="0"/>
+      </w:pPr>
+    </w:p>
+    <w:p>
+      <w:pPr>
+        <w:spacing w:line="240" w:lineRule="auto" w:before="0" w:after="0"/>
+      </w:pPr>
+    </w:p>
+    <w:p>
+      <w:pPr>
+        <w:spacing w:line="240" w:lineRule="auto" w:before="0" w:after="80"/>
+        <w:jc w:val="center"/>
+      </w:pPr>
+      <w:r>
+        <w:rPr>
+          <w:rFonts w:ascii="Times New Roman" w:hAnsi="Times New Roman" w:cs="Times New Roman"/>
+          <w:rFonts w:ascii="Times New Roman" w:hAnsi="Times New Roman"/>
+          <w:b/>
+          <w:i w:val="0"/>
+          <w:sz w:val="40"/>
+        </w:rPr>
+        <w:t>КУРСТЫҚ ЖҰМЫС</w:t>
+      </w:r>
+    </w:p>
+    <w:p>
+      <w:pPr>
+        <w:spacing w:line="240" w:lineRule="auto" w:before="0" w:after="80"/>
+        <w:jc w:val="center"/>
+      </w:pPr>
+      <w:r>
+        <w:rPr>
+          <w:rFonts w:ascii="Times New Roman" w:hAnsi="Times New Roman" w:cs="Times New Roman"/>
+          <w:rFonts w:ascii="Times New Roman" w:hAnsi="Times New Roman"/>
+          <w:b w:val="0"/>
+          <w:i w:val="0"/>
+          <w:sz w:val="28"/>
+        </w:rPr>
+        <w:t>Пән: Веб-бағдарламалау: C# және ASP.NET Core</w:t>
+      </w:r>
+    </w:p>
+    <w:p>
+      <w:pPr>
+        <w:spacing w:line="240" w:lineRule="auto" w:before="0" w:after="0"/>
+      </w:pPr>
+    </w:p>
+    <w:p>
+      <w:pPr>
+        <w:spacing w:line="240" w:lineRule="auto" w:before="0" w:after="0"/>
+      </w:pPr>
+    </w:p>
+    <w:p>
+      <w:pPr>
+        <w:spacing w:line="240" w:lineRule="auto" w:before="0" w:after="40"/>
         <w:jc w:val="left"/>
       </w:pPr>
       <w:r>
@@ -79,27 +136,12 @@
           <w:i w:val="0"/>
           <w:sz w:val="24"/>
         </w:rPr>
+        <w:t>Орындаған : 6В06104 – «Есептеу техникасы және бағдарламалық қамтамасыз ету»</w:t>
       </w:r>
     </w:p>
     <w:p>
       <w:pPr>
-        <w:spacing w:before="0" w:after="120" w:line="360" w:lineRule="exact"/>
-        <w:jc w:val="center"/>
-      </w:pPr>
-      <w:r>
-        <w:rPr>
-          <w:rFonts w:ascii="Times New Roman" w:hAnsi="Times New Roman" w:cs="Times New Roman"/>
-          <w:rFonts w:ascii="Times New Roman" w:hAnsi="Times New Roman"/>
-          <w:b/>
-          <w:i w:val="0"/>
-          <w:sz w:val="32"/>
-        </w:rPr>
-        <w:t>КУРСТЫҚ ЖҰМЫС</w:t>
-      </w:r>
-    </w:p>
-    <w:p>
-      <w:pPr>
-        <w:spacing w:before="120" w:after="0" w:line="360" w:lineRule="exact"/>
+        <w:spacing w:line="240" w:lineRule="auto" w:before="0" w:after="40"/>
         <w:jc w:val="left"/>
       </w:pPr>
       <w:r>
@@ -110,12 +152,18 @@
           <w:i w:val="0"/>
           <w:sz w:val="24"/>
         </w:rPr>
+        <w:t>оқу бағдарламасының студенті ______________________________</w:t>
       </w:r>
     </w:p>
     <w:p>
       <w:pPr>
-        <w:spacing w:before="0" w:after="120" w:line="360" w:lineRule="exact"/>
-        <w:jc w:val="center"/>
+        <w:spacing w:line="240" w:lineRule="auto" w:before="0" w:after="0"/>
+      </w:pPr>
+    </w:p>
+    <w:p>
+      <w:pPr>
+        <w:spacing w:line="240" w:lineRule="auto" w:before="0" w:after="40"/>
+        <w:jc w:val="left"/>
       </w:pPr>
       <w:r>
         <w:rPr>
@@ -125,12 +173,17 @@
           <w:i w:val="0"/>
           <w:sz w:val="24"/>
         </w:rPr>
-        <w:t>Пән: Веб-бағдарламалау: C# және ASP.NET Core</w:t>
+        <w:t>Тексерген : аға оқытушы ______________________________</w:t>
       </w:r>
     </w:p>
     <w:p>
       <w:pPr>
-        <w:spacing w:before="360" w:after="0" w:line="360" w:lineRule="exact"/>
+        <w:spacing w:line="240" w:lineRule="auto" w:before="0" w:after="0"/>
+      </w:pPr>
+    </w:p>
+    <w:p>
+      <w:pPr>
+        <w:spacing w:line="240" w:lineRule="auto" w:before="0" w:after="40"/>
         <w:jc w:val="left"/>
       </w:pPr>
       <w:r>
@@ -141,117 +194,13 @@
           <w:i w:val="0"/>
           <w:sz w:val="24"/>
         </w:rPr>
+        <w:t>Комиссия мүшелері :</w:t>
       </w:r>
     </w:p>
     <w:p>
       <w:pPr>
-        <w:spacing w:before="120" w:after="80"/>
+        <w:spacing w:line="240" w:lineRule="auto" w:before="0" w:after="40"/>
         <w:jc w:val="left"/>
-      </w:pPr>
-      <w:r>
-        <w:rPr>
-          <w:rFonts w:ascii="Times New Roman" w:hAnsi="Times New Roman" w:cs="Times New Roman"/>
-          <w:rFonts w:ascii="Times New Roman" w:hAnsi="Times New Roman"/>
-          <w:b w:val="0"/>
-          <w:i w:val="0"/>
-          <w:sz w:val="24"/>
-        </w:rPr>
-        <w:t xml:space="preserve">Орындаған : </w:t>
-      </w:r>
-      <w:r>
-        <w:rPr>
-          <w:rFonts w:ascii="Times New Roman" w:hAnsi="Times New Roman" w:cs="Times New Roman"/>
-          <w:rFonts w:ascii="Times New Roman" w:hAnsi="Times New Roman"/>
-          <w:b w:val="0"/>
-          <w:i w:val="0"/>
-          <w:sz w:val="24"/>
-        </w:rPr>
-        <w:t>6В06104 – «Есептеу техникасы және бағдарламалық қамтамасыз ету»</w:t>
-      </w:r>
-    </w:p>
-    <w:p>
-      <w:pPr>
-        <w:spacing w:before="0" w:after="80" w:line="360" w:lineRule="exact"/>
-        <w:ind w:firstLine="709"/>
-        <w:jc w:val="left"/>
-      </w:pPr>
-      <w:r>
-        <w:rPr>
-          <w:rFonts w:ascii="Times New Roman" w:hAnsi="Times New Roman" w:cs="Times New Roman"/>
-          <w:rFonts w:ascii="Times New Roman" w:hAnsi="Times New Roman"/>
-          <w:b w:val="0"/>
-          <w:i w:val="0"/>
-          <w:sz w:val="24"/>
-        </w:rPr>
-        <w:t>оқу бағдарламасының студенті</w:t>
-      </w:r>
-    </w:p>
-    <w:p>
-      <w:pPr>
-        <w:spacing w:before="120" w:after="0" w:line="360" w:lineRule="exact"/>
-        <w:jc w:val="left"/>
-      </w:pPr>
-      <w:r>
-        <w:rPr>
-          <w:rFonts w:ascii="Times New Roman" w:hAnsi="Times New Roman" w:cs="Times New Roman"/>
-          <w:rFonts w:ascii="Times New Roman" w:hAnsi="Times New Roman"/>
-          <w:b w:val="0"/>
-          <w:i w:val="0"/>
-          <w:sz w:val="24"/>
-        </w:rPr>
-      </w:r>
-    </w:p>
-    <w:p>
-      <w:pPr>
-        <w:spacing w:before="0" w:after="120" w:line="360" w:lineRule="exact"/>
-        <w:jc w:val="center"/>
-      </w:pPr>
-      <w:r>
-        <w:rPr>
-          <w:rFonts w:ascii="Times New Roman" w:hAnsi="Times New Roman" w:cs="Times New Roman"/>
-          <w:rFonts w:ascii="Times New Roman" w:hAnsi="Times New Roman"/>
-          <w:b w:val="0"/>
-          <w:i w:val="0"/>
-          <w:sz w:val="24"/>
-        </w:rPr>
-        <w:t>Тексерген : аға оқытушы ________________</w:t>
-      </w:r>
-    </w:p>
-    <w:p>
-      <w:pPr>
-        <w:spacing w:before="80" w:after="0" w:line="360" w:lineRule="exact"/>
-        <w:jc w:val="left"/>
-      </w:pPr>
-      <w:r>
-        <w:rPr>
-          <w:rFonts w:ascii="Times New Roman" w:hAnsi="Times New Roman" w:cs="Times New Roman"/>
-          <w:rFonts w:ascii="Times New Roman" w:hAnsi="Times New Roman"/>
-          <w:b w:val="0"/>
-          <w:i w:val="0"/>
-          <w:sz w:val="24"/>
-        </w:rPr>
-      </w:r>
-    </w:p>
-    <w:p>
-      <w:pPr>
-        <w:spacing w:before="0" w:after="120" w:line="360" w:lineRule="exact"/>
-        <w:jc w:val="center"/>
-      </w:pPr>
-      <w:r>
-        <w:rPr>
-          <w:rFonts w:ascii="Times New Roman" w:hAnsi="Times New Roman" w:cs="Times New Roman"/>
-          <w:rFonts w:ascii="Times New Roman" w:hAnsi="Times New Roman"/>
-          <w:b w:val="0"/>
-          <w:i w:val="0"/>
-          <w:sz w:val="24"/>
-        </w:rPr>
-        <w:t>Комиссия мүшелері :</w:t>
-      </w:r>
-    </w:p>
-    <w:p>
-      <w:pPr>
-        <w:spacing w:before="0" w:after="120" w:line="360" w:lineRule="exact"/>
-        <w:jc w:val="center"/>
       </w:pPr>
       <w:r>
         <w:rPr>
@@ -266,8 +215,8 @@
     </w:p>
     <w:p>
       <w:pPr>
-        <w:spacing w:before="0" w:after="120" w:line="360" w:lineRule="exact"/>
-        <w:jc w:val="center"/>
+        <w:spacing w:line="240" w:lineRule="auto" w:before="0" w:after="40"/>
+        <w:jc w:val="left"/>
       </w:pPr>
       <w:r>
         <w:rPr>
@@ -282,8 +231,8 @@
     </w:p>
     <w:p>
       <w:pPr>
-        <w:spacing w:before="0" w:after="120" w:line="360" w:lineRule="exact"/>
-        <w:jc w:val="center"/>
+        <w:spacing w:line="240" w:lineRule="auto" w:before="0" w:after="40"/>
+        <w:jc w:val="left"/>
       </w:pPr>
       <w:r>
         <w:rPr>
@@ -298,7 +247,12 @@
     </w:p>
     <w:p>
       <w:pPr>
-        <w:spacing w:before="80" w:after="0" w:line="360" w:lineRule="exact"/>
+        <w:spacing w:line="240" w:lineRule="auto" w:before="0" w:after="0"/>
+      </w:pPr>
+    </w:p>
+    <w:p>
+      <w:pPr>
+        <w:spacing w:line="240" w:lineRule="auto" w:before="0" w:after="40"/>
         <w:jc w:val="left"/>
       </w:pPr>
       <w:r>
@@ -309,12 +263,13 @@
           <w:i w:val="0"/>
           <w:sz w:val="24"/>
         </w:rPr>
+        <w:t>Баға : ____________________</w:t>
       </w:r>
     </w:p>
     <w:p>
       <w:pPr>
-        <w:spacing w:before="0" w:after="120" w:line="360" w:lineRule="exact"/>
-        <w:jc w:val="center"/>
+        <w:spacing w:line="240" w:lineRule="auto" w:before="0" w:after="40"/>
+        <w:jc w:val="left"/>
       </w:pPr>
       <w:r>
         <w:rPr>
@@ -324,43 +279,32 @@
           <w:i w:val="0"/>
           <w:sz w:val="24"/>
         </w:rPr>
-        <w:t>Баға : ____________________</w:t>
+        <w:t>Тапсыру датасы : ____________________</w:t>
       </w:r>
     </w:p>
     <w:p>
       <w:pPr>
-        <w:spacing w:before="0" w:after="120" w:line="360" w:lineRule="exact"/>
-        <w:jc w:val="center"/>
-      </w:pPr>
-      <w:r>
-        <w:rPr>
-          <w:rFonts w:ascii="Times New Roman" w:hAnsi="Times New Roman" w:cs="Times New Roman"/>
-          <w:rFonts w:ascii="Times New Roman" w:hAnsi="Times New Roman"/>
-          <w:b w:val="0"/>
-          <w:i w:val="0"/>
-          <w:sz w:val="24"/>
-        </w:rPr>
-        <w:t>Тапсыру датасы : ____________________</w:t>
-      </w:r>
+        <w:spacing w:line="240" w:lineRule="auto" w:before="0" w:after="0"/>
+      </w:pPr>
     </w:p>
     <w:p>
       <w:pPr>
-        <w:spacing w:before="600" w:after="0" w:line="360" w:lineRule="exact"/>
-        <w:jc w:val="left"/>
-      </w:pPr>
-      <w:r>
-        <w:rPr>
-          <w:rFonts w:ascii="Times New Roman" w:hAnsi="Times New Roman" w:cs="Times New Roman"/>
-          <w:rFonts w:ascii="Times New Roman" w:hAnsi="Times New Roman"/>
-          <w:b w:val="0"/>
-          <w:i w:val="0"/>
-          <w:sz w:val="24"/>
-        </w:rPr>
-      </w:r>
+        <w:spacing w:line="240" w:lineRule="auto" w:before="0" w:after="0"/>
+      </w:pPr>
     </w:p>
     <w:p>
       <w:pPr>
-        <w:spacing w:before="0" w:after="120" w:line="360" w:lineRule="exact"/>
+        <w:spacing w:line="240" w:lineRule="auto" w:before="0" w:after="0"/>
+      </w:pPr>
+    </w:p>
+    <w:p>
+      <w:pPr>
+        <w:spacing w:line="240" w:lineRule="auto" w:before="0" w:after="0"/>
+      </w:pPr>
+    </w:p>
+    <w:p>
+      <w:pPr>
+        <w:spacing w:line="240" w:lineRule="auto" w:before="0" w:after="60"/>
         <w:jc w:val="center"/>
       </w:pPr>
       <w:r>
@@ -381,7 +325,7 @@
     </w:p>
     <w:p>
       <w:pPr>
-        <w:spacing w:before="0" w:after="120" w:line="360" w:lineRule="exact"/>
+        <w:spacing w:line="240" w:lineRule="auto" w:before="0" w:after="120"/>
         <w:jc w:val="center"/>
       </w:pPr>
       <w:r>
@@ -397,22 +341,7 @@
     </w:p>
     <w:p>
       <w:pPr>
-        <w:spacing w:before="80" w:after="0" w:line="360" w:lineRule="exact"/>
-        <w:jc w:val="left"/>
-      </w:pPr>
-      <w:r>
-        <w:rPr>
-          <w:rFonts w:ascii="Times New Roman" w:hAnsi="Times New Roman" w:cs="Times New Roman"/>
-          <w:rFonts w:ascii="Times New Roman" w:hAnsi="Times New Roman"/>
-          <w:b w:val="0"/>
-          <w:i w:val="0"/>
-          <w:sz w:val="24"/>
-        </w:rPr>
-      </w:r>
-    </w:p>
-    <w:p>
-      <w:pPr>
-        <w:spacing w:before="20" w:after="20"/>
+        <w:spacing w:line="240" w:lineRule="auto" w:before="0" w:after="40"/>
         <w:jc w:val="left"/>
       </w:pPr>
       <w:r>
@@ -424,13 +353,21 @@
           <w:sz w:val="24"/>
         </w:rPr>
         <w:t>Кіріспе</w:t>
-        <w:tab/>
-        <w:t>3</w:t>
+      </w:r>
+      <w:r>
+        <w:rPr>
+          <w:rFonts w:ascii="Times New Roman" w:hAnsi="Times New Roman" w:cs="Times New Roman"/>
+          <w:rFonts w:ascii="Times New Roman" w:hAnsi="Times New Roman"/>
+          <w:b w:val="0"/>
+          <w:i w:val="0"/>
+          <w:sz w:val="24"/>
+        </w:rPr>
+        <w:t xml:space="preserve"> ..................................................... 3</w:t>
       </w:r>
     </w:p>
     <w:p>
       <w:pPr>
-        <w:spacing w:before="20" w:after="20"/>
+        <w:spacing w:line="240" w:lineRule="auto" w:before="0" w:after="40"/>
         <w:jc w:val="left"/>
       </w:pPr>
       <w:r>
@@ -442,13 +379,21 @@
           <w:sz w:val="24"/>
         </w:rPr>
         <w:t>Негізгі бөлім</w:t>
-        <w:tab/>
-        <w:t>4</w:t>
+      </w:r>
+      <w:r>
+        <w:rPr>
+          <w:rFonts w:ascii="Times New Roman" w:hAnsi="Times New Roman" w:cs="Times New Roman"/>
+          <w:rFonts w:ascii="Times New Roman" w:hAnsi="Times New Roman"/>
+          <w:b w:val="0"/>
+          <w:i w:val="0"/>
+          <w:sz w:val="24"/>
+        </w:rPr>
+        <w:t xml:space="preserve"> ............................................... 4</w:t>
       </w:r>
     </w:p>
     <w:p>
       <w:pPr>
-        <w:spacing w:before="20" w:after="20"/>
+        <w:spacing w:line="240" w:lineRule="auto" w:before="0" w:after="40"/>
         <w:jc w:val="left"/>
       </w:pPr>
       <w:r>
@@ -460,15 +405,7 @@
           <w:sz w:val="24"/>
         </w:rPr>
         <w:t>1. ASP.NET Core бағдарламалау технологиясы</w:t>
-        <w:tab/>
-        <w:t>4</w:t>
       </w:r>
-    </w:p>
-    <w:p>
-      <w:pPr>
-        <w:spacing w:before="20" w:after="20"/>
-        <w:jc w:val="left"/>
-      </w:pPr>
       <w:r>
         <w:rPr>
           <w:rFonts w:ascii="Times New Roman" w:hAnsi="Times New Roman" w:cs="Times New Roman"/>
@@ -477,14 +414,12 @@
           <w:i w:val="0"/>
           <w:sz w:val="24"/>
         </w:rPr>
-        <w:t xml:space="preserve">   1.1. Технологияның анықтамасы</w:t>
-        <w:tab/>
-        <w:t>4</w:t>
+        <w:t xml:space="preserve"> .................. 4</w:t>
       </w:r>
     </w:p>
     <w:p>
       <w:pPr>
-        <w:spacing w:before="20" w:after="20"/>
+        <w:spacing w:line="240" w:lineRule="auto" w:before="0" w:after="40"/>
         <w:jc w:val="left"/>
       </w:pPr>
       <w:r>
@@ -495,16 +430,8 @@
           <w:i w:val="0"/>
           <w:sz w:val="24"/>
         </w:rPr>
-        <w:t xml:space="preserve">   1.2. Қысқаша тарихы</w:t>
-        <w:tab/>
-        <w:t>5</w:t>
+        <w:t xml:space="preserve">    1.1. Технологияның анықтамасы</w:t>
       </w:r>
-    </w:p>
-    <w:p>
-      <w:pPr>
-        <w:spacing w:before="20" w:after="20"/>
-        <w:jc w:val="left"/>
-      </w:pPr>
       <w:r>
         <w:rPr>
           <w:rFonts w:ascii="Times New Roman" w:hAnsi="Times New Roman" w:cs="Times New Roman"/>
@@ -513,14 +440,12 @@
           <w:i w:val="0"/>
           <w:sz w:val="24"/>
         </w:rPr>
-        <w:t xml:space="preserve">   1.3. Мүмкіндіктері және қолдану саласы</w:t>
-        <w:tab/>
-        <w:t>6</w:t>
+        <w:t xml:space="preserve"> ........................... 4</w:t>
       </w:r>
     </w:p>
     <w:p>
       <w:pPr>
-        <w:spacing w:before="20" w:after="20"/>
+        <w:spacing w:line="240" w:lineRule="auto" w:before="0" w:after="40"/>
         <w:jc w:val="left"/>
       </w:pPr>
       <w:r>
@@ -531,16 +456,8 @@
           <w:i w:val="0"/>
           <w:sz w:val="24"/>
         </w:rPr>
-        <w:t xml:space="preserve">   1.4. Бағдарламаның орындалу архитектурасы</w:t>
-        <w:tab/>
-        <w:t>6</w:t>
+        <w:t xml:space="preserve">    1.2. Қысқаша тарихы</w:t>
       </w:r>
-    </w:p>
-    <w:p>
-      <w:pPr>
-        <w:spacing w:before="20" w:after="20"/>
-        <w:jc w:val="left"/>
-      </w:pPr>
       <w:r>
         <w:rPr>
           <w:rFonts w:ascii="Times New Roman" w:hAnsi="Times New Roman" w:cs="Times New Roman"/>
@@ -549,14 +466,12 @@
           <w:i w:val="0"/>
           <w:sz w:val="24"/>
         </w:rPr>
-        <w:t xml:space="preserve">   1.5. MVC архитектуралық паттерні</w:t>
-        <w:tab/>
-        <w:t>7</w:t>
+        <w:t xml:space="preserve"> ..................................... 5</w:t>
       </w:r>
     </w:p>
     <w:p>
       <w:pPr>
-        <w:spacing w:before="20" w:after="20"/>
+        <w:spacing w:line="240" w:lineRule="auto" w:before="0" w:after="40"/>
         <w:jc w:val="left"/>
       </w:pPr>
       <w:r>
@@ -567,16 +482,8 @@
           <w:i w:val="0"/>
           <w:sz w:val="24"/>
         </w:rPr>
-        <w:t xml:space="preserve">   1.6. Entity Framework Core (деректер қорымен жұмыс)</w:t>
-        <w:tab/>
-        <w:t>8</w:t>
+        <w:t xml:space="preserve">    1.3. Мүмкіндіктері және қолдану саласы</w:t>
       </w:r>
-    </w:p>
-    <w:p>
-      <w:pPr>
-        <w:spacing w:before="20" w:after="20"/>
-        <w:jc w:val="left"/>
-      </w:pPr>
       <w:r>
         <w:rPr>
           <w:rFonts w:ascii="Times New Roman" w:hAnsi="Times New Roman" w:cs="Times New Roman"/>
@@ -585,14 +492,12 @@
           <w:i w:val="0"/>
           <w:sz w:val="24"/>
         </w:rPr>
-        <w:t xml:space="preserve">   1.7. ASP.NET Identity (аутентификация жүйесі)</w:t>
-        <w:tab/>
-        <w:t>9</w:t>
+        <w:t xml:space="preserve"> .................. 6</w:t>
       </w:r>
     </w:p>
     <w:p>
       <w:pPr>
-        <w:spacing w:before="20" w:after="20"/>
+        <w:spacing w:line="240" w:lineRule="auto" w:before="0" w:after="40"/>
         <w:jc w:val="left"/>
       </w:pPr>
       <w:r>
@@ -603,14 +508,126 @@
           <w:i w:val="0"/>
           <w:sz w:val="24"/>
         </w:rPr>
-        <w:t xml:space="preserve">   1.8. Repository паттерні</w:t>
-        <w:tab/>
-        <w:t>10</w:t>
+        <w:t xml:space="preserve">    1.4. Бағдарламаның орындалу архитектурасы</w:t>
+      </w:r>
+      <w:r>
+        <w:rPr>
+          <w:rFonts w:ascii="Times New Roman" w:hAnsi="Times New Roman" w:cs="Times New Roman"/>
+          <w:rFonts w:ascii="Times New Roman" w:hAnsi="Times New Roman"/>
+          <w:b w:val="0"/>
+          <w:i w:val="0"/>
+          <w:sz w:val="24"/>
+        </w:rPr>
+        <w:t xml:space="preserve"> ............... 6</w:t>
       </w:r>
     </w:p>
     <w:p>
       <w:pPr>
-        <w:spacing w:before="20" w:after="20"/>
+        <w:spacing w:line="240" w:lineRule="auto" w:before="0" w:after="40"/>
+        <w:jc w:val="left"/>
+      </w:pPr>
+      <w:r>
+        <w:rPr>
+          <w:rFonts w:ascii="Times New Roman" w:hAnsi="Times New Roman" w:cs="Times New Roman"/>
+          <w:rFonts w:ascii="Times New Roman" w:hAnsi="Times New Roman"/>
+          <w:b w:val="0"/>
+          <w:i w:val="0"/>
+          <w:sz w:val="24"/>
+        </w:rPr>
+        <w:t xml:space="preserve">    1.5. MVC архитектуралық паттерні</w:t>
+      </w:r>
+      <w:r>
+        <w:rPr>
+          <w:rFonts w:ascii="Times New Roman" w:hAnsi="Times New Roman" w:cs="Times New Roman"/>
+          <w:rFonts w:ascii="Times New Roman" w:hAnsi="Times New Roman"/>
+          <w:b w:val="0"/>
+          <w:i w:val="0"/>
+          <w:sz w:val="24"/>
+        </w:rPr>
+        <w:t xml:space="preserve"> ........................ 7</w:t>
+      </w:r>
+    </w:p>
+    <w:p>
+      <w:pPr>
+        <w:spacing w:line="240" w:lineRule="auto" w:before="0" w:after="40"/>
+        <w:jc w:val="left"/>
+      </w:pPr>
+      <w:r>
+        <w:rPr>
+          <w:rFonts w:ascii="Times New Roman" w:hAnsi="Times New Roman" w:cs="Times New Roman"/>
+          <w:rFonts w:ascii="Times New Roman" w:hAnsi="Times New Roman"/>
+          <w:b w:val="0"/>
+          <w:i w:val="0"/>
+          <w:sz w:val="24"/>
+        </w:rPr>
+        <w:t xml:space="preserve">    1.6. Entity Framework Core (деректер қорымен жұмыс)</w:t>
+      </w:r>
+      <w:r>
+        <w:rPr>
+          <w:rFonts w:ascii="Times New Roman" w:hAnsi="Times New Roman" w:cs="Times New Roman"/>
+          <w:rFonts w:ascii="Times New Roman" w:hAnsi="Times New Roman"/>
+          <w:b w:val="0"/>
+          <w:i w:val="0"/>
+          <w:sz w:val="24"/>
+        </w:rPr>
+        <w:t xml:space="preserve"> ..... 8</w:t>
+      </w:r>
+    </w:p>
+    <w:p>
+      <w:pPr>
+        <w:spacing w:line="240" w:lineRule="auto" w:before="0" w:after="40"/>
+        <w:jc w:val="left"/>
+      </w:pPr>
+      <w:r>
+        <w:rPr>
+          <w:rFonts w:ascii="Times New Roman" w:hAnsi="Times New Roman" w:cs="Times New Roman"/>
+          <w:rFonts w:ascii="Times New Roman" w:hAnsi="Times New Roman"/>
+          <w:b w:val="0"/>
+          <w:i w:val="0"/>
+          <w:sz w:val="24"/>
+        </w:rPr>
+        <w:t xml:space="preserve">    1.7. ASP.NET Identity (аутентификация жүйесі)</w:t>
+      </w:r>
+      <w:r>
+        <w:rPr>
+          <w:rFonts w:ascii="Times New Roman" w:hAnsi="Times New Roman" w:cs="Times New Roman"/>
+          <w:rFonts w:ascii="Times New Roman" w:hAnsi="Times New Roman"/>
+          <w:b w:val="0"/>
+          <w:i w:val="0"/>
+          <w:sz w:val="24"/>
+        </w:rPr>
+        <w:t xml:space="preserve"> ........... 9</w:t>
+      </w:r>
+    </w:p>
+    <w:p>
+      <w:pPr>
+        <w:spacing w:line="240" w:lineRule="auto" w:before="0" w:after="40"/>
+        <w:jc w:val="left"/>
+      </w:pPr>
+      <w:r>
+        <w:rPr>
+          <w:rFonts w:ascii="Times New Roman" w:hAnsi="Times New Roman" w:cs="Times New Roman"/>
+          <w:rFonts w:ascii="Times New Roman" w:hAnsi="Times New Roman"/>
+          <w:b w:val="0"/>
+          <w:i w:val="0"/>
+          <w:sz w:val="24"/>
+        </w:rPr>
+        <w:t xml:space="preserve">    1.8. Repository паттерні</w:t>
+      </w:r>
+      <w:r>
+        <w:rPr>
+          <w:rFonts w:ascii="Times New Roman" w:hAnsi="Times New Roman" w:cs="Times New Roman"/>
+          <w:rFonts w:ascii="Times New Roman" w:hAnsi="Times New Roman"/>
+          <w:b w:val="0"/>
+          <w:i w:val="0"/>
+          <w:sz w:val="24"/>
+        </w:rPr>
+        <w:t xml:space="preserve"> ................................ 10</w:t>
+      </w:r>
+    </w:p>
+    <w:p>
+      <w:pPr>
+        <w:spacing w:line="240" w:lineRule="auto" w:before="0" w:after="40"/>
         <w:jc w:val="left"/>
       </w:pPr>
       <w:r>
@@ -622,15 +639,7 @@
           <w:sz w:val="24"/>
         </w:rPr>
         <w:t>2. Open Almaty Ideas проекті</w:t>
-        <w:tab/>
-        <w:t>11</w:t>
       </w:r>
-    </w:p>
-    <w:p>
-      <w:pPr>
-        <w:spacing w:before="20" w:after="20"/>
-        <w:jc w:val="left"/>
-      </w:pPr>
       <w:r>
         <w:rPr>
           <w:rFonts w:ascii="Times New Roman" w:hAnsi="Times New Roman" w:cs="Times New Roman"/>
@@ -639,14 +648,12 @@
           <w:i w:val="0"/>
           <w:sz w:val="24"/>
         </w:rPr>
-        <w:t xml:space="preserve">   2.1. Проектінің қысқаша сипаттамасы</w:t>
-        <w:tab/>
-        <w:t>11</w:t>
+        <w:t xml:space="preserve"> ................................ 11</w:t>
       </w:r>
     </w:p>
     <w:p>
       <w:pPr>
-        <w:spacing w:before="20" w:after="20"/>
+        <w:spacing w:line="240" w:lineRule="auto" w:before="0" w:after="40"/>
         <w:jc w:val="left"/>
       </w:pPr>
       <w:r>
@@ -657,16 +664,8 @@
           <w:i w:val="0"/>
           <w:sz w:val="24"/>
         </w:rPr>
-        <w:t xml:space="preserve">   2.2. Проектінің құрылымы</w:t>
-        <w:tab/>
-        <w:t>12</w:t>
+        <w:t xml:space="preserve">    2.1. Проектінің қысқаша сипаттамасы</w:t>
       </w:r>
-    </w:p>
-    <w:p>
-      <w:pPr>
-        <w:spacing w:before="20" w:after="20"/>
-        <w:jc w:val="left"/>
-      </w:pPr>
       <w:r>
         <w:rPr>
           <w:rFonts w:ascii="Times New Roman" w:hAnsi="Times New Roman" w:cs="Times New Roman"/>
@@ -675,14 +674,12 @@
           <w:i w:val="0"/>
           <w:sz w:val="24"/>
         </w:rPr>
-        <w:t xml:space="preserve">   2.3. Проектінің конфигурациясы (Program.cs)</w:t>
-        <w:tab/>
-        <w:t>13</w:t>
+        <w:t xml:space="preserve"> ..................... 11</w:t>
       </w:r>
     </w:p>
     <w:p>
       <w:pPr>
-        <w:spacing w:before="20" w:after="20"/>
+        <w:spacing w:line="240" w:lineRule="auto" w:before="0" w:after="40"/>
         <w:jc w:val="left"/>
       </w:pPr>
       <w:r>
@@ -693,16 +690,8 @@
           <w:i w:val="0"/>
           <w:sz w:val="24"/>
         </w:rPr>
-        <w:t xml:space="preserve">   2.4. Деректер қоры (AppDbContext)</w:t>
-        <w:tab/>
-        <w:t>14</w:t>
+        <w:t xml:space="preserve">    2.2. Проектінің құрылымы</w:t>
       </w:r>
-    </w:p>
-    <w:p>
-      <w:pPr>
-        <w:spacing w:before="20" w:after="20"/>
-        <w:jc w:val="left"/>
-      </w:pPr>
       <w:r>
         <w:rPr>
           <w:rFonts w:ascii="Times New Roman" w:hAnsi="Times New Roman" w:cs="Times New Roman"/>
@@ -711,14 +700,12 @@
           <w:i w:val="0"/>
           <w:sz w:val="24"/>
         </w:rPr>
-        <w:t xml:space="preserve">   2.5. Proposals контроллері</w:t>
-        <w:tab/>
-        <w:t>15</w:t>
+        <w:t xml:space="preserve"> ................................ 12</w:t>
       </w:r>
     </w:p>
     <w:p>
       <w:pPr>
-        <w:spacing w:before="20" w:after="20"/>
+        <w:spacing w:line="240" w:lineRule="auto" w:before="0" w:after="40"/>
         <w:jc w:val="left"/>
       </w:pPr>
       <w:r>
@@ -729,16 +716,8 @@
           <w:i w:val="0"/>
           <w:sz w:val="24"/>
         </w:rPr>
-        <w:t xml:space="preserve">   2.6. Account контроллері</w:t>
-        <w:tab/>
-        <w:t>17</w:t>
+        <w:t xml:space="preserve">    2.3. Проектінің конфигурациясы (Program.cs)</w:t>
       </w:r>
-    </w:p>
-    <w:p>
-      <w:pPr>
-        <w:spacing w:before="20" w:after="20"/>
-        <w:jc w:val="left"/>
-      </w:pPr>
       <w:r>
         <w:rPr>
           <w:rFonts w:ascii="Times New Roman" w:hAnsi="Times New Roman" w:cs="Times New Roman"/>
@@ -747,14 +726,142 @@
           <w:i w:val="0"/>
           <w:sz w:val="24"/>
         </w:rPr>
-        <w:t xml:space="preserve">   2.7. Карта беті (Map)</w:t>
-        <w:tab/>
-        <w:t>18</w:t>
+        <w:t xml:space="preserve"> ............. 13</w:t>
       </w:r>
     </w:p>
     <w:p>
       <w:pPr>
-        <w:spacing w:before="20" w:after="20"/>
+        <w:spacing w:line="240" w:lineRule="auto" w:before="0" w:after="40"/>
+        <w:jc w:val="left"/>
+      </w:pPr>
+      <w:r>
+        <w:rPr>
+          <w:rFonts w:ascii="Times New Roman" w:hAnsi="Times New Roman" w:cs="Times New Roman"/>
+          <w:rFonts w:ascii="Times New Roman" w:hAnsi="Times New Roman"/>
+          <w:b w:val="0"/>
+          <w:i w:val="0"/>
+          <w:sz w:val="24"/>
+        </w:rPr>
+        <w:t xml:space="preserve">    2.4. Деректер қоры (AppDbContext)</w:t>
+      </w:r>
+      <w:r>
+        <w:rPr>
+          <w:rFonts w:ascii="Times New Roman" w:hAnsi="Times New Roman" w:cs="Times New Roman"/>
+          <w:rFonts w:ascii="Times New Roman" w:hAnsi="Times New Roman"/>
+          <w:b w:val="0"/>
+          <w:i w:val="0"/>
+          <w:sz w:val="24"/>
+        </w:rPr>
+        <w:t xml:space="preserve"> ....................... 14</w:t>
+      </w:r>
+    </w:p>
+    <w:p>
+      <w:pPr>
+        <w:spacing w:line="240" w:lineRule="auto" w:before="0" w:after="40"/>
+        <w:jc w:val="left"/>
+      </w:pPr>
+      <w:r>
+        <w:rPr>
+          <w:rFonts w:ascii="Times New Roman" w:hAnsi="Times New Roman" w:cs="Times New Roman"/>
+          <w:rFonts w:ascii="Times New Roman" w:hAnsi="Times New Roman"/>
+          <w:b w:val="0"/>
+          <w:i w:val="0"/>
+          <w:sz w:val="24"/>
+        </w:rPr>
+        <w:t xml:space="preserve">    2.5. Proposals контроллері</w:t>
+      </w:r>
+      <w:r>
+        <w:rPr>
+          <w:rFonts w:ascii="Times New Roman" w:hAnsi="Times New Roman" w:cs="Times New Roman"/>
+          <w:rFonts w:ascii="Times New Roman" w:hAnsi="Times New Roman"/>
+          <w:b w:val="0"/>
+          <w:i w:val="0"/>
+          <w:sz w:val="24"/>
+        </w:rPr>
+        <w:t xml:space="preserve"> .............................. 15</w:t>
+      </w:r>
+    </w:p>
+    <w:p>
+      <w:pPr>
+        <w:spacing w:line="240" w:lineRule="auto" w:before="0" w:after="40"/>
+        <w:jc w:val="left"/>
+      </w:pPr>
+      <w:r>
+        <w:rPr>
+          <w:rFonts w:ascii="Times New Roman" w:hAnsi="Times New Roman" w:cs="Times New Roman"/>
+          <w:rFonts w:ascii="Times New Roman" w:hAnsi="Times New Roman"/>
+          <w:b w:val="0"/>
+          <w:i w:val="0"/>
+          <w:sz w:val="24"/>
+        </w:rPr>
+        <w:t xml:space="preserve">    2.6. Account контроллері</w:t>
+      </w:r>
+      <w:r>
+        <w:rPr>
+          <w:rFonts w:ascii="Times New Roman" w:hAnsi="Times New Roman" w:cs="Times New Roman"/>
+          <w:rFonts w:ascii="Times New Roman" w:hAnsi="Times New Roman"/>
+          <w:b w:val="0"/>
+          <w:i w:val="0"/>
+          <w:sz w:val="24"/>
+        </w:rPr>
+        <w:t xml:space="preserve"> ................................ 17</w:t>
+      </w:r>
+    </w:p>
+    <w:p>
+      <w:pPr>
+        <w:spacing w:line="240" w:lineRule="auto" w:before="0" w:after="40"/>
+        <w:jc w:val="left"/>
+      </w:pPr>
+      <w:r>
+        <w:rPr>
+          <w:rFonts w:ascii="Times New Roman" w:hAnsi="Times New Roman" w:cs="Times New Roman"/>
+          <w:rFonts w:ascii="Times New Roman" w:hAnsi="Times New Roman"/>
+          <w:b w:val="0"/>
+          <w:i w:val="0"/>
+          <w:sz w:val="24"/>
+        </w:rPr>
+        <w:t xml:space="preserve">    2.7. Карта беті (MapController)</w:t>
+      </w:r>
+      <w:r>
+        <w:rPr>
+          <w:rFonts w:ascii="Times New Roman" w:hAnsi="Times New Roman" w:cs="Times New Roman"/>
+          <w:rFonts w:ascii="Times New Roman" w:hAnsi="Times New Roman"/>
+          <w:b w:val="0"/>
+          <w:i w:val="0"/>
+          <w:sz w:val="24"/>
+        </w:rPr>
+        <w:t xml:space="preserve"> ......................... 18</w:t>
+      </w:r>
+    </w:p>
+    <w:p>
+      <w:pPr>
+        <w:spacing w:line="240" w:lineRule="auto" w:before="0" w:after="40"/>
+        <w:jc w:val="left"/>
+      </w:pPr>
+      <w:r>
+        <w:rPr>
+          <w:rFonts w:ascii="Times New Roman" w:hAnsi="Times New Roman" w:cs="Times New Roman"/>
+          <w:rFonts w:ascii="Times New Roman" w:hAnsi="Times New Roman"/>
+          <w:b w:val="0"/>
+          <w:i w:val="0"/>
+          <w:sz w:val="24"/>
+        </w:rPr>
+        <w:t xml:space="preserve">    2.8. Локализация жүйесі</w:t>
+      </w:r>
+      <w:r>
+        <w:rPr>
+          <w:rFonts w:ascii="Times New Roman" w:hAnsi="Times New Roman" w:cs="Times New Roman"/>
+          <w:rFonts w:ascii="Times New Roman" w:hAnsi="Times New Roman"/>
+          <w:b w:val="0"/>
+          <w:i w:val="0"/>
+          <w:sz w:val="24"/>
+        </w:rPr>
+        <w:t xml:space="preserve"> ................................. 19</w:t>
+      </w:r>
+    </w:p>
+    <w:p>
+      <w:pPr>
+        <w:spacing w:line="240" w:lineRule="auto" w:before="0" w:after="40"/>
         <w:jc w:val="left"/>
       </w:pPr>
       <w:r>
@@ -766,13 +873,21 @@
           <w:sz w:val="24"/>
         </w:rPr>
         <w:t>Қорытынды</w:t>
-        <w:tab/>
-        <w:t>19</w:t>
+      </w:r>
+      <w:r>
+        <w:rPr>
+          <w:rFonts w:ascii="Times New Roman" w:hAnsi="Times New Roman" w:cs="Times New Roman"/>
+          <w:rFonts w:ascii="Times New Roman" w:hAnsi="Times New Roman"/>
+          <w:b w:val="0"/>
+          <w:i w:val="0"/>
+          <w:sz w:val="24"/>
+        </w:rPr>
+        <w:t xml:space="preserve"> ................................................... 20</w:t>
       </w:r>
     </w:p>
     <w:p>
       <w:pPr>
-        <w:spacing w:before="20" w:after="20"/>
+        <w:spacing w:line="240" w:lineRule="auto" w:before="0" w:after="40"/>
         <w:jc w:val="left"/>
       </w:pPr>
       <w:r>
@@ -784,13 +899,21 @@
           <w:sz w:val="24"/>
         </w:rPr>
         <w:t>Әдебиеттер тізімі</w:t>
-        <w:tab/>
-        <w:t>20</w:t>
+      </w:r>
+      <w:r>
+        <w:rPr>
+          <w:rFonts w:ascii="Times New Roman" w:hAnsi="Times New Roman" w:cs="Times New Roman"/>
+          <w:rFonts w:ascii="Times New Roman" w:hAnsi="Times New Roman"/>
+          <w:b w:val="0"/>
+          <w:i w:val="0"/>
+          <w:sz w:val="24"/>
+        </w:rPr>
+        <w:t xml:space="preserve"> ........................................... 21</w:t>
       </w:r>
     </w:p>
     <w:p>
       <w:pPr>
-        <w:spacing w:before="20" w:after="20"/>
+        <w:spacing w:line="240" w:lineRule="auto" w:before="0" w:after="40"/>
         <w:jc w:val="left"/>
       </w:pPr>
       <w:r>
@@ -802,8 +925,16 @@
           <w:sz w:val="24"/>
         </w:rPr>
         <w:t>ҚОСЫМША</w:t>
-        <w:tab/>
-        <w:t>21</w:t>
+      </w:r>
+      <w:r>
+        <w:rPr>
+          <w:rFonts w:ascii="Times New Roman" w:hAnsi="Times New Roman" w:cs="Times New Roman"/>
+          <w:rFonts w:ascii="Times New Roman" w:hAnsi="Times New Roman"/>
+          <w:b w:val="0"/>
+          <w:i w:val="0"/>
+          <w:sz w:val="24"/>
+        </w:rPr>
+        <w:t xml:space="preserve"> ..................................................... 22</w:t>
       </w:r>
     </w:p>
     <w:p>
@@ -813,7 +944,7 @@
     </w:p>
     <w:p>
       <w:pPr>
-        <w:spacing w:before="240" w:after="120" w:line="360" w:lineRule="exact"/>
+        <w:spacing w:line="240" w:lineRule="auto" w:before="200" w:after="100"/>
         <w:jc w:val="left"/>
       </w:pPr>
       <w:r>
@@ -829,9 +960,9 @@
     </w:p>
     <w:p>
       <w:pPr>
-        <w:spacing w:before="0" w:after="80" w:line="360" w:lineRule="exact"/>
+        <w:spacing w:line="240" w:lineRule="auto" w:before="0" w:after="60"/>
         <w:ind w:firstLine="709"/>
-        <w:jc w:val="left"/>
+        <w:jc w:val="both"/>
       </w:pPr>
       <w:r>
         <w:rPr>
@@ -841,14 +972,14 @@
           <w:i w:val="0"/>
           <w:sz w:val="24"/>
         </w:rPr>
-        <w:t>ASP.NET Core — бұл Microsoft корпорациясы жасаған, кроссплатформалық, жоғары өнімді, open-source веб-қосымшаларды әзірлеуге арналған фреймворк. ASP.NET Core бағдарламалау технологиясы C# тілінде жазылған бағдарламалардың серверлік жағын жасауға мүмкіндік береді. Бүгінгі таңда ASP.NET Core бүкіл әлемдегі миллиондаған веб-сайттарда қолданылады. Microsoft Azure, GitHub, StackOverflow және басқа да ірі платформалар .NET технологиясы негізінде жасалған.</w:t>
+        <w:t>ASP.NET Core — бұл Microsoft корпорациясы жасаған, кроссплатформалық, жоғары өнімді, open-source веб-қосымшаларды әзірлеуге арналған фреймворк. ASP.NET Core C# бағдарламалау тілінде жазылған бағдарламалардың серверлік жағын жасауға мүмкіндік береді. Бүгінгі таңда ASP.NET Core бүкіл әлемдегі миллиондаған веб-сайттарда қолданылады. Microsoft Azure, GitHub, StackOverflow және басқа да ірі платформалар .NET технологиясы негізінде жасалған.</w:t>
       </w:r>
     </w:p>
     <w:p>
       <w:pPr>
-        <w:spacing w:before="0" w:after="80" w:line="360" w:lineRule="exact"/>
+        <w:spacing w:line="240" w:lineRule="auto" w:before="0" w:after="60"/>
         <w:ind w:firstLine="709"/>
-        <w:jc w:val="left"/>
+        <w:jc w:val="both"/>
       </w:pPr>
       <w:r>
         <w:rPr>
@@ -863,9 +994,9 @@
     </w:p>
     <w:p>
       <w:pPr>
-        <w:spacing w:before="0" w:after="80" w:line="360" w:lineRule="exact"/>
+        <w:spacing w:line="240" w:lineRule="auto" w:before="0" w:after="60"/>
         <w:ind w:firstLine="709"/>
-        <w:jc w:val="left"/>
+        <w:jc w:val="both"/>
       </w:pPr>
       <w:r>
         <w:rPr>
@@ -875,7 +1006,7 @@
           <w:i w:val="0"/>
           <w:sz w:val="24"/>
         </w:rPr>
-        <w:t>Жұмысты орындау барысында алдымен кіріспе ретінде ASP.NET Core технологиясы туралы теориялық мәліметтер берілген: тарихы, негізгі мүмкіндіктері, MVC паттерні, Entity Framework Core арқылы деректер қорымен жұмыс, ASP.NET Identity аутентификация жүйесі және Repository паттерні қарастырылған. Одан кейін «Open Almaty Ideas» проектінің толық сипаттамасы, архитектурасы, контроллерлері және негізгі компоненттері талданған.</w:t>
+        <w:t>Жұмысты орындау барысында алдымен кіріспе ретінде ASP.NET Core технологиясы туралы теориялық мәліметтер берілген: тарихы, негізгі мүмкіндіктері, MVC паттерні, Entity Framework Core арқылы деректер қорымен жұмыс, ASP.NET Identity аутентификация жүйесі және Repository паттерні қарастырылған. Одан кейін «Open Almaty Ideas» проектінің толық сипаттамасы, архитектурасы және негізгі компоненттері талданған.</w:t>
       </w:r>
     </w:p>
     <w:p>
@@ -885,7 +1016,7 @@
     </w:p>
     <w:p>
       <w:pPr>
-        <w:spacing w:before="240" w:after="120" w:line="360" w:lineRule="exact"/>
+        <w:spacing w:line="240" w:lineRule="auto" w:before="200" w:after="100"/>
         <w:jc w:val="left"/>
       </w:pPr>
       <w:r>
@@ -901,7 +1032,7 @@
     </w:p>
     <w:p>
       <w:pPr>
-        <w:spacing w:before="240" w:after="120" w:line="360" w:lineRule="exact"/>
+        <w:spacing w:line="240" w:lineRule="auto" w:before="200" w:after="100"/>
         <w:jc w:val="left"/>
       </w:pPr>
       <w:r>
@@ -917,7 +1048,7 @@
     </w:p>
     <w:p>
       <w:pPr>
-        <w:spacing w:before="120" w:after="80" w:line="360" w:lineRule="exact"/>
+        <w:spacing w:line="240" w:lineRule="auto" w:before="120" w:after="60"/>
         <w:jc w:val="left"/>
       </w:pPr>
       <w:r>
@@ -933,9 +1064,9 @@
     </w:p>
     <w:p>
       <w:pPr>
-        <w:spacing w:before="0" w:after="80" w:line="360" w:lineRule="exact"/>
+        <w:spacing w:line="240" w:lineRule="auto" w:before="0" w:after="60"/>
         <w:ind w:firstLine="709"/>
-        <w:jc w:val="left"/>
+        <w:jc w:val="both"/>
       </w:pPr>
       <w:r>
         <w:rPr>
@@ -945,14 +1076,14 @@
           <w:i w:val="0"/>
           <w:sz w:val="24"/>
         </w:rPr>
-        <w:t>ASP.NET Core — бұл Microsoft компаниясы жасаған, C# бағдарламалау тілінде қолданылатын, кроссплатформалық (Windows, Linux, macOS) веб-қосымшаларды және API жасауға арналған open-source фреймворк. ASP.NET Core — классикалық ASP.NET Framework-тің толықтай қайта жазылған заманауи нұсқасы.</w:t>
+        <w:t>ASP.NET Core — Microsoft компаниясы жасаған, C# бағдарламалау тілінде қолданылатын, кроссплатформалық (Windows, Linux, macOS) веб-қосымшаларды және API жасауға арналған open-source фреймворк. ASP.NET Core — классикалық ASP.NET Framework-тің толықтай қайта жазылған заманауи нұсқасы [1].</w:t>
       </w:r>
     </w:p>
     <w:p>
       <w:pPr>
-        <w:spacing w:before="0" w:after="80" w:line="360" w:lineRule="exact"/>
+        <w:spacing w:line="240" w:lineRule="auto" w:before="0" w:after="60"/>
         <w:ind w:firstLine="709"/>
-        <w:jc w:val="left"/>
+        <w:jc w:val="both"/>
       </w:pPr>
       <w:r>
         <w:rPr>
@@ -967,9 +1098,9 @@
     </w:p>
     <w:p>
       <w:pPr>
-        <w:pStyle w:val="ListBullet"/>
-        <w:spacing w:before="20" w:after="20"/>
-        <w:ind w:left="709"/>
+        <w:spacing w:line="240" w:lineRule="auto" w:before="0" w:after="40"/>
+        <w:ind w:left="935" w:hanging="227"/>
+        <w:jc w:val="both"/>
       </w:pPr>
       <w:r>
         <w:rPr>
@@ -979,14 +1110,14 @@
           <w:i w:val="0"/>
           <w:sz w:val="24"/>
         </w:rPr>
-        <w:t>Кроссплатформалық — Windows, Linux және macOS-та жұмыс жасайды.</w:t>
+        <w:t>— Кроссплатформалық — Windows, Linux және macOS-та жұмыс жасайды.</w:t>
       </w:r>
     </w:p>
     <w:p>
       <w:pPr>
-        <w:pStyle w:val="ListBullet"/>
-        <w:spacing w:before="20" w:after="20"/>
-        <w:ind w:left="709"/>
+        <w:spacing w:line="240" w:lineRule="auto" w:before="0" w:after="40"/>
+        <w:ind w:left="935" w:hanging="227"/>
+        <w:jc w:val="both"/>
       </w:pPr>
       <w:r>
         <w:rPr>
@@ -996,14 +1127,14 @@
           <w:i w:val="0"/>
           <w:sz w:val="24"/>
         </w:rPr>
-        <w:t>Жоғары өнімді — TechEmpower тестілері бойынша дүниежүзіндегі ең жылдам веб-фреймворктардың бірі.</w:t>
+        <w:t>— Жоғары өнімді — TechEmpower тестілері бойынша дүниежүзіндегі ең жылдам веб-фреймворктардың бірі.</w:t>
       </w:r>
     </w:p>
     <w:p>
       <w:pPr>
-        <w:pStyle w:val="ListBullet"/>
-        <w:spacing w:before="20" w:after="20"/>
-        <w:ind w:left="709"/>
+        <w:spacing w:line="240" w:lineRule="auto" w:before="0" w:after="40"/>
+        <w:ind w:left="935" w:hanging="227"/>
+        <w:jc w:val="both"/>
       </w:pPr>
       <w:r>
         <w:rPr>
@@ -1013,14 +1144,14 @@
           <w:i w:val="0"/>
           <w:sz w:val="24"/>
         </w:rPr>
-        <w:t>Open-source — GitHub-та ашық кодта жарияланған (github.com/dotnet/aspnetcore).</w:t>
+        <w:t>— Open-source — GitHub-та ашық кодта жарияланған (github.com/dotnet/aspnetcore).</w:t>
       </w:r>
     </w:p>
     <w:p>
       <w:pPr>
-        <w:pStyle w:val="ListBullet"/>
-        <w:spacing w:before="20" w:after="20"/>
-        <w:ind w:left="709"/>
+        <w:spacing w:line="240" w:lineRule="auto" w:before="0" w:after="40"/>
+        <w:ind w:left="935" w:hanging="227"/>
+        <w:jc w:val="both"/>
       </w:pPr>
       <w:r>
         <w:rPr>
@@ -1030,14 +1161,14 @@
           <w:i w:val="0"/>
           <w:sz w:val="24"/>
         </w:rPr>
-        <w:t>Біріктірілген DI (Dependency Injection) жүйесі кіріктірілген.</w:t>
+        <w:t>— Кіріктірілген Dependency Injection (DI) контейнері бар.</w:t>
       </w:r>
     </w:p>
     <w:p>
       <w:pPr>
-        <w:pStyle w:val="ListBullet"/>
-        <w:spacing w:before="20" w:after="20"/>
-        <w:ind w:left="709"/>
+        <w:spacing w:line="240" w:lineRule="auto" w:before="0" w:after="40"/>
+        <w:ind w:left="935" w:hanging="227"/>
+        <w:jc w:val="both"/>
       </w:pPr>
       <w:r>
         <w:rPr>
@@ -1047,14 +1178,14 @@
           <w:i w:val="0"/>
           <w:sz w:val="24"/>
         </w:rPr>
-        <w:t>Middleware pipeline арқылы сұраныстарды өңдеу жүйесі.</w:t>
+        <w:t>— Middleware pipeline арқылы сұраныстарды өңдеу жүйесі қарастырылған.</w:t>
       </w:r>
     </w:p>
     <w:p>
       <w:pPr>
-        <w:pStyle w:val="ListBullet"/>
-        <w:spacing w:before="20" w:after="20"/>
-        <w:ind w:left="709"/>
+        <w:spacing w:line="240" w:lineRule="auto" w:before="0" w:after="40"/>
+        <w:ind w:left="935" w:hanging="227"/>
+        <w:jc w:val="both"/>
       </w:pPr>
       <w:r>
         <w:rPr>
@@ -1064,14 +1195,14 @@
           <w:i w:val="0"/>
           <w:sz w:val="24"/>
         </w:rPr>
-        <w:t>Razor Views — серверлік шаблондар жүйесі.</w:t>
+        <w:t>— Razor Views — серверлік шаблондар жүйесі.</w:t>
       </w:r>
     </w:p>
     <w:p>
       <w:pPr>
-        <w:pStyle w:val="ListBullet"/>
-        <w:spacing w:before="20" w:after="20"/>
-        <w:ind w:left="709"/>
+        <w:spacing w:line="240" w:lineRule="auto" w:before="0" w:after="40"/>
+        <w:ind w:left="935" w:hanging="227"/>
+        <w:jc w:val="both"/>
       </w:pPr>
       <w:r>
         <w:rPr>
@@ -1081,12 +1212,12 @@
           <w:i w:val="0"/>
           <w:sz w:val="24"/>
         </w:rPr>
-        <w:t>Entity Framework Core — ORM деректер қорымен жұмыс жасайды.</w:t>
+        <w:t>— Entity Framework Core — ORM деректер қорымен жұмыс жасайды.</w:t>
       </w:r>
     </w:p>
     <w:p>
       <w:pPr>
-        <w:spacing w:before="120" w:after="80" w:line="360" w:lineRule="exact"/>
+        <w:spacing w:line="240" w:lineRule="auto" w:before="120" w:after="60"/>
         <w:jc w:val="left"/>
       </w:pPr>
       <w:r>
@@ -1102,9 +1233,9 @@
     </w:p>
     <w:p>
       <w:pPr>
-        <w:spacing w:before="0" w:after="80" w:line="360" w:lineRule="exact"/>
+        <w:spacing w:line="240" w:lineRule="auto" w:before="0" w:after="60"/>
         <w:ind w:firstLine="709"/>
-        <w:jc w:val="left"/>
+        <w:jc w:val="both"/>
       </w:pPr>
       <w:r>
         <w:rPr>
@@ -1114,14 +1245,14 @@
           <w:i w:val="0"/>
           <w:sz w:val="24"/>
         </w:rPr>
-        <w:t>ASP.NET-тің тарихы 2002 жылы басталды. Microsoft корпорациясы .NET Framework платформасымен бірге алғашқы ASP.NET-ті шығарды. 2016 жылы Microsoft ASP.NET Core 1.0 атымен толықтай қайта жазылған, кроссплатформалық нұсқасын шығарды. Бұл нұсқа Windows-қа ғана тәуелді болған ескі ASP.NET Framework-тен мүлдем өзгеше болды.</w:t>
+        <w:t>ASP.NET-тің тарихы 2002 жылы басталды. Microsoft корпорациясы .NET Framework платформасымен бірге алғашқы ASP.NET нұсқасын шығарды. 2016 жылы Microsoft ASP.NET Core 1.0 атымен толықтай қайта жазылған, кроссплатформалық нұсқасын шығарды. Бұл нұсқа Windows-қа ғана тәуелді болған ескі ASP.NET Framework-тен мүлдем өзгеше болды [2].</w:t>
       </w:r>
     </w:p>
     <w:p>
       <w:pPr>
-        <w:spacing w:before="0" w:after="80" w:line="360" w:lineRule="exact"/>
-        <w:ind w:firstLine="709"/>
-        <w:jc w:val="left"/>
+        <w:spacing w:line="240" w:lineRule="auto" w:before="0" w:after="40"/>
+        <w:ind w:left="935" w:hanging="227"/>
+        <w:jc w:val="both"/>
       </w:pPr>
       <w:r>
         <w:rPr>
@@ -1131,14 +1262,14 @@
           <w:i w:val="0"/>
           <w:sz w:val="24"/>
         </w:rPr>
-        <w:t>Негізгі шығарылым кезеңдері:</w:t>
+        <w:t>— ASP.NET 1.0 (2002) — алғашқы нұсқа, тек Windows платформасы.</w:t>
       </w:r>
     </w:p>
     <w:p>
       <w:pPr>
-        <w:pStyle w:val="ListBullet"/>
-        <w:spacing w:before="20" w:after="20"/>
-        <w:ind w:left="709"/>
+        <w:spacing w:line="240" w:lineRule="auto" w:before="0" w:after="40"/>
+        <w:ind w:left="935" w:hanging="227"/>
+        <w:jc w:val="both"/>
       </w:pPr>
       <w:r>
         <w:rPr>
@@ -1148,14 +1279,14 @@
           <w:i w:val="0"/>
           <w:sz w:val="24"/>
         </w:rPr>
-        <w:t>ASP.NET 1.0 (2002) — алғашқы нұсқа, тек Windows.</w:t>
+        <w:t>— ASP.NET MVC (2009) — MVC паттернін қолданатын нұсқасы шықты.</w:t>
       </w:r>
     </w:p>
     <w:p>
       <w:pPr>
-        <w:pStyle w:val="ListBullet"/>
-        <w:spacing w:before="20" w:after="20"/>
-        <w:ind w:left="709"/>
+        <w:spacing w:line="240" w:lineRule="auto" w:before="0" w:after="40"/>
+        <w:ind w:left="935" w:hanging="227"/>
+        <w:jc w:val="both"/>
       </w:pPr>
       <w:r>
         <w:rPr>
@@ -1165,14 +1296,14 @@
           <w:i w:val="0"/>
           <w:sz w:val="24"/>
         </w:rPr>
-        <w:t>ASP.NET MVC (2009) — MVC паттернін қолданатын нұсқа.</w:t>
+        <w:t>— ASP.NET Core 1.0 (2016) — кроссплатформалық, толықтай жаңа фреймворк.</w:t>
       </w:r>
     </w:p>
     <w:p>
       <w:pPr>
-        <w:pStyle w:val="ListBullet"/>
-        <w:spacing w:before="20" w:after="20"/>
-        <w:ind w:left="709"/>
+        <w:spacing w:line="240" w:lineRule="auto" w:before="0" w:after="40"/>
+        <w:ind w:left="935" w:hanging="227"/>
+        <w:jc w:val="both"/>
       </w:pPr>
       <w:r>
         <w:rPr>
@@ -1182,14 +1313,14 @@
           <w:i w:val="0"/>
           <w:sz w:val="24"/>
         </w:rPr>
-        <w:t>ASP.NET Core 1.0 (2016) — кроссплатформалық, толықтай жаңа фреймворк.</w:t>
+        <w:t>— ASP.NET Core 2.x (2017–2018) — Razor Pages, SignalR кіріктірілді.</w:t>
       </w:r>
     </w:p>
     <w:p>
       <w:pPr>
-        <w:pStyle w:val="ListBullet"/>
-        <w:spacing w:before="20" w:after="20"/>
-        <w:ind w:left="709"/>
+        <w:spacing w:line="240" w:lineRule="auto" w:before="0" w:after="40"/>
+        <w:ind w:left="935" w:hanging="227"/>
+        <w:jc w:val="both"/>
       </w:pPr>
       <w:r>
         <w:rPr>
@@ -1199,14 +1330,14 @@
           <w:i w:val="0"/>
           <w:sz w:val="24"/>
         </w:rPr>
-        <w:t>ASP.NET Core 2.x (2017–2018) — Razor Pages, SignalR қосылды.</w:t>
+        <w:t>— ASP.NET Core 3.x (2019) — .NET Core 3.0-мен бірге шықты, gRPC қолдауы қосылды.</w:t>
       </w:r>
     </w:p>
     <w:p>
       <w:pPr>
-        <w:pStyle w:val="ListBullet"/>
-        <w:spacing w:before="20" w:after="20"/>
-        <w:ind w:left="709"/>
+        <w:spacing w:line="240" w:lineRule="auto" w:before="0" w:after="40"/>
+        <w:ind w:left="935" w:hanging="227"/>
+        <w:jc w:val="both"/>
       </w:pPr>
       <w:r>
         <w:rPr>
@@ -1216,14 +1347,14 @@
           <w:i w:val="0"/>
           <w:sz w:val="24"/>
         </w:rPr>
-        <w:t>ASP.NET Core 3.x (2019) — .NET Core 3.0-мен бірге, gRPC қолдауы.</w:t>
+        <w:t>— ASP.NET Core 5–9 (2020–2024) — жыл сайынғы шығарылымдар, өнімділік жақсартулары.</w:t>
       </w:r>
     </w:p>
     <w:p>
       <w:pPr>
-        <w:pStyle w:val="ListBullet"/>
-        <w:spacing w:before="20" w:after="20"/>
-        <w:ind w:left="709"/>
+        <w:spacing w:line="240" w:lineRule="auto" w:before="0" w:after="40"/>
+        <w:ind w:left="935" w:hanging="227"/>
+        <w:jc w:val="both"/>
       </w:pPr>
       <w:r>
         <w:rPr>
@@ -1233,29 +1364,12 @@
           <w:i w:val="0"/>
           <w:sz w:val="24"/>
         </w:rPr>
-        <w:t>ASP.NET Core 5–9 (2020–2024) — жыл сайынғы шығарылымдар, өнімділік жақсартулары.</w:t>
+        <w:t>— ASP.NET Core 10 (2025) — ең соңғы LTS нұсқасы, осы жұмыста қолданылды.</w:t>
       </w:r>
     </w:p>
     <w:p>
       <w:pPr>
-        <w:pStyle w:val="ListBullet"/>
-        <w:spacing w:before="20" w:after="20"/>
-        <w:ind w:left="709"/>
-      </w:pPr>
-      <w:r>
-        <w:rPr>
-          <w:rFonts w:ascii="Times New Roman" w:hAnsi="Times New Roman" w:cs="Times New Roman"/>
-          <w:rFonts w:ascii="Times New Roman" w:hAnsi="Times New Roman"/>
-          <w:b w:val="0"/>
-          <w:i w:val="0"/>
-          <w:sz w:val="24"/>
-        </w:rPr>
-        <w:t>ASP.NET Core 10 (2025) — ең соңғы LTS нұсқасы, осы жұмыста қолданылды.</w:t>
-      </w:r>
-    </w:p>
-    <w:p>
-      <w:pPr>
-        <w:spacing w:before="120" w:after="80" w:line="360" w:lineRule="exact"/>
+        <w:spacing w:line="240" w:lineRule="auto" w:before="120" w:after="60"/>
         <w:jc w:val="left"/>
       </w:pPr>
       <w:r>
@@ -1271,9 +1385,9 @@
     </w:p>
     <w:p>
       <w:pPr>
-        <w:spacing w:before="0" w:after="80" w:line="360" w:lineRule="exact"/>
+        <w:spacing w:line="240" w:lineRule="auto" w:before="0" w:after="60"/>
         <w:ind w:firstLine="709"/>
-        <w:jc w:val="left"/>
+        <w:jc w:val="both"/>
       </w:pPr>
       <w:r>
         <w:rPr>
@@ -1283,14 +1397,14 @@
           <w:i w:val="0"/>
           <w:sz w:val="24"/>
         </w:rPr>
-        <w:t>ASP.NET Core технологиясының негізгі қолдану салалары:</w:t>
+        <w:t>ASP.NET Core технологиясының негізгі қолдану салалары [3]:</w:t>
       </w:r>
     </w:p>
     <w:p>
       <w:pPr>
-        <w:pStyle w:val="ListBullet"/>
-        <w:spacing w:before="20" w:after="20"/>
-        <w:ind w:left="709"/>
+        <w:spacing w:line="240" w:lineRule="auto" w:before="0" w:after="40"/>
+        <w:ind w:left="935" w:hanging="227"/>
+        <w:jc w:val="both"/>
       </w:pPr>
       <w:r>
         <w:rPr>
@@ -1300,14 +1414,14 @@
           <w:i w:val="0"/>
           <w:sz w:val="24"/>
         </w:rPr>
-        <w:t>Веб-сайттар және веб-қосымшалар (MVC, Razor Pages).</w:t>
+        <w:t>— Веб-сайттар және веб-қосымшалар (MVC, Razor Pages).</w:t>
       </w:r>
     </w:p>
     <w:p>
       <w:pPr>
-        <w:pStyle w:val="ListBullet"/>
-        <w:spacing w:before="20" w:after="20"/>
-        <w:ind w:left="709"/>
+        <w:spacing w:line="240" w:lineRule="auto" w:before="0" w:after="40"/>
+        <w:ind w:left="935" w:hanging="227"/>
+        <w:jc w:val="both"/>
       </w:pPr>
       <w:r>
         <w:rPr>
@@ -1317,14 +1431,14 @@
           <w:i w:val="0"/>
           <w:sz w:val="24"/>
         </w:rPr>
-        <w:t>RESTful API және микросервистер (Web API).</w:t>
+        <w:t>— RESTful API және микросервистер (Web API).</w:t>
       </w:r>
     </w:p>
     <w:p>
       <w:pPr>
-        <w:pStyle w:val="ListBullet"/>
-        <w:spacing w:before="20" w:after="20"/>
-        <w:ind w:left="709"/>
+        <w:spacing w:line="240" w:lineRule="auto" w:before="0" w:after="40"/>
+        <w:ind w:left="935" w:hanging="227"/>
+        <w:jc w:val="both"/>
       </w:pPr>
       <w:r>
         <w:rPr>
@@ -1334,14 +1448,14 @@
           <w:i w:val="0"/>
           <w:sz w:val="24"/>
         </w:rPr>
-        <w:t>Нақты уақыттағы қосымшалар (SignalR — чат, хабарламалар).</w:t>
+        <w:t>— Нақты уақыттағы қосымшалар (SignalR — чат, хабарламалар жүйесі).</w:t>
       </w:r>
     </w:p>
     <w:p>
       <w:pPr>
-        <w:pStyle w:val="ListBullet"/>
-        <w:spacing w:before="20" w:after="20"/>
-        <w:ind w:left="709"/>
+        <w:spacing w:line="240" w:lineRule="auto" w:before="0" w:after="40"/>
+        <w:ind w:left="935" w:hanging="227"/>
+        <w:jc w:val="both"/>
       </w:pPr>
       <w:r>
         <w:rPr>
@@ -1351,14 +1465,14 @@
           <w:i w:val="0"/>
           <w:sz w:val="24"/>
         </w:rPr>
-        <w:t>Бұлтты қосымшалар (Azure, AWS, Google Cloud).</w:t>
+        <w:t>— Бұлтты қосымшалар (Azure, AWS, Google Cloud).</w:t>
       </w:r>
     </w:p>
     <w:p>
       <w:pPr>
-        <w:pStyle w:val="ListBullet"/>
-        <w:spacing w:before="20" w:after="20"/>
-        <w:ind w:left="709"/>
+        <w:spacing w:line="240" w:lineRule="auto" w:before="0" w:after="40"/>
+        <w:ind w:left="935" w:hanging="227"/>
+        <w:jc w:val="both"/>
       </w:pPr>
       <w:r>
         <w:rPr>
@@ -1368,14 +1482,14 @@
           <w:i w:val="0"/>
           <w:sz w:val="24"/>
         </w:rPr>
-        <w:t>gRPC сервистері.</w:t>
+        <w:t>— Blazor — C# тілінде браузерде жұмыс жасайтын SPA қосымшалар.</w:t>
       </w:r>
     </w:p>
     <w:p>
       <w:pPr>
-        <w:pStyle w:val="ListBullet"/>
-        <w:spacing w:before="20" w:after="20"/>
-        <w:ind w:left="709"/>
+        <w:spacing w:line="240" w:lineRule="auto" w:before="0" w:after="60"/>
+        <w:ind w:firstLine="709"/>
+        <w:jc w:val="both"/>
       </w:pPr>
       <w:r>
         <w:rPr>
@@ -1385,29 +1499,12 @@
           <w:i w:val="0"/>
           <w:sz w:val="24"/>
         </w:rPr>
-        <w:t>Blazor — C# тілінде браузерде жұмыс жасайтын SPA қосымшалар.</w:t>
+        <w:t>ASP.NET Core негізінде жасалған белгілі платформалар: Microsoft Azure порталы, Stack Overflow, GoDaddy, Bing іздеу жүйесі, Siemens корпорациясының веб-сервистері.</w:t>
       </w:r>
     </w:p>
     <w:p>
       <w:pPr>
-        <w:spacing w:before="0" w:after="80" w:line="360" w:lineRule="exact"/>
-        <w:ind w:firstLine="709"/>
-        <w:jc w:val="left"/>
-      </w:pPr>
-      <w:r>
-        <w:rPr>
-          <w:rFonts w:ascii="Times New Roman" w:hAnsi="Times New Roman" w:cs="Times New Roman"/>
-          <w:rFonts w:ascii="Times New Roman" w:hAnsi="Times New Roman"/>
-          <w:b w:val="0"/>
-          <w:i w:val="0"/>
-          <w:sz w:val="24"/>
-        </w:rPr>
-        <w:t>ASP.NET Core негізінде жасалған белгілі платформалар: Microsoft Azure порталы, Stack Overflow (жартылай), GoDaddy, Bing іздеу жүйесі.</w:t>
-      </w:r>
-    </w:p>
-    <w:p>
-      <w:pPr>
-        <w:spacing w:before="120" w:after="80" w:line="360" w:lineRule="exact"/>
+        <w:spacing w:line="240" w:lineRule="auto" w:before="120" w:after="60"/>
         <w:jc w:val="left"/>
       </w:pPr>
       <w:r>
@@ -1423,9 +1520,9 @@
     </w:p>
     <w:p>
       <w:pPr>
-        <w:spacing w:before="0" w:after="80" w:line="360" w:lineRule="exact"/>
+        <w:spacing w:line="240" w:lineRule="auto" w:before="0" w:after="60"/>
         <w:ind w:firstLine="709"/>
-        <w:jc w:val="left"/>
+        <w:jc w:val="both"/>
       </w:pPr>
       <w:r>
         <w:rPr>
@@ -1435,14 +1532,14 @@
           <w:i w:val="0"/>
           <w:sz w:val="24"/>
         </w:rPr>
-        <w:t>ASP.NET Core қосымшасы Kestrel деп аталатын кіріктірілген HTTP сервері арқылы жұмыс жасайды. Өндірістік ортада Kestrel алдына Nginx немесе IIS (Windows) сияқты прокси-сервер орналастырылады. Қолданушыдан веб-сұраныс келген кезде оны өңдеу реті келесідей:</w:t>
+        <w:t>ASP.NET Core қосымшасы Kestrel деп аталатын кіріктірілген HTTP сервері арқылы жұмыс жасайды. Өндірістік ортада Kestrel алдына Nginx немесе IIS (Windows) сияқты прокси-сервер орналастырылады. Қолданушыдан веб-сұраныс келген кезде оны өңдеу реті келесідей [1]:</w:t>
       </w:r>
     </w:p>
     <w:p>
       <w:pPr>
-        <w:spacing w:before="0" w:after="40" w:line="360" w:lineRule="exact"/>
-        <w:ind w:left="709"/>
-        <w:jc w:val="left"/>
+        <w:spacing w:line="240" w:lineRule="auto" w:before="0" w:after="40"/>
+        <w:ind w:left="935" w:hanging="227"/>
+        <w:jc w:val="both"/>
       </w:pPr>
       <w:r>
         <w:rPr>
@@ -1452,14 +1549,14 @@
           <w:i w:val="0"/>
           <w:sz w:val="24"/>
         </w:rPr>
-        <w:t>1. Қолданушы браузерден HTTP сұранысын жібереді.</w:t>
+        <w:t>— 1. Қолданушы браузерден HTTP сұранысын жібереді.</w:t>
       </w:r>
     </w:p>
     <w:p>
       <w:pPr>
-        <w:spacing w:before="0" w:after="40" w:line="360" w:lineRule="exact"/>
-        <w:ind w:left="709"/>
-        <w:jc w:val="left"/>
+        <w:spacing w:line="240" w:lineRule="auto" w:before="0" w:after="40"/>
+        <w:ind w:left="935" w:hanging="227"/>
+        <w:jc w:val="both"/>
       </w:pPr>
       <w:r>
         <w:rPr>
@@ -1469,14 +1566,14 @@
           <w:i w:val="0"/>
           <w:sz w:val="24"/>
         </w:rPr>
-        <w:t>2. Nginx/IIS сұранысты қабылдап Kestrel-ге бағыттайды.</w:t>
+        <w:t>— 2. Nginx/IIS сұранысты қабылдап Kestrel-ге бағыттайды.</w:t>
       </w:r>
     </w:p>
     <w:p>
       <w:pPr>
-        <w:spacing w:before="0" w:after="40" w:line="360" w:lineRule="exact"/>
-        <w:ind w:left="709"/>
-        <w:jc w:val="left"/>
+        <w:spacing w:line="240" w:lineRule="auto" w:before="0" w:after="40"/>
+        <w:ind w:left="935" w:hanging="227"/>
+        <w:jc w:val="both"/>
       </w:pPr>
       <w:r>
         <w:rPr>
@@ -1486,14 +1583,14 @@
           <w:i w:val="0"/>
           <w:sz w:val="24"/>
         </w:rPr>
-        <w:t>3. Kestrel сұранысты ASP.NET Core Middleware Pipeline-ға жібереді.</w:t>
+        <w:t>— 3. Kestrel сұранысты ASP.NET Core Middleware Pipeline-ға жібереді.</w:t>
       </w:r>
     </w:p>
     <w:p>
       <w:pPr>
-        <w:spacing w:before="0" w:after="40" w:line="360" w:lineRule="exact"/>
-        <w:ind w:left="709"/>
-        <w:jc w:val="left"/>
+        <w:spacing w:line="240" w:lineRule="auto" w:before="0" w:after="40"/>
+        <w:ind w:left="935" w:hanging="227"/>
+        <w:jc w:val="both"/>
       </w:pPr>
       <w:r>
         <w:rPr>
@@ -1503,14 +1600,14 @@
           <w:i w:val="0"/>
           <w:sz w:val="24"/>
         </w:rPr>
-        <w:t>4. Middleware тізбегі сұранысты кезекпен өңдейді (аутентификация, маршруттау және т.б.).</w:t>
+        <w:t>— 4. Middleware тізбегі сұранысты кезекпен өңдейді (аутентификация, маршруттау, логтау).</w:t>
       </w:r>
     </w:p>
     <w:p>
       <w:pPr>
-        <w:spacing w:before="0" w:after="40" w:line="360" w:lineRule="exact"/>
-        <w:ind w:left="709"/>
-        <w:jc w:val="left"/>
+        <w:spacing w:line="240" w:lineRule="auto" w:before="0" w:after="40"/>
+        <w:ind w:left="935" w:hanging="227"/>
+        <w:jc w:val="both"/>
       </w:pPr>
       <w:r>
         <w:rPr>
@@ -1520,14 +1617,14 @@
           <w:i w:val="0"/>
           <w:sz w:val="24"/>
         </w:rPr>
-        <w:t>5. Router сұранысты сәйкес Controller-ге бағыттайды.</w:t>
+        <w:t>— 5. Router сұранысты сәйкес Controller action-ына бағыттайды.</w:t>
       </w:r>
     </w:p>
     <w:p>
       <w:pPr>
-        <w:spacing w:before="0" w:after="40" w:line="360" w:lineRule="exact"/>
-        <w:ind w:left="709"/>
-        <w:jc w:val="left"/>
+        <w:spacing w:line="240" w:lineRule="auto" w:before="0" w:after="40"/>
+        <w:ind w:left="935" w:hanging="227"/>
+        <w:jc w:val="both"/>
       </w:pPr>
       <w:r>
         <w:rPr>
@@ -1537,14 +1634,14 @@
           <w:i w:val="0"/>
           <w:sz w:val="24"/>
         </w:rPr>
-        <w:t>6. Controller бизнес-логиканы орындап View немесе JSON жауабын қайтарады.</w:t>
+        <w:t>— 6. Controller бизнес-логиканы орындап View немесе JSON жауабын қайтарады.</w:t>
       </w:r>
     </w:p>
     <w:p>
       <w:pPr>
-        <w:spacing w:before="0" w:after="40" w:line="360" w:lineRule="exact"/>
-        <w:ind w:left="709"/>
-        <w:jc w:val="left"/>
+        <w:spacing w:line="240" w:lineRule="auto" w:before="0" w:after="40"/>
+        <w:ind w:left="935" w:hanging="227"/>
+        <w:jc w:val="both"/>
       </w:pPr>
       <w:r>
         <w:rPr>
@@ -1554,12 +1651,12 @@
           <w:i w:val="0"/>
           <w:sz w:val="24"/>
         </w:rPr>
-        <w:t>7. HTTP жауабы қолданушыға жіберіледі.</w:t>
+        <w:t>— 7. HTTP жауабы қолданушыға жіберіледі.</w:t>
       </w:r>
     </w:p>
     <w:p>
       <w:pPr>
-        <w:spacing w:before="120" w:after="80" w:line="360" w:lineRule="exact"/>
+        <w:spacing w:line="240" w:lineRule="auto" w:before="120" w:after="60"/>
         <w:jc w:val="left"/>
       </w:pPr>
       <w:r>
@@ -1575,9 +1672,9 @@
     </w:p>
     <w:p>
       <w:pPr>
-        <w:spacing w:before="0" w:after="80" w:line="360" w:lineRule="exact"/>
+        <w:spacing w:line="240" w:lineRule="auto" w:before="0" w:after="60"/>
         <w:ind w:firstLine="709"/>
-        <w:jc w:val="left"/>
+        <w:jc w:val="both"/>
       </w:pPr>
       <w:r>
         <w:rPr>
@@ -1587,15 +1684,25 @@
           <w:i w:val="0"/>
           <w:sz w:val="24"/>
         </w:rPr>
-        <w:t>ASP.NET Core MVC (Model-View-Controller) архитектуралық паттернін қолданады. MVC паттерні веб-қосымшаны үш негізгі бөлікке бөледі:</w:t>
+        <w:t>ASP.NET Core MVC (Model-View-Controller) архитектуралық паттернін қолданады. MVC паттерні веб-қосымшаны үш негізгі бөлікке бөледі [2]:</w:t>
       </w:r>
     </w:p>
     <w:p>
       <w:pPr>
-        <w:spacing w:before="0" w:after="80" w:line="360" w:lineRule="exact"/>
+        <w:spacing w:line="240" w:lineRule="auto" w:before="0" w:after="60"/>
         <w:ind w:firstLine="709"/>
-        <w:jc w:val="left"/>
-      </w:pPr>
+        <w:jc w:val="both"/>
+      </w:pPr>
+      <w:r>
+        <w:rPr>
+          <w:rFonts w:ascii="Times New Roman" w:hAnsi="Times New Roman" w:cs="Times New Roman"/>
+          <w:rFonts w:ascii="Times New Roman" w:hAnsi="Times New Roman"/>
+          <w:b/>
+          <w:i w:val="0"/>
+          <w:sz w:val="24"/>
+        </w:rPr>
+        <w:t xml:space="preserve">Model (Модель) — </w:t>
+      </w:r>
       <w:r>
         <w:rPr>
           <w:rFonts w:ascii="Times New Roman" w:hAnsi="Times New Roman" w:cs="Times New Roman"/>
@@ -1604,15 +1711,25 @@
           <w:i w:val="0"/>
           <w:sz w:val="24"/>
         </w:rPr>
-        <w:t>Model (Модель) — деректер мен бизнес-логиканы сипаттайды. Entity Framework Core арқылы деректер қорымен байланысады. Мысалы: Proposal, District, Category класстары.</w:t>
+        <w:t>деректер мен бизнес-логиканы сипаттайды. Entity Framework Core арқылы деректер қорымен байланысады. Мысалы: Proposal, District, Category класстары.</w:t>
       </w:r>
     </w:p>
     <w:p>
       <w:pPr>
-        <w:spacing w:before="0" w:after="80" w:line="360" w:lineRule="exact"/>
+        <w:spacing w:line="240" w:lineRule="auto" w:before="0" w:after="60"/>
         <w:ind w:firstLine="709"/>
-        <w:jc w:val="left"/>
-      </w:pPr>
+        <w:jc w:val="both"/>
+      </w:pPr>
+      <w:r>
+        <w:rPr>
+          <w:rFonts w:ascii="Times New Roman" w:hAnsi="Times New Roman" w:cs="Times New Roman"/>
+          <w:rFonts w:ascii="Times New Roman" w:hAnsi="Times New Roman"/>
+          <w:b/>
+          <w:i w:val="0"/>
+          <w:sz w:val="24"/>
+        </w:rPr>
+        <w:t xml:space="preserve">View (Көрініс) — </w:t>
+      </w:r>
       <w:r>
         <w:rPr>
           <w:rFonts w:ascii="Times New Roman" w:hAnsi="Times New Roman" w:cs="Times New Roman"/>
@@ -1621,15 +1738,25 @@
           <w:i w:val="0"/>
           <w:sz w:val="24"/>
         </w:rPr>
-        <w:t>View (Көрініс) — Razor синтаксисімен жазылған HTML шаблондары. Модельдегі деректерді экранда көрсетуге жауапты. Мысалы: Index.cshtml, Show.cshtml файлдары.</w:t>
+        <w:t>Razor синтаксисімен жазылған HTML шаблондары. Модельдегі деректерді экранда көрсетуге жауапты. Мысалы: Index.cshtml, Show.cshtml файлдары.</w:t>
       </w:r>
     </w:p>
     <w:p>
       <w:pPr>
-        <w:spacing w:before="0" w:after="80" w:line="360" w:lineRule="exact"/>
+        <w:spacing w:line="240" w:lineRule="auto" w:before="0" w:after="60"/>
         <w:ind w:firstLine="709"/>
-        <w:jc w:val="left"/>
-      </w:pPr>
+        <w:jc w:val="both"/>
+      </w:pPr>
+      <w:r>
+        <w:rPr>
+          <w:rFonts w:ascii="Times New Roman" w:hAnsi="Times New Roman" w:cs="Times New Roman"/>
+          <w:rFonts w:ascii="Times New Roman" w:hAnsi="Times New Roman"/>
+          <w:b/>
+          <w:i w:val="0"/>
+          <w:sz w:val="24"/>
+        </w:rPr>
+        <w:t xml:space="preserve">Controller (Контроллер) — </w:t>
+      </w:r>
       <w:r>
         <w:rPr>
           <w:rFonts w:ascii="Times New Roman" w:hAnsi="Times New Roman" w:cs="Times New Roman"/>
@@ -1638,14 +1765,14 @@
           <w:i w:val="0"/>
           <w:sz w:val="24"/>
         </w:rPr>
-        <w:t>Controller (Контроллер) — HTTP сұраныстарын қабылдайды, Model-мен жұмыс жасап, View-ге деректер беру арқылы HTTP жауабын қайтарады. Мысалы: ProposalsController, HomeController.</w:t>
+        <w:t>HTTP сұраныстарын қабылдайды, Model-мен жұмыс жасап, View-ге деректер беру арқылы HTTP жауабын қайтарады. Мысалы: ProposalsController, HomeController.</w:t>
       </w:r>
     </w:p>
     <w:p>
       <w:pPr>
-        <w:spacing w:before="0" w:after="80" w:line="360" w:lineRule="exact"/>
+        <w:spacing w:line="240" w:lineRule="auto" w:before="0" w:after="60"/>
         <w:ind w:firstLine="709"/>
-        <w:jc w:val="left"/>
+        <w:jc w:val="both"/>
       </w:pPr>
       <w:r>
         <w:rPr>
@@ -1655,12 +1782,12 @@
           <w:i w:val="0"/>
           <w:sz w:val="24"/>
         </w:rPr>
-        <w:t>Веб-сайтқа келетін әр HTTP сұранысы URL маршруты арқылы сәйкес Controller action-ына бағытталады. Controller деректер қорынан деректерді алып View-ге жіберіп, соңғы HTML бетті қайтарады.</w:t>
+        <w:t>Веб-сайтқа келетін әр HTTP сұранысы URL маршруты арқылы сәйкес Controller action-ына бағытталады. Controller деректер қорынан деректерді алып View-ге жіберіп, соңғы HTML бетті қайтарады. Маршруттар Program.cs файлында MapControllerRoute() арқылы анықталады.</w:t>
       </w:r>
     </w:p>
     <w:p>
       <w:pPr>
-        <w:spacing w:before="120" w:after="80" w:line="360" w:lineRule="exact"/>
+        <w:spacing w:line="240" w:lineRule="auto" w:before="120" w:after="60"/>
         <w:jc w:val="left"/>
       </w:pPr>
       <w:r>
@@ -1676,9 +1803,9 @@
     </w:p>
     <w:p>
       <w:pPr>
-        <w:spacing w:before="0" w:after="80" w:line="360" w:lineRule="exact"/>
+        <w:spacing w:line="240" w:lineRule="auto" w:before="0" w:after="60"/>
         <w:ind w:firstLine="709"/>
-        <w:jc w:val="left"/>
+        <w:jc w:val="both"/>
       </w:pPr>
       <w:r>
         <w:rPr>
@@ -1688,14 +1815,31 @@
           <w:i w:val="0"/>
           <w:sz w:val="24"/>
         </w:rPr>
-        <w:t>Entity Framework Core (EF Core) — ASP.NET Core-де деректер қорымен жұмыс жасауға арналған ORM (Object-Relational Mapper). EF Core деректер қорындағы кестелерді C# класстары ретінде бейнелейді. Осының арқасында SQL сұраныстарын тікелей жазудың орнына C# объектілерімен жұмыс жасауға болады.</w:t>
+        <w:t>Entity Framework Core (EF Core) — ASP.NET Core-де деректер қорымен жұмыс жасауға арналған ORM (Object-Relational Mapper). EF Core деректер қорындағы кестелерді C# класстары ретінде бейнелейді. Осының арқасында SQL сұраныстарын тікелей жазудың орнына C# объектілерімен жұмыс жасауға болады [4].</w:t>
       </w:r>
     </w:p>
     <w:p>
       <w:pPr>
-        <w:spacing w:before="0" w:after="80" w:line="360" w:lineRule="exact"/>
+        <w:spacing w:line="240" w:lineRule="auto" w:before="0" w:after="60"/>
         <w:ind w:firstLine="709"/>
-        <w:jc w:val="left"/>
+        <w:jc w:val="both"/>
+      </w:pPr>
+      <w:r>
+        <w:rPr>
+          <w:rFonts w:ascii="Times New Roman" w:hAnsi="Times New Roman" w:cs="Times New Roman"/>
+          <w:rFonts w:ascii="Times New Roman" w:hAnsi="Times New Roman"/>
+          <w:b w:val="0"/>
+          <w:i w:val="0"/>
+          <w:sz w:val="24"/>
+        </w:rPr>
+        <w:t>EF Core-дің жұмыс істеу принципі: Сур. 1 – EF Core ORM жұмыс істеу принципі</w:t>
+      </w:r>
+    </w:p>
+    <w:p>
+      <w:pPr>
+        <w:spacing w:line="240" w:lineRule="auto" w:before="0" w:after="60"/>
+        <w:ind w:firstLine="709"/>
+        <w:jc w:val="both"/>
       </w:pPr>
       <w:r>
         <w:rPr>
@@ -1710,9 +1854,9 @@
     </w:p>
     <w:p>
       <w:pPr>
-        <w:pStyle w:val="ListBullet"/>
-        <w:spacing w:before="20" w:after="20"/>
-        <w:ind w:left="709"/>
+        <w:spacing w:line="240" w:lineRule="auto" w:before="0" w:after="40"/>
+        <w:ind w:left="935" w:hanging="227"/>
+        <w:jc w:val="both"/>
       </w:pPr>
       <w:r>
         <w:rPr>
@@ -1722,14 +1866,14 @@
           <w:i w:val="0"/>
           <w:sz w:val="24"/>
         </w:rPr>
-        <w:t>Code First — алдымен C# класстарын жазып, содан кейін миграция арқылы деректер қоры жасалады.</w:t>
+        <w:t>— Code First — алдымен C# класстарын жазып, содан кейін миграция арқылы деректер қоры жасалады.</w:t>
       </w:r>
     </w:p>
     <w:p>
       <w:pPr>
-        <w:pStyle w:val="ListBullet"/>
-        <w:spacing w:before="20" w:after="20"/>
-        <w:ind w:left="709"/>
+        <w:spacing w:line="240" w:lineRule="auto" w:before="0" w:after="40"/>
+        <w:ind w:left="935" w:hanging="227"/>
+        <w:jc w:val="both"/>
       </w:pPr>
       <w:r>
         <w:rPr>
@@ -1739,14 +1883,14 @@
           <w:i w:val="0"/>
           <w:sz w:val="24"/>
         </w:rPr>
-        <w:t>LINQ сұраныстары — C# тілінде деректер қорына сұраныс жазуға болады.</w:t>
+        <w:t>— LINQ сұраныстары — C# тілінде деректер қорына типтік сұраныс жазуға болады.</w:t>
       </w:r>
     </w:p>
     <w:p>
       <w:pPr>
-        <w:pStyle w:val="ListBullet"/>
-        <w:spacing w:before="20" w:after="20"/>
-        <w:ind w:left="709"/>
+        <w:spacing w:line="240" w:lineRule="auto" w:before="0" w:after="40"/>
+        <w:ind w:left="935" w:hanging="227"/>
+        <w:jc w:val="both"/>
       </w:pPr>
       <w:r>
         <w:rPr>
@@ -1756,14 +1900,14 @@
           <w:i w:val="0"/>
           <w:sz w:val="24"/>
         </w:rPr>
-        <w:t>Миграциялар — деректер қоры схемасын нұсқамалар бойынша жаңарту.</w:t>
+        <w:t>— Миграциялар — деректер қоры схемасын нұсқамалар бойынша жаңарту мүмкіндігі.</w:t>
       </w:r>
     </w:p>
     <w:p>
       <w:pPr>
-        <w:pStyle w:val="ListBullet"/>
-        <w:spacing w:before="20" w:after="20"/>
-        <w:ind w:left="709"/>
+        <w:spacing w:line="240" w:lineRule="auto" w:before="0" w:after="40"/>
+        <w:ind w:left="935" w:hanging="227"/>
+        <w:jc w:val="both"/>
       </w:pPr>
       <w:r>
         <w:rPr>
@@ -1773,14 +1917,14 @@
           <w:i w:val="0"/>
           <w:sz w:val="24"/>
         </w:rPr>
-        <w:t>Lazy/Eager Loading — байланысқан деректерді жүктеу стратегиялары.</w:t>
+        <w:t>— Eager Loading — Include() арқылы байланысқан деректерді жүктеу.</w:t>
       </w:r>
     </w:p>
     <w:p>
       <w:pPr>
-        <w:pStyle w:val="ListBullet"/>
-        <w:spacing w:before="20" w:after="20"/>
-        <w:ind w:left="709"/>
+        <w:spacing w:line="240" w:lineRule="auto" w:before="0" w:after="40"/>
+        <w:ind w:left="935" w:hanging="227"/>
+        <w:jc w:val="both"/>
       </w:pPr>
       <w:r>
         <w:rPr>
@@ -1790,29 +1934,12 @@
           <w:i w:val="0"/>
           <w:sz w:val="24"/>
         </w:rPr>
-        <w:t>Транзакциялар — деректерді атомарлы өзгерту.</w:t>
+        <w:t>— Транзакциялар — деректерді атомарлы өзгерту.</w:t>
       </w:r>
     </w:p>
     <w:p>
       <w:pPr>
-        <w:spacing w:before="0" w:after="80" w:line="360" w:lineRule="exact"/>
-        <w:ind w:firstLine="709"/>
-        <w:jc w:val="left"/>
-      </w:pPr>
-      <w:r>
-        <w:rPr>
-          <w:rFonts w:ascii="Times New Roman" w:hAnsi="Times New Roman" w:cs="Times New Roman"/>
-          <w:rFonts w:ascii="Times New Roman" w:hAnsi="Times New Roman"/>
-          <w:b w:val="0"/>
-          <w:i w:val="0"/>
-          <w:sz w:val="24"/>
-        </w:rPr>
-        <w:t>Бұл жұмыста EF Core Microsoft SQL Server деректер қорымен жұмыс жасайды. Деректер қоры схемасы AppDbContext класы арқылы анықталған.</w:t>
-      </w:r>
-    </w:p>
-    <w:p>
-      <w:pPr>
-        <w:spacing w:before="120" w:after="80" w:line="360" w:lineRule="exact"/>
+        <w:spacing w:line="240" w:lineRule="auto" w:before="120" w:after="60"/>
         <w:jc w:val="left"/>
       </w:pPr>
       <w:r>
@@ -1828,9 +1955,9 @@
     </w:p>
     <w:p>
       <w:pPr>
-        <w:spacing w:before="0" w:after="80" w:line="360" w:lineRule="exact"/>
+        <w:spacing w:line="240" w:lineRule="auto" w:before="0" w:after="60"/>
         <w:ind w:firstLine="709"/>
-        <w:jc w:val="left"/>
+        <w:jc w:val="both"/>
       </w:pPr>
       <w:r>
         <w:rPr>
@@ -1840,14 +1967,14 @@
           <w:i w:val="0"/>
           <w:sz w:val="24"/>
         </w:rPr>
-        <w:t>ASP.NET Core Identity — пайдаланушыларды тіркеу, кіру (login), рөлдерді басқару үшін кіріктірілген аутентификация/авторизация жүйесі. Identity IdentityUser класын деректер қорындағы пайдаланушылар кестесімен байланыстырады.</w:t>
+        <w:t>ASP.NET Core Identity — пайдаланушыларды тіркеу, жүйеге кіру (login), рөлдерді басқару үшін кіріктірілген аутентификация/авторизация жүйесі. Identity IdentityUser класын деректер қорындағы пайдаланушылар кестесімен байланыстырады [5].</w:t>
       </w:r>
     </w:p>
     <w:p>
       <w:pPr>
-        <w:spacing w:before="0" w:after="80" w:line="360" w:lineRule="exact"/>
+        <w:spacing w:line="240" w:lineRule="auto" w:before="0" w:after="60"/>
         <w:ind w:firstLine="709"/>
-        <w:jc w:val="left"/>
+        <w:jc w:val="both"/>
       </w:pPr>
       <w:r>
         <w:rPr>
@@ -1862,9 +1989,9 @@
     </w:p>
     <w:p>
       <w:pPr>
-        <w:pStyle w:val="ListBullet"/>
-        <w:spacing w:before="20" w:after="20"/>
-        <w:ind w:left="709"/>
+        <w:spacing w:line="240" w:lineRule="auto" w:before="0" w:after="40"/>
+        <w:ind w:left="935" w:hanging="227"/>
+        <w:jc w:val="both"/>
       </w:pPr>
       <w:r>
         <w:rPr>
@@ -1874,14 +2001,14 @@
           <w:i w:val="0"/>
           <w:sz w:val="24"/>
         </w:rPr>
-        <w:t>UserManager&lt;IdentityUser&gt; — пайдаланушыларды жасау, жою, пароль тексеру.</w:t>
+        <w:t>— UserManager&lt;IdentityUser&gt; — пайдаланушыларды жасау, жою, пароль тексеру.</w:t>
       </w:r>
     </w:p>
     <w:p>
       <w:pPr>
-        <w:pStyle w:val="ListBullet"/>
-        <w:spacing w:before="20" w:after="20"/>
-        <w:ind w:left="709"/>
+        <w:spacing w:line="240" w:lineRule="auto" w:before="0" w:after="40"/>
+        <w:ind w:left="935" w:hanging="227"/>
+        <w:jc w:val="both"/>
       </w:pPr>
       <w:r>
         <w:rPr>
@@ -1891,14 +2018,14 @@
           <w:i w:val="0"/>
           <w:sz w:val="24"/>
         </w:rPr>
-        <w:t>SignInManager&lt;IdentityUser&gt; — пайдаланушыны жүйеге кіргізу/шығару.</w:t>
+        <w:t>— SignInManager&lt;IdentityUser&gt; — пайдаланушыны жүйеге кіргізу/шығару.</w:t>
       </w:r>
     </w:p>
     <w:p>
       <w:pPr>
-        <w:pStyle w:val="ListBullet"/>
-        <w:spacing w:before="20" w:after="20"/>
-        <w:ind w:left="709"/>
+        <w:spacing w:line="240" w:lineRule="auto" w:before="0" w:after="40"/>
+        <w:ind w:left="935" w:hanging="227"/>
+        <w:jc w:val="both"/>
       </w:pPr>
       <w:r>
         <w:rPr>
@@ -1908,14 +2035,14 @@
           <w:i w:val="0"/>
           <w:sz w:val="24"/>
         </w:rPr>
-        <w:t>RoleManager&lt;IdentityRole&gt; — рөлдерді басқару (Admin, User).</w:t>
+        <w:t>— RoleManager&lt;IdentityRole&gt; — рөлдерді басқару (Admin, User).</w:t>
       </w:r>
     </w:p>
     <w:p>
       <w:pPr>
-        <w:pStyle w:val="ListBullet"/>
-        <w:spacing w:before="20" w:after="20"/>
-        <w:ind w:left="709"/>
+        <w:spacing w:line="240" w:lineRule="auto" w:before="0" w:after="40"/>
+        <w:ind w:left="935" w:hanging="227"/>
+        <w:jc w:val="both"/>
       </w:pPr>
       <w:r>
         <w:rPr>
@@ -1925,14 +2052,14 @@
           <w:i w:val="0"/>
           <w:sz w:val="24"/>
         </w:rPr>
-        <w:t>Cookie аутентификациясы — пайдаланушы сессиясын cookie арқылы сақтау.</w:t>
+        <w:t>— Cookie аутентификациясы — пайдаланушы сессиясын cookie арқылы сақтау.</w:t>
       </w:r>
     </w:p>
     <w:p>
       <w:pPr>
-        <w:pStyle w:val="ListBullet"/>
-        <w:spacing w:before="20" w:after="20"/>
-        <w:ind w:left="709"/>
+        <w:spacing w:line="240" w:lineRule="auto" w:before="0" w:after="40"/>
+        <w:ind w:left="935" w:hanging="227"/>
+        <w:jc w:val="both"/>
       </w:pPr>
       <w:r>
         <w:rPr>
@@ -1942,12 +2069,12 @@
           <w:i w:val="0"/>
           <w:sz w:val="24"/>
         </w:rPr>
-        <w:t>[Authorize] атрибуты — контроллер немесе action-ды қорғау.</w:t>
+        <w:t>— [Authorize] атрибуты — контроллер немесе action-ды рұқсатсыз кіруден қорғау.</w:t>
       </w:r>
     </w:p>
     <w:p>
       <w:pPr>
-        <w:spacing w:before="120" w:after="80" w:line="360" w:lineRule="exact"/>
+        <w:spacing w:line="240" w:lineRule="auto" w:before="120" w:after="60"/>
         <w:jc w:val="left"/>
       </w:pPr>
       <w:r>
@@ -1963,9 +2090,9 @@
     </w:p>
     <w:p>
       <w:pPr>
-        <w:spacing w:before="0" w:after="80" w:line="360" w:lineRule="exact"/>
+        <w:spacing w:line="240" w:lineRule="auto" w:before="0" w:after="60"/>
         <w:ind w:firstLine="709"/>
-        <w:jc w:val="left"/>
+        <w:jc w:val="both"/>
       </w:pPr>
       <w:r>
         <w:rPr>
@@ -1975,14 +2102,14 @@
           <w:i w:val="0"/>
           <w:sz w:val="24"/>
         </w:rPr>
-        <w:t>Repository паттерні деректер қорымен жұмыс жасайтын кодты бизнес-логикадан бөліп, абстракция қабатын жасауға мүмкіндік береді. Бұл паттерн бойынша:</w:t>
+        <w:t>Repository паттерні деректер қорымен жұмыс жасайтын кодты бизнес-логикадан бөліп, абстракция қабатын жасауға мүмкіндік береді. Бұл паттерн бойынша [6]:</w:t>
       </w:r>
     </w:p>
     <w:p>
       <w:pPr>
-        <w:pStyle w:val="ListBullet"/>
-        <w:spacing w:before="20" w:after="20"/>
-        <w:ind w:left="709"/>
+        <w:spacing w:line="240" w:lineRule="auto" w:before="0" w:after="40"/>
+        <w:ind w:left="935" w:hanging="227"/>
+        <w:jc w:val="both"/>
       </w:pPr>
       <w:r>
         <w:rPr>
@@ -1992,14 +2119,14 @@
           <w:i w:val="0"/>
           <w:sz w:val="24"/>
         </w:rPr>
-        <w:t>Абстрактілі интерфейс (IProposalsRepository) деректер қорымен жұмыс жасайтын операцияларды анықтайды.</w:t>
+        <w:t>— Абстрактілі интерфейс (IProposalsRepository) деректер қорымен жұмыс жасайтын операцияларды анықтайды.</w:t>
       </w:r>
     </w:p>
     <w:p>
       <w:pPr>
-        <w:pStyle w:val="ListBullet"/>
-        <w:spacing w:before="20" w:after="20"/>
-        <w:ind w:left="709"/>
+        <w:spacing w:line="240" w:lineRule="auto" w:before="0" w:after="40"/>
+        <w:ind w:left="935" w:hanging="227"/>
+        <w:jc w:val="both"/>
       </w:pPr>
       <w:r>
         <w:rPr>
@@ -2009,14 +2136,14 @@
           <w:i w:val="0"/>
           <w:sz w:val="24"/>
         </w:rPr>
-        <w:t>Нақты іске асыру (EFProposalsRepository) EF Core арқылы операцияларды орындайды.</w:t>
+        <w:t>— Нақты іске асыру (EFProposalsRepository) EF Core арқылы операцияларды орындайды.</w:t>
       </w:r>
     </w:p>
     <w:p>
       <w:pPr>
-        <w:pStyle w:val="ListBullet"/>
-        <w:spacing w:before="20" w:after="20"/>
-        <w:ind w:left="709"/>
+        <w:spacing w:line="240" w:lineRule="auto" w:before="0" w:after="40"/>
+        <w:ind w:left="935" w:hanging="227"/>
+        <w:jc w:val="both"/>
       </w:pPr>
       <w:r>
         <w:rPr>
@@ -2026,14 +2153,14 @@
           <w:i w:val="0"/>
           <w:sz w:val="24"/>
         </w:rPr>
-        <w:t>Controller тек интерфейспен жұмыс жасайды, нақты іске асыруды білмейді.</w:t>
+        <w:t>— Controller тек интерфейспен жұмыс жасайды — нақты іске асыруды білмейді.</w:t>
       </w:r>
     </w:p>
     <w:p>
       <w:pPr>
-        <w:spacing w:before="0" w:after="80" w:line="360" w:lineRule="exact"/>
-        <w:ind w:firstLine="709"/>
-        <w:jc w:val="left"/>
+        <w:spacing w:line="240" w:lineRule="auto" w:before="0" w:after="40"/>
+        <w:ind w:left="935" w:hanging="227"/>
+        <w:jc w:val="both"/>
       </w:pPr>
       <w:r>
         <w:rPr>
@@ -2043,7 +2170,24 @@
           <w:i w:val="0"/>
           <w:sz w:val="24"/>
         </w:rPr>
-        <w:t>Repository паттерні DataManager класымен бірге қолданылады. DataManager барлық репозиторийлерді бір жерде жинақтайды, контроллерлерге ыңғайлы API ұсынады.</w:t>
+        <w:t>— DataManager класы барлық репозиторийлерді бір жерде жинақтайды.</w:t>
+      </w:r>
+    </w:p>
+    <w:p>
+      <w:pPr>
+        <w:spacing w:line="240" w:lineRule="auto" w:before="0" w:after="60"/>
+        <w:ind w:firstLine="709"/>
+        <w:jc w:val="both"/>
+      </w:pPr>
+      <w:r>
+        <w:rPr>
+          <w:rFonts w:ascii="Times New Roman" w:hAnsi="Times New Roman" w:cs="Times New Roman"/>
+          <w:rFonts w:ascii="Times New Roman" w:hAnsi="Times New Roman"/>
+          <w:b w:val="0"/>
+          <w:i w:val="0"/>
+          <w:sz w:val="24"/>
+        </w:rPr>
+        <w:t>Repository паттернінің қолданылуы бизнес-логика мен деректер қатынасу қабатын толықтай бөліп, тестілеуді және болашақта деректер қорын ауыстыруды жеңілдетеді.</w:t>
       </w:r>
     </w:p>
     <w:p>
@@ -2053,7 +2197,7 @@
     </w:p>
     <w:p>
       <w:pPr>
-        <w:spacing w:before="240" w:after="120" w:line="360" w:lineRule="exact"/>
+        <w:spacing w:line="240" w:lineRule="auto" w:before="200" w:after="100"/>
         <w:jc w:val="left"/>
       </w:pPr>
       <w:r>
@@ -2069,7 +2213,7 @@
     </w:p>
     <w:p>
       <w:pPr>
-        <w:spacing w:before="120" w:after="80" w:line="360" w:lineRule="exact"/>
+        <w:spacing w:line="240" w:lineRule="auto" w:before="120" w:after="60"/>
         <w:jc w:val="left"/>
       </w:pPr>
       <w:r>
@@ -2085,9 +2229,9 @@
     </w:p>
     <w:p>
       <w:pPr>
-        <w:spacing w:before="0" w:after="80" w:line="360" w:lineRule="exact"/>
+        <w:spacing w:line="240" w:lineRule="auto" w:before="0" w:after="60"/>
         <w:ind w:firstLine="709"/>
-        <w:jc w:val="left"/>
+        <w:jc w:val="both"/>
       </w:pPr>
       <w:r>
         <w:rPr>
@@ -2102,9 +2246,9 @@
     </w:p>
     <w:p>
       <w:pPr>
-        <w:spacing w:before="0" w:after="80" w:line="360" w:lineRule="exact"/>
+        <w:spacing w:line="240" w:lineRule="auto" w:before="0" w:after="60"/>
         <w:ind w:firstLine="709"/>
-        <w:jc w:val="left"/>
+        <w:jc w:val="both"/>
       </w:pPr>
       <w:r>
         <w:rPr>
@@ -2119,9 +2263,9 @@
     </w:p>
     <w:p>
       <w:pPr>
-        <w:pStyle w:val="ListBullet"/>
-        <w:spacing w:before="20" w:after="20"/>
-        <w:ind w:left="709"/>
+        <w:spacing w:line="240" w:lineRule="auto" w:before="0" w:after="40"/>
+        <w:ind w:left="935" w:hanging="227"/>
+        <w:jc w:val="both"/>
       </w:pPr>
       <w:r>
         <w:rPr>
@@ -2131,14 +2275,14 @@
           <w:i w:val="0"/>
           <w:sz w:val="24"/>
         </w:rPr>
-        <w:t>Тіркелу, кіру, аутентификация жүйесі (ASP.NET Identity).</w:t>
+        <w:t>— Тіркелу, кіру, аутентификация жүйесі (ASP.NET Identity).</w:t>
       </w:r>
     </w:p>
     <w:p>
       <w:pPr>
-        <w:pStyle w:val="ListBullet"/>
-        <w:spacing w:before="20" w:after="20"/>
-        <w:ind w:left="709"/>
+        <w:spacing w:line="240" w:lineRule="auto" w:before="0" w:after="40"/>
+        <w:ind w:left="935" w:hanging="227"/>
+        <w:jc w:val="both"/>
       </w:pPr>
       <w:r>
         <w:rPr>
@@ -2148,14 +2292,14 @@
           <w:i w:val="0"/>
           <w:sz w:val="24"/>
         </w:rPr>
-        <w:t>Ұсыныс жариялау: тақырып, қысқаша сипаттама, толық сипаттама, аудан, категория.</w:t>
+        <w:t>— Ұсыныс жариялау: тақырып, қысқаша сипаттама, толық сипаттама, аудан, категория.</w:t>
       </w:r>
     </w:p>
     <w:p>
       <w:pPr>
-        <w:pStyle w:val="ListBullet"/>
-        <w:spacing w:before="20" w:after="20"/>
-        <w:ind w:left="709"/>
+        <w:spacing w:line="240" w:lineRule="auto" w:before="0" w:after="40"/>
+        <w:ind w:left="935" w:hanging="227"/>
+        <w:jc w:val="both"/>
       </w:pPr>
       <w:r>
         <w:rPr>
@@ -2165,14 +2309,14 @@
           <w:i w:val="0"/>
           <w:sz w:val="24"/>
         </w:rPr>
-        <w:t>Ұсыныстарды фильтрлеу: аудан, категория, іздеу, сұрыптау бойынша.</w:t>
+        <w:t>— Ұсыныстарды фильтрлеу: аудан, категория, іздеу сөзі және сұрыптау бойынша.</w:t>
       </w:r>
     </w:p>
     <w:p>
       <w:pPr>
-        <w:pStyle w:val="ListBullet"/>
-        <w:spacing w:before="20" w:after="20"/>
-        <w:ind w:left="709"/>
+        <w:spacing w:line="240" w:lineRule="auto" w:before="0" w:after="40"/>
+        <w:ind w:left="935" w:hanging="227"/>
+        <w:jc w:val="both"/>
       </w:pPr>
       <w:r>
         <w:rPr>
@@ -2182,14 +2326,14 @@
           <w:i w:val="0"/>
           <w:sz w:val="24"/>
         </w:rPr>
-        <w:t>Дауыс беру жүйесі: лайк/дислайк, бір пайдаланушы бір дауыс.</w:t>
+        <w:t>— Дауыс беру жүйесі: лайк/дислайк, бір пайдаланушы — бір дауыс.</w:t>
       </w:r>
     </w:p>
     <w:p>
       <w:pPr>
-        <w:pStyle w:val="ListBullet"/>
-        <w:spacing w:before="20" w:after="20"/>
-        <w:ind w:left="709"/>
+        <w:spacing w:line="240" w:lineRule="auto" w:before="0" w:after="40"/>
+        <w:ind w:left="935" w:hanging="227"/>
+        <w:jc w:val="both"/>
       </w:pPr>
       <w:r>
         <w:rPr>
@@ -2199,14 +2343,14 @@
           <w:i w:val="0"/>
           <w:sz w:val="24"/>
         </w:rPr>
-        <w:t>Интерактивті карта: Leaflet.js арқылы Алматы аудандарының картасы.</w:t>
+        <w:t>— Интерактивті карта: Leaflet.js арқылы Алматы аудандарының картасы.</w:t>
       </w:r>
     </w:p>
     <w:p>
       <w:pPr>
-        <w:pStyle w:val="ListBullet"/>
-        <w:spacing w:before="20" w:after="20"/>
-        <w:ind w:left="709"/>
+        <w:spacing w:line="240" w:lineRule="auto" w:before="0" w:after="40"/>
+        <w:ind w:left="935" w:hanging="227"/>
+        <w:jc w:val="both"/>
       </w:pPr>
       <w:r>
         <w:rPr>
@@ -2216,14 +2360,14 @@
           <w:i w:val="0"/>
           <w:sz w:val="24"/>
         </w:rPr>
-        <w:t>Аудандар рейтингі: ең көп ұсыныс берілген аудандар.</w:t>
+        <w:t>— Аудандар рейтингі: ең көп ұсыныс берілген аудандар тізімі.</w:t>
       </w:r>
     </w:p>
     <w:p>
       <w:pPr>
-        <w:pStyle w:val="ListBullet"/>
-        <w:spacing w:before="20" w:after="20"/>
-        <w:ind w:left="709"/>
+        <w:spacing w:line="240" w:lineRule="auto" w:before="0" w:after="40"/>
+        <w:ind w:left="935" w:hanging="227"/>
+        <w:jc w:val="both"/>
       </w:pPr>
       <w:r>
         <w:rPr>
@@ -2233,14 +2377,14 @@
           <w:i w:val="0"/>
           <w:sz w:val="24"/>
         </w:rPr>
-        <w:t>Пайдаланушы профилі: өзінің ұсыныстарын көру, өзгерту, жою.</w:t>
+        <w:t>— Пайдаланушы профилі: өзінің ұсыныстарын көру, өзгерту, жою.</w:t>
       </w:r>
     </w:p>
     <w:p>
       <w:pPr>
-        <w:pStyle w:val="ListBullet"/>
-        <w:spacing w:before="20" w:after="20"/>
-        <w:ind w:left="709"/>
+        <w:spacing w:line="240" w:lineRule="auto" w:before="0" w:after="40"/>
+        <w:ind w:left="935" w:hanging="227"/>
+        <w:jc w:val="both"/>
       </w:pPr>
       <w:r>
         <w:rPr>
@@ -2250,14 +2394,14 @@
           <w:i w:val="0"/>
           <w:sz w:val="24"/>
         </w:rPr>
-        <w:t>Админ панелі: ұсыныстарды, ауданды, категорияны басқару, жауап жазу.</w:t>
+        <w:t>— Админ панелі: ұсыныстарды, аудандарды, категорияларды басқару, жауап жазу.</w:t>
       </w:r>
     </w:p>
     <w:p>
       <w:pPr>
-        <w:pStyle w:val="ListBullet"/>
-        <w:spacing w:before="20" w:after="20"/>
-        <w:ind w:left="709"/>
+        <w:spacing w:line="240" w:lineRule="auto" w:before="0" w:after="40"/>
+        <w:ind w:left="935" w:hanging="227"/>
+        <w:jc w:val="both"/>
       </w:pPr>
       <w:r>
         <w:rPr>
@@ -2267,14 +2411,14 @@
           <w:i w:val="0"/>
           <w:sz w:val="24"/>
         </w:rPr>
-        <w:t>Екі тілді қолдау: қазақ және орыс тілдерін ауыстыру мүмкіндігі.</w:t>
+        <w:t>— Екі тілді қолдау: қазақ және орыс тілдерін ауыстыру мүмкіндігі.</w:t>
       </w:r>
     </w:p>
     <w:p>
       <w:pPr>
-        <w:spacing w:before="0" w:after="80" w:line="360" w:lineRule="exact"/>
+        <w:spacing w:line="240" w:lineRule="auto" w:before="0" w:after="60"/>
         <w:ind w:firstLine="709"/>
-        <w:jc w:val="left"/>
+        <w:jc w:val="both"/>
       </w:pPr>
       <w:r>
         <w:rPr>
@@ -2284,12 +2428,12 @@
           <w:i w:val="0"/>
           <w:sz w:val="24"/>
         </w:rPr>
-        <w:t>Деректер қоры ретінде Microsoft SQL Server ДҚБЖ қолданылады. Веб-сайтты іске қосу үшін Visual Studio немесе dotnet CLI пайдаланылды.</w:t>
+        <w:t>Деректер қоры ретінде Microsoft SQL Server ДҚБЖ қолданылады. Веб-сайтты іске қосу үшін Visual Studio 2022 немесе dotnet CLI пайдаланылады.</w:t>
       </w:r>
     </w:p>
     <w:p>
       <w:pPr>
-        <w:spacing w:before="120" w:after="80" w:line="360" w:lineRule="exact"/>
+        <w:spacing w:line="240" w:lineRule="auto" w:before="120" w:after="60"/>
         <w:jc w:val="left"/>
       </w:pPr>
       <w:r>
@@ -2305,9 +2449,9 @@
     </w:p>
     <w:p>
       <w:pPr>
-        <w:spacing w:before="0" w:after="80" w:line="360" w:lineRule="exact"/>
+        <w:spacing w:line="240" w:lineRule="auto" w:before="0" w:after="60"/>
         <w:ind w:firstLine="709"/>
-        <w:jc w:val="left"/>
+        <w:jc w:val="both"/>
       </w:pPr>
       <w:r>
         <w:rPr>
@@ -2317,7 +2461,7 @@
           <w:i w:val="0"/>
           <w:sz w:val="24"/>
         </w:rPr>
-        <w:t>Open Almaty Ideas проекті ASP.NET Core MVC архитектурасы бойынша ұйымдастырылған. Проектінің негізгі каталогтары мен файлдары:</w:t>
+        <w:t>Open Almaty Ideas проекті ASP.NET Core MVC архитектурасы бойынша ұйымдастырылған. Сур. 2 – Open Almaty Ideas проектінің каталог құрылымы</w:t>
       </w:r>
     </w:p>
     <w:tbl>
@@ -2327,16 +2471,19 @@
         <w:tblLook w:firstColumn="1" w:firstRow="1" w:lastColumn="0" w:lastRow="0" w:noHBand="0" w:noVBand="1" w:val="04A0"/>
       </w:tblPr>
       <w:tblGrid>
-        <w:gridCol w:w="3230"/>
-        <w:gridCol w:w="3230"/>
-        <w:gridCol w:w="3230"/>
+        <w:gridCol w:w="3419"/>
+        <w:gridCol w:w="3419"/>
+        <w:gridCol w:w="3419"/>
       </w:tblGrid>
       <w:tr>
         <w:tc>
           <w:tcPr>
-            <w:tcW w:type="dxa" w:w="3230"/>
+            <w:tcW w:type="dxa" w:w="567"/>
           </w:tcPr>
           <w:p>
+            <w:pPr>
+              <w:jc w:val="center"/>
+            </w:pPr>
             <w:r>
               <w:rPr>
                 <w:rFonts w:ascii="Times New Roman" w:hAnsi="Times New Roman" w:cs="Times New Roman"/>
@@ -2351,9 +2498,12 @@
         </w:tc>
         <w:tc>
           <w:tcPr>
-            <w:tcW w:type="dxa" w:w="3230"/>
+            <w:tcW w:type="dxa" w:w="2551"/>
           </w:tcPr>
           <w:p>
+            <w:pPr>
+              <w:jc w:val="center"/>
+            </w:pPr>
             <w:r>
               <w:rPr>
                 <w:rFonts w:ascii="Times New Roman" w:hAnsi="Times New Roman" w:cs="Times New Roman"/>
@@ -2368,9 +2518,12 @@
         </w:tc>
         <w:tc>
           <w:tcPr>
-            <w:tcW w:type="dxa" w:w="3230"/>
+            <w:tcW w:type="dxa" w:w="5669"/>
           </w:tcPr>
           <w:p>
+            <w:pPr>
+              <w:jc w:val="center"/>
+            </w:pPr>
             <w:r>
               <w:rPr>
                 <w:rFonts w:ascii="Times New Roman" w:hAnsi="Times New Roman" w:cs="Times New Roman"/>
@@ -2387,7 +2540,7 @@
       <w:tr>
         <w:tc>
           <w:tcPr>
-            <w:tcW w:type="dxa" w:w="3230"/>
+            <w:tcW w:type="dxa" w:w="567"/>
           </w:tcPr>
           <w:p>
             <w:r>
@@ -2404,7 +2557,7 @@
         </w:tc>
         <w:tc>
           <w:tcPr>
-            <w:tcW w:type="dxa" w:w="3230"/>
+            <w:tcW w:type="dxa" w:w="2551"/>
           </w:tcPr>
           <w:p>
             <w:r>
@@ -2421,7 +2574,7 @@
         </w:tc>
         <w:tc>
           <w:tcPr>
-            <w:tcW w:type="dxa" w:w="3230"/>
+            <w:tcW w:type="dxa" w:w="5669"/>
           </w:tcPr>
           <w:p>
             <w:r>
@@ -2432,7 +2585,7 @@
                 <w:i w:val="0"/>
                 <w:sz w:val="20"/>
               </w:rPr>
-              <w:t>HTTP сұраныстарын өңдейтін контроллерлер. HomeController, ProposalsController, AccountController, MapController, ProfileController, TopController, Admin/*.</w:t>
+              <w:t>HTTP сұраныстарын өңдейтін контроллерлер: HomeController, ProposalsController, AccountController, MapController, ProfileController, TopController.</w:t>
             </w:r>
           </w:p>
         </w:tc>
@@ -2440,7 +2593,7 @@
       <w:tr>
         <w:tc>
           <w:tcPr>
-            <w:tcW w:type="dxa" w:w="3230"/>
+            <w:tcW w:type="dxa" w:w="567"/>
           </w:tcPr>
           <w:p>
             <w:r>
@@ -2457,7 +2610,7 @@
         </w:tc>
         <w:tc>
           <w:tcPr>
-            <w:tcW w:type="dxa" w:w="3230"/>
+            <w:tcW w:type="dxa" w:w="2551"/>
           </w:tcPr>
           <w:p>
             <w:r>
@@ -2474,7 +2627,7 @@
         </w:tc>
         <w:tc>
           <w:tcPr>
-            <w:tcW w:type="dxa" w:w="3230"/>
+            <w:tcW w:type="dxa" w:w="5669"/>
           </w:tcPr>
           <w:p>
             <w:r>
@@ -2485,7 +2638,7 @@
                 <w:i w:val="0"/>
                 <w:sz w:val="20"/>
               </w:rPr>
-              <w:t>Администратор панелінің контроллерлері: Proposals, Categories, Districts, Core (кіру/шығу).</w:t>
+              <w:t>Администратор панелінің контроллерлері: Proposals, Categories, Districts, Core.</w:t>
             </w:r>
           </w:p>
         </w:tc>
@@ -2493,7 +2646,7 @@
       <w:tr>
         <w:tc>
           <w:tcPr>
-            <w:tcW w:type="dxa" w:w="3230"/>
+            <w:tcW w:type="dxa" w:w="567"/>
           </w:tcPr>
           <w:p>
             <w:r>
@@ -2510,7 +2663,7 @@
         </w:tc>
         <w:tc>
           <w:tcPr>
-            <w:tcW w:type="dxa" w:w="3230"/>
+            <w:tcW w:type="dxa" w:w="2551"/>
           </w:tcPr>
           <w:p>
             <w:r>
@@ -2527,7 +2680,7 @@
         </w:tc>
         <w:tc>
           <w:tcPr>
-            <w:tcW w:type="dxa" w:w="3230"/>
+            <w:tcW w:type="dxa" w:w="5669"/>
           </w:tcPr>
           <w:p>
             <w:r>
@@ -2538,7 +2691,7 @@
                 <w:i w:val="0"/>
                 <w:sz w:val="20"/>
               </w:rPr>
-              <w:t>Деректер қатынасу қабаты: Entity класстары, AppDbContext, DataManager, Repository интерфейстері мен іске асырулары.</w:t>
+              <w:t>Деректер қатынасу қабаты: Entity класстары, AppDbContext, DataManager, репозиторий интерфейстері мен іске асырулары.</w:t>
             </w:r>
           </w:p>
         </w:tc>
@@ -2546,7 +2699,7 @@
       <w:tr>
         <w:tc>
           <w:tcPr>
-            <w:tcW w:type="dxa" w:w="3230"/>
+            <w:tcW w:type="dxa" w:w="567"/>
           </w:tcPr>
           <w:p>
             <w:r>
@@ -2563,7 +2716,7 @@
         </w:tc>
         <w:tc>
           <w:tcPr>
-            <w:tcW w:type="dxa" w:w="3230"/>
+            <w:tcW w:type="dxa" w:w="2551"/>
           </w:tcPr>
           <w:p>
             <w:r>
@@ -2580,7 +2733,7 @@
         </w:tc>
         <w:tc>
           <w:tcPr>
-            <w:tcW w:type="dxa" w:w="3230"/>
+            <w:tcW w:type="dxa" w:w="5669"/>
           </w:tcPr>
           <w:p>
             <w:r>
@@ -2599,7 +2752,7 @@
       <w:tr>
         <w:tc>
           <w:tcPr>
-            <w:tcW w:type="dxa" w:w="3230"/>
+            <w:tcW w:type="dxa" w:w="567"/>
           </w:tcPr>
           <w:p>
             <w:r>
@@ -2616,7 +2769,7 @@
         </w:tc>
         <w:tc>
           <w:tcPr>
-            <w:tcW w:type="dxa" w:w="3230"/>
+            <w:tcW w:type="dxa" w:w="2551"/>
           </w:tcPr>
           <w:p>
             <w:r>
@@ -2633,7 +2786,7 @@
         </w:tc>
         <w:tc>
           <w:tcPr>
-            <w:tcW w:type="dxa" w:w="3230"/>
+            <w:tcW w:type="dxa" w:w="5669"/>
           </w:tcPr>
           <w:p>
             <w:r>
@@ -2652,7 +2805,7 @@
       <w:tr>
         <w:tc>
           <w:tcPr>
-            <w:tcW w:type="dxa" w:w="3230"/>
+            <w:tcW w:type="dxa" w:w="567"/>
           </w:tcPr>
           <w:p>
             <w:r>
@@ -2669,7 +2822,7 @@
         </w:tc>
         <w:tc>
           <w:tcPr>
-            <w:tcW w:type="dxa" w:w="3230"/>
+            <w:tcW w:type="dxa" w:w="2551"/>
           </w:tcPr>
           <w:p>
             <w:r>
@@ -2686,7 +2839,7 @@
         </w:tc>
         <w:tc>
           <w:tcPr>
-            <w:tcW w:type="dxa" w:w="3230"/>
+            <w:tcW w:type="dxa" w:w="5669"/>
           </w:tcPr>
           <w:p>
             <w:r>
@@ -2697,7 +2850,7 @@
                 <w:i w:val="0"/>
                 <w:sz w:val="20"/>
               </w:rPr>
-              <w:t>ViewModel класстары: LoginViewModel, RegisterViewModel, CreateProposalViewModel, ProposalDTO, MediaDTO.</w:t>
+              <w:t>ViewModel класстары: LoginViewModel, RegisterViewModel, CreateProposalViewModel, ProposalDTO.</w:t>
             </w:r>
           </w:p>
         </w:tc>
@@ -2705,7 +2858,7 @@
       <w:tr>
         <w:tc>
           <w:tcPr>
-            <w:tcW w:type="dxa" w:w="3230"/>
+            <w:tcW w:type="dxa" w:w="567"/>
           </w:tcPr>
           <w:p>
             <w:r>
@@ -2722,7 +2875,7 @@
         </w:tc>
         <w:tc>
           <w:tcPr>
-            <w:tcW w:type="dxa" w:w="3230"/>
+            <w:tcW w:type="dxa" w:w="2551"/>
           </w:tcPr>
           <w:p>
             <w:r>
@@ -2739,7 +2892,7 @@
         </w:tc>
         <w:tc>
           <w:tcPr>
-            <w:tcW w:type="dxa" w:w="3230"/>
+            <w:tcW w:type="dxa" w:w="5669"/>
           </w:tcPr>
           <w:p>
             <w:r>
@@ -2750,7 +2903,7 @@
                 <w:i w:val="0"/>
                 <w:sz w:val="20"/>
               </w:rPr>
-              <w:t>Razor шаблондары. Әр контроллер үшін бөлек қалта.</w:t>
+              <w:t>Razor шаблондары. Әр контроллер үшін бөлек қалта: Home, Proposals, Account, Map, Profile, Top, Admin.</w:t>
             </w:r>
           </w:p>
         </w:tc>
@@ -2758,7 +2911,7 @@
       <w:tr>
         <w:tc>
           <w:tcPr>
-            <w:tcW w:type="dxa" w:w="3230"/>
+            <w:tcW w:type="dxa" w:w="567"/>
           </w:tcPr>
           <w:p>
             <w:r>
@@ -2775,7 +2928,7 @@
         </w:tc>
         <w:tc>
           <w:tcPr>
-            <w:tcW w:type="dxa" w:w="3230"/>
+            <w:tcW w:type="dxa" w:w="2551"/>
           </w:tcPr>
           <w:p>
             <w:r>
@@ -2792,7 +2945,7 @@
         </w:tc>
         <w:tc>
           <w:tcPr>
-            <w:tcW w:type="dxa" w:w="3230"/>
+            <w:tcW w:type="dxa" w:w="5669"/>
           </w:tcPr>
           <w:p>
             <w:r>
@@ -2803,7 +2956,7 @@
                 <w:i w:val="0"/>
                 <w:sz w:val="20"/>
               </w:rPr>
-              <w:t>SharedResource.cs — қазақ және орыс тіліндегі мәтін сөздіктері.</w:t>
+              <w:t>SharedResource.cs — қазақ және орыс тіліндегі мәтін сөздіктері (AppStringLocalizer).</w:t>
             </w:r>
           </w:p>
         </w:tc>
@@ -2811,7 +2964,7 @@
       <w:tr>
         <w:tc>
           <w:tcPr>
-            <w:tcW w:type="dxa" w:w="3230"/>
+            <w:tcW w:type="dxa" w:w="567"/>
           </w:tcPr>
           <w:p>
             <w:r>
@@ -2828,7 +2981,7 @@
         </w:tc>
         <w:tc>
           <w:tcPr>
-            <w:tcW w:type="dxa" w:w="3230"/>
+            <w:tcW w:type="dxa" w:w="2551"/>
           </w:tcPr>
           <w:p>
             <w:r>
@@ -2845,7 +2998,7 @@
         </w:tc>
         <w:tc>
           <w:tcPr>
-            <w:tcW w:type="dxa" w:w="3230"/>
+            <w:tcW w:type="dxa" w:w="5669"/>
           </w:tcPr>
           <w:p>
             <w:r>
@@ -2856,7 +3009,7 @@
                 <w:i w:val="0"/>
                 <w:sz w:val="20"/>
               </w:rPr>
-              <w:t>AppConfig.cs (конфигурация), HelperDTO.cs (деректер түрлендіру).</w:t>
+              <w:t>AppConfig.cs — конфигурация класы. HelperDTO.cs — деректер түрлендіру утилиттері.</w:t>
             </w:r>
           </w:p>
         </w:tc>
@@ -2864,7 +3017,7 @@
       <w:tr>
         <w:tc>
           <w:tcPr>
-            <w:tcW w:type="dxa" w:w="3230"/>
+            <w:tcW w:type="dxa" w:w="567"/>
           </w:tcPr>
           <w:p>
             <w:r>
@@ -2881,7 +3034,7 @@
         </w:tc>
         <w:tc>
           <w:tcPr>
-            <w:tcW w:type="dxa" w:w="3230"/>
+            <w:tcW w:type="dxa" w:w="2551"/>
           </w:tcPr>
           <w:p>
             <w:r>
@@ -2898,7 +3051,7 @@
         </w:tc>
         <w:tc>
           <w:tcPr>
-            <w:tcW w:type="dxa" w:w="3230"/>
+            <w:tcW w:type="dxa" w:w="5669"/>
           </w:tcPr>
           <w:p>
             <w:r>
@@ -2909,7 +3062,7 @@
                 <w:i w:val="0"/>
                 <w:sz w:val="20"/>
               </w:rPr>
-              <w:t>Статикалық файлдар: CSS, JavaScript, суреттер.</w:t>
+              <w:t>Статикалық файлдар: CSS (site.css), JavaScript, суреттер.</w:t>
             </w:r>
           </w:p>
         </w:tc>
@@ -2917,7 +3070,7 @@
       <w:tr>
         <w:tc>
           <w:tcPr>
-            <w:tcW w:type="dxa" w:w="3230"/>
+            <w:tcW w:type="dxa" w:w="567"/>
           </w:tcPr>
           <w:p>
             <w:r>
@@ -2934,7 +3087,7 @@
         </w:tc>
         <w:tc>
           <w:tcPr>
-            <w:tcW w:type="dxa" w:w="3230"/>
+            <w:tcW w:type="dxa" w:w="2551"/>
           </w:tcPr>
           <w:p>
             <w:r>
@@ -2951,7 +3104,7 @@
         </w:tc>
         <w:tc>
           <w:tcPr>
-            <w:tcW w:type="dxa" w:w="3230"/>
+            <w:tcW w:type="dxa" w:w="5669"/>
           </w:tcPr>
           <w:p>
             <w:r>
@@ -2970,7 +3123,7 @@
       <w:tr>
         <w:tc>
           <w:tcPr>
-            <w:tcW w:type="dxa" w:w="3230"/>
+            <w:tcW w:type="dxa" w:w="567"/>
           </w:tcPr>
           <w:p>
             <w:r>
@@ -2987,7 +3140,7 @@
         </w:tc>
         <w:tc>
           <w:tcPr>
-            <w:tcW w:type="dxa" w:w="3230"/>
+            <w:tcW w:type="dxa" w:w="2551"/>
           </w:tcPr>
           <w:p>
             <w:r>
@@ -3004,7 +3157,7 @@
         </w:tc>
         <w:tc>
           <w:tcPr>
-            <w:tcW w:type="dxa" w:w="3230"/>
+            <w:tcW w:type="dxa" w:w="5669"/>
           </w:tcPr>
           <w:p>
             <w:r>
@@ -3023,22 +3176,12 @@
     </w:tbl>
     <w:p>
       <w:pPr>
-        <w:spacing w:before="120" w:after="0" w:line="360" w:lineRule="exact"/>
-        <w:jc w:val="left"/>
-      </w:pPr>
-      <w:r>
-        <w:rPr>
-          <w:rFonts w:ascii="Times New Roman" w:hAnsi="Times New Roman" w:cs="Times New Roman"/>
-          <w:rFonts w:ascii="Times New Roman" w:hAnsi="Times New Roman"/>
-          <w:b w:val="0"/>
-          <w:i w:val="0"/>
-          <w:sz w:val="24"/>
-        </w:rPr>
-      </w:r>
+        <w:spacing w:line="240" w:lineRule="auto" w:before="0" w:after="0"/>
+      </w:pPr>
     </w:p>
     <w:p>
       <w:pPr>
-        <w:spacing w:before="120" w:after="80" w:line="360" w:lineRule="exact"/>
+        <w:spacing w:line="240" w:lineRule="auto" w:before="120" w:after="60"/>
         <w:jc w:val="left"/>
       </w:pPr>
       <w:r>
@@ -3054,9 +3197,9 @@
     </w:p>
     <w:p>
       <w:pPr>
-        <w:spacing w:before="0" w:after="80" w:line="360" w:lineRule="exact"/>
+        <w:spacing w:line="240" w:lineRule="auto" w:before="0" w:after="60"/>
         <w:ind w:firstLine="709"/>
-        <w:jc w:val="left"/>
+        <w:jc w:val="both"/>
       </w:pPr>
       <w:r>
         <w:rPr>
@@ -3066,12 +3209,12 @@
           <w:i w:val="0"/>
           <w:sz w:val="24"/>
         </w:rPr>
-        <w:t>Program.cs файлы веб-сайттың кіру нүктесі болып табылады. Осы файлда барлық сервистер тіркеледі (DI контейнеріне), Middleware тізбегі конфигурацияланады:</w:t>
+        <w:t>Program.cs файлы веб-сайттың кіру нүктесі болып табылады. Осы файлда барлық сервистер DI контейнеріне тіркеледі және Middleware тізбегі конфигурацияланады:</w:t>
       </w:r>
     </w:p>
     <w:p>
       <w:pPr>
-        <w:spacing w:before="40" w:after="40"/>
+        <w:spacing w:line="240" w:lineRule="auto" w:before="0" w:after="20"/>
         <w:ind w:left="709"/>
         <w:jc w:val="left"/>
       </w:pPr>
@@ -3079,14 +3222,14 @@
         <w:rPr>
           <w:rFonts w:ascii="Courier New" w:hAnsi="Courier New" w:cs="Courier New"/>
           <w:rFonts w:ascii="Courier New" w:hAnsi="Courier New"/>
-          <w:sz w:val="18"/>
+          <w:sz w:val="20"/>
         </w:rPr>
-        <w:t>// Деректер қоры конфигурациясы</w:t>
+        <w:t>// Деректер қоры конфигурациясы (SQL Server)</w:t>
       </w:r>
     </w:p>
     <w:p>
       <w:pPr>
-        <w:spacing w:before="40" w:after="40"/>
+        <w:spacing w:line="240" w:lineRule="auto" w:before="0" w:after="20"/>
         <w:ind w:left="709"/>
         <w:jc w:val="left"/>
       </w:pPr>
@@ -3094,14 +3237,14 @@
         <w:rPr>
           <w:rFonts w:ascii="Courier New" w:hAnsi="Courier New" w:cs="Courier New"/>
           <w:rFonts w:ascii="Courier New" w:hAnsi="Courier New"/>
-          <w:sz w:val="18"/>
+          <w:sz w:val="20"/>
         </w:rPr>
         <w:t>builder.Services.AddDbContext&lt;AppDbContext&gt;(options =&gt;</w:t>
       </w:r>
     </w:p>
     <w:p>
       <w:pPr>
-        <w:spacing w:before="40" w:after="40"/>
+        <w:spacing w:line="240" w:lineRule="auto" w:before="0" w:after="20"/>
         <w:ind w:left="709"/>
         <w:jc w:val="left"/>
       </w:pPr>
@@ -3109,14 +3252,14 @@
         <w:rPr>
           <w:rFonts w:ascii="Courier New" w:hAnsi="Courier New" w:cs="Courier New"/>
           <w:rFonts w:ascii="Courier New" w:hAnsi="Courier New"/>
-          <w:sz w:val="18"/>
+          <w:sz w:val="20"/>
         </w:rPr>
         <w:t xml:space="preserve">    options.UseSqlServer(connectionString));</w:t>
       </w:r>
     </w:p>
     <w:p>
       <w:pPr>
-        <w:spacing w:before="40" w:after="40"/>
+        <w:spacing w:line="240" w:lineRule="auto" w:before="0" w:after="20"/>
         <w:ind w:left="709"/>
         <w:jc w:val="left"/>
       </w:pPr>
@@ -3124,13 +3267,13 @@
         <w:rPr>
           <w:rFonts w:ascii="Courier New" w:hAnsi="Courier New" w:cs="Courier New"/>
           <w:rFonts w:ascii="Courier New" w:hAnsi="Courier New"/>
-          <w:sz w:val="18"/>
+          <w:sz w:val="20"/>
         </w:rPr>
       </w:r>
     </w:p>
     <w:p>
       <w:pPr>
-        <w:spacing w:before="40" w:after="40"/>
+        <w:spacing w:line="240" w:lineRule="auto" w:before="0" w:after="20"/>
         <w:ind w:left="709"/>
         <w:jc w:val="left"/>
       </w:pPr>
@@ -3138,14 +3281,14 @@
         <w:rPr>
           <w:rFonts w:ascii="Courier New" w:hAnsi="Courier New" w:cs="Courier New"/>
           <w:rFonts w:ascii="Courier New" w:hAnsi="Courier New"/>
-          <w:sz w:val="18"/>
+          <w:sz w:val="20"/>
         </w:rPr>
-        <w:t>// Identity (аутентификация/авторизация)</w:t>
+        <w:t>// Identity жүйесі</w:t>
       </w:r>
     </w:p>
     <w:p>
       <w:pPr>
-        <w:spacing w:before="40" w:after="40"/>
+        <w:spacing w:line="240" w:lineRule="auto" w:before="0" w:after="20"/>
         <w:ind w:left="709"/>
         <w:jc w:val="left"/>
       </w:pPr>
@@ -3153,14 +3296,14 @@
         <w:rPr>
           <w:rFonts w:ascii="Courier New" w:hAnsi="Courier New" w:cs="Courier New"/>
           <w:rFonts w:ascii="Courier New" w:hAnsi="Courier New"/>
-          <w:sz w:val="18"/>
+          <w:sz w:val="20"/>
         </w:rPr>
         <w:t>builder.Services.AddIdentity&lt;IdentityUser, IdentityRole&gt;(...)</w:t>
       </w:r>
     </w:p>
     <w:p>
       <w:pPr>
-        <w:spacing w:before="40" w:after="40"/>
+        <w:spacing w:line="240" w:lineRule="auto" w:before="0" w:after="20"/>
         <w:ind w:left="709"/>
         <w:jc w:val="left"/>
       </w:pPr>
@@ -3168,14 +3311,14 @@
         <w:rPr>
           <w:rFonts w:ascii="Courier New" w:hAnsi="Courier New" w:cs="Courier New"/>
           <w:rFonts w:ascii="Courier New" w:hAnsi="Courier New"/>
-          <w:sz w:val="18"/>
+          <w:sz w:val="20"/>
         </w:rPr>
         <w:t xml:space="preserve">    .AddEntityFrameworkStores&lt;AppDbContext&gt;()</w:t>
       </w:r>
     </w:p>
     <w:p>
       <w:pPr>
-        <w:spacing w:before="40" w:after="40"/>
+        <w:spacing w:line="240" w:lineRule="auto" w:before="0" w:after="20"/>
         <w:ind w:left="709"/>
         <w:jc w:val="left"/>
       </w:pPr>
@@ -3183,14 +3326,14 @@
         <w:rPr>
           <w:rFonts w:ascii="Courier New" w:hAnsi="Courier New" w:cs="Courier New"/>
           <w:rFonts w:ascii="Courier New" w:hAnsi="Courier New"/>
-          <w:sz w:val="18"/>
+          <w:sz w:val="20"/>
         </w:rPr>
         <w:t xml:space="preserve">    .AddDefaultTokenProviders();</w:t>
       </w:r>
     </w:p>
     <w:p>
       <w:pPr>
-        <w:spacing w:before="40" w:after="40"/>
+        <w:spacing w:line="240" w:lineRule="auto" w:before="0" w:after="20"/>
         <w:ind w:left="709"/>
         <w:jc w:val="left"/>
       </w:pPr>
@@ -3198,13 +3341,13 @@
         <w:rPr>
           <w:rFonts w:ascii="Courier New" w:hAnsi="Courier New" w:cs="Courier New"/>
           <w:rFonts w:ascii="Courier New" w:hAnsi="Courier New"/>
-          <w:sz w:val="18"/>
+          <w:sz w:val="20"/>
         </w:rPr>
       </w:r>
     </w:p>
     <w:p>
       <w:pPr>
-        <w:spacing w:before="40" w:after="40"/>
+        <w:spacing w:line="240" w:lineRule="auto" w:before="0" w:after="20"/>
         <w:ind w:left="709"/>
         <w:jc w:val="left"/>
       </w:pPr>
@@ -3212,14 +3355,14 @@
         <w:rPr>
           <w:rFonts w:ascii="Courier New" w:hAnsi="Courier New" w:cs="Courier New"/>
           <w:rFonts w:ascii="Courier New" w:hAnsi="Courier New"/>
-          <w:sz w:val="18"/>
+          <w:sz w:val="20"/>
         </w:rPr>
-        <w:t>// Репозиторийлерді тіркеу</w:t>
+        <w:t>// Репозиторийлерді DI-ге тіркеу</w:t>
       </w:r>
     </w:p>
     <w:p>
       <w:pPr>
-        <w:spacing w:before="40" w:after="40"/>
+        <w:spacing w:line="240" w:lineRule="auto" w:before="0" w:after="20"/>
         <w:ind w:left="709"/>
         <w:jc w:val="left"/>
       </w:pPr>
@@ -3227,14 +3370,14 @@
         <w:rPr>
           <w:rFonts w:ascii="Courier New" w:hAnsi="Courier New" w:cs="Courier New"/>
           <w:rFonts w:ascii="Courier New" w:hAnsi="Courier New"/>
-          <w:sz w:val="18"/>
+          <w:sz w:val="20"/>
         </w:rPr>
         <w:t>builder.Services.AddTransient&lt;IProposalsRepository, EFProposalsRepository&gt;();</w:t>
       </w:r>
     </w:p>
     <w:p>
       <w:pPr>
-        <w:spacing w:before="40" w:after="40"/>
+        <w:spacing w:line="240" w:lineRule="auto" w:before="0" w:after="20"/>
         <w:ind w:left="709"/>
         <w:jc w:val="left"/>
       </w:pPr>
@@ -3242,14 +3385,14 @@
         <w:rPr>
           <w:rFonts w:ascii="Courier New" w:hAnsi="Courier New" w:cs="Courier New"/>
           <w:rFonts w:ascii="Courier New" w:hAnsi="Courier New"/>
-          <w:sz w:val="18"/>
+          <w:sz w:val="20"/>
         </w:rPr>
         <w:t>builder.Services.AddTransient&lt;IDistrictsRepository, EFDistrictsRepository&gt;();</w:t>
       </w:r>
     </w:p>
     <w:p>
       <w:pPr>
-        <w:spacing w:before="40" w:after="40"/>
+        <w:spacing w:line="240" w:lineRule="auto" w:before="0" w:after="20"/>
         <w:ind w:left="709"/>
         <w:jc w:val="left"/>
       </w:pPr>
@@ -3257,44 +3400,14 @@
         <w:rPr>
           <w:rFonts w:ascii="Courier New" w:hAnsi="Courier New" w:cs="Courier New"/>
           <w:rFonts w:ascii="Courier New" w:hAnsi="Courier New"/>
-          <w:sz w:val="18"/>
-        </w:rPr>
-        <w:t>builder.Services.AddTransient&lt;ICategoriesRepository, EFCategoriesRepository&gt;();</w:t>
-      </w:r>
-    </w:p>
-    <w:p>
-      <w:pPr>
-        <w:spacing w:before="40" w:after="40"/>
-        <w:ind w:left="709"/>
-        <w:jc w:val="left"/>
-      </w:pPr>
-      <w:r>
-        <w:rPr>
-          <w:rFonts w:ascii="Courier New" w:hAnsi="Courier New" w:cs="Courier New"/>
-          <w:rFonts w:ascii="Courier New" w:hAnsi="Courier New"/>
-          <w:sz w:val="18"/>
-        </w:rPr>
-        <w:t>builder.Services.AddTransient&lt;IVotesRepository, EFVotesRepository&gt;();</w:t>
-      </w:r>
-    </w:p>
-    <w:p>
-      <w:pPr>
-        <w:spacing w:before="40" w:after="40"/>
-        <w:ind w:left="709"/>
-        <w:jc w:val="left"/>
-      </w:pPr>
-      <w:r>
-        <w:rPr>
-          <w:rFonts w:ascii="Courier New" w:hAnsi="Courier New" w:cs="Courier New"/>
-          <w:rFonts w:ascii="Courier New" w:hAnsi="Courier New"/>
-          <w:sz w:val="18"/>
+          <w:sz w:val="20"/>
         </w:rPr>
         <w:t>builder.Services.AddTransient&lt;DataManager&gt;();</w:t>
       </w:r>
     </w:p>
     <w:p>
       <w:pPr>
-        <w:spacing w:before="40" w:after="40"/>
+        <w:spacing w:line="240" w:lineRule="auto" w:before="0" w:after="20"/>
         <w:ind w:left="709"/>
         <w:jc w:val="left"/>
       </w:pPr>
@@ -3302,13 +3415,13 @@
         <w:rPr>
           <w:rFonts w:ascii="Courier New" w:hAnsi="Courier New" w:cs="Courier New"/>
           <w:rFonts w:ascii="Courier New" w:hAnsi="Courier New"/>
-          <w:sz w:val="18"/>
+          <w:sz w:val="20"/>
         </w:rPr>
       </w:r>
     </w:p>
     <w:p>
       <w:pPr>
-        <w:spacing w:before="40" w:after="40"/>
+        <w:spacing w:line="240" w:lineRule="auto" w:before="0" w:after="20"/>
         <w:ind w:left="709"/>
         <w:jc w:val="left"/>
       </w:pPr>
@@ -3316,14 +3429,14 @@
         <w:rPr>
           <w:rFonts w:ascii="Courier New" w:hAnsi="Courier New" w:cs="Courier New"/>
           <w:rFonts w:ascii="Courier New" w:hAnsi="Courier New"/>
-          <w:sz w:val="18"/>
+          <w:sz w:val="20"/>
         </w:rPr>
         <w:t>// Локализация (орыс және қазақ тілдері)</w:t>
       </w:r>
     </w:p>
     <w:p>
       <w:pPr>
-        <w:spacing w:before="40" w:after="40"/>
+        <w:spacing w:line="240" w:lineRule="auto" w:before="0" w:after="20"/>
         <w:ind w:left="709"/>
         <w:jc w:val="left"/>
       </w:pPr>
@@ -3331,60 +3444,21 @@
         <w:rPr>
           <w:rFonts w:ascii="Courier New" w:hAnsi="Courier New" w:cs="Courier New"/>
           <w:rFonts w:ascii="Courier New" w:hAnsi="Courier New"/>
-          <w:sz w:val="18"/>
+          <w:sz w:val="20"/>
         </w:rPr>
         <w:t>builder.Services.AddSingleton&lt;IStringLocalizer&lt;SharedResource&gt;, AppStringLocalizer&gt;();</w:t>
       </w:r>
     </w:p>
     <w:p>
       <w:pPr>
-        <w:spacing w:before="40" w:after="40"/>
-        <w:ind w:left="709"/>
-        <w:jc w:val="left"/>
-      </w:pPr>
-      <w:r>
-        <w:rPr>
-          <w:rFonts w:ascii="Courier New" w:hAnsi="Courier New" w:cs="Courier New"/>
-          <w:rFonts w:ascii="Courier New" w:hAnsi="Courier New"/>
-          <w:sz w:val="18"/>
-        </w:rPr>
-      </w:r>
+        <w:spacing w:line="240" w:lineRule="auto" w:before="0" w:after="0"/>
+      </w:pPr>
     </w:p>
     <w:p>
       <w:pPr>
-        <w:spacing w:before="40" w:after="40"/>
-        <w:ind w:left="709"/>
-        <w:jc w:val="left"/>
-      </w:pPr>
-      <w:r>
-        <w:rPr>
-          <w:rFonts w:ascii="Courier New" w:hAnsi="Courier New" w:cs="Courier New"/>
-          <w:rFonts w:ascii="Courier New" w:hAnsi="Courier New"/>
-          <w:sz w:val="18"/>
-        </w:rPr>
-        <w:t>// Контроллерлер мен Razor Views</w:t>
-      </w:r>
-    </w:p>
-    <w:p>
-      <w:pPr>
-        <w:spacing w:before="40" w:after="40"/>
-        <w:ind w:left="709"/>
-        <w:jc w:val="left"/>
-      </w:pPr>
-      <w:r>
-        <w:rPr>
-          <w:rFonts w:ascii="Courier New" w:hAnsi="Courier New" w:cs="Courier New"/>
-          <w:rFonts w:ascii="Courier New" w:hAnsi="Courier New"/>
-          <w:sz w:val="18"/>
-        </w:rPr>
-        <w:t>builder.Services.AddControllersWithViews();</w:t>
-      </w:r>
-    </w:p>
-    <w:p>
-      <w:pPr>
-        <w:spacing w:before="0" w:after="80" w:line="360" w:lineRule="exact"/>
+        <w:spacing w:line="240" w:lineRule="auto" w:before="0" w:after="60"/>
         <w:ind w:firstLine="709"/>
-        <w:jc w:val="left"/>
+        <w:jc w:val="both"/>
       </w:pPr>
       <w:r>
         <w:rPr>
@@ -3394,14 +3468,14 @@
           <w:i w:val="0"/>
           <w:sz w:val="24"/>
         </w:rPr>
-        <w:t>Middleware тізбегі (pipeline) сұранысты өңдеу реті:</w:t>
+        <w:t>Middleware тізбегіндегі сұранысты өңдеу реті:</w:t>
       </w:r>
     </w:p>
     <w:p>
       <w:pPr>
-        <w:pStyle w:val="ListBullet"/>
-        <w:spacing w:before="20" w:after="20"/>
-        <w:ind w:left="709"/>
+        <w:spacing w:line="240" w:lineRule="auto" w:before="0" w:after="40"/>
+        <w:ind w:left="935" w:hanging="227"/>
+        <w:jc w:val="both"/>
       </w:pPr>
       <w:r>
         <w:rPr>
@@ -3411,14 +3485,14 @@
           <w:i w:val="0"/>
           <w:sz w:val="24"/>
         </w:rPr>
-        <w:t>UseSerilogRequestLogging() — HTTP сұраныстарын логтау.</w:t>
+        <w:t>— UseSerilogRequestLogging() — HTTP сұраныстарын логтау (Serilog).</w:t>
       </w:r>
     </w:p>
     <w:p>
       <w:pPr>
-        <w:pStyle w:val="ListBullet"/>
-        <w:spacing w:before="20" w:after="20"/>
-        <w:ind w:left="709"/>
+        <w:spacing w:line="240" w:lineRule="auto" w:before="0" w:after="40"/>
+        <w:ind w:left="935" w:hanging="227"/>
+        <w:jc w:val="both"/>
       </w:pPr>
       <w:r>
         <w:rPr>
@@ -3428,14 +3502,14 @@
           <w:i w:val="0"/>
           <w:sz w:val="24"/>
         </w:rPr>
-        <w:t>UseExceptionHandler() — қателерді өңдеу.</w:t>
+        <w:t>— UseExceptionHandler() — қателерді өңдеу (өндірістік орта).</w:t>
       </w:r>
     </w:p>
     <w:p>
       <w:pPr>
-        <w:pStyle w:val="ListBullet"/>
-        <w:spacing w:before="20" w:after="20"/>
-        <w:ind w:left="709"/>
+        <w:spacing w:line="240" w:lineRule="auto" w:before="0" w:after="40"/>
+        <w:ind w:left="935" w:hanging="227"/>
+        <w:jc w:val="both"/>
       </w:pPr>
       <w:r>
         <w:rPr>
@@ -3445,14 +3519,14 @@
           <w:i w:val="0"/>
           <w:sz w:val="24"/>
         </w:rPr>
-        <w:t>UseHttpsRedirection() — HTTPS-ке бағыттау.</w:t>
+        <w:t>— UseHttpsRedirection() — HTTP сұраныстарын HTTPS-ке бағыттау.</w:t>
       </w:r>
     </w:p>
     <w:p>
       <w:pPr>
-        <w:pStyle w:val="ListBullet"/>
-        <w:spacing w:before="20" w:after="20"/>
-        <w:ind w:left="709"/>
+        <w:spacing w:line="240" w:lineRule="auto" w:before="0" w:after="40"/>
+        <w:ind w:left="935" w:hanging="227"/>
+        <w:jc w:val="both"/>
       </w:pPr>
       <w:r>
         <w:rPr>
@@ -3462,14 +3536,14 @@
           <w:i w:val="0"/>
           <w:sz w:val="24"/>
         </w:rPr>
-        <w:t>UseStaticFiles() — wwwroot статикалық файлдары.</w:t>
+        <w:t>— UseStaticFiles() — wwwroot статикалық файлдарын беру.</w:t>
       </w:r>
     </w:p>
     <w:p>
       <w:pPr>
-        <w:pStyle w:val="ListBullet"/>
-        <w:spacing w:before="20" w:after="20"/>
-        <w:ind w:left="709"/>
+        <w:spacing w:line="240" w:lineRule="auto" w:before="0" w:after="40"/>
+        <w:ind w:left="935" w:hanging="227"/>
+        <w:jc w:val="both"/>
       </w:pPr>
       <w:r>
         <w:rPr>
@@ -3479,14 +3553,14 @@
           <w:i w:val="0"/>
           <w:sz w:val="24"/>
         </w:rPr>
-        <w:t>UseRequestLocalization() — тіл ауыстыру (ru/kk).</w:t>
+        <w:t>— UseRequestLocalization() — тіл ауыстыру (ru/kk).</w:t>
       </w:r>
     </w:p>
     <w:p>
       <w:pPr>
-        <w:pStyle w:val="ListBullet"/>
-        <w:spacing w:before="20" w:after="20"/>
-        <w:ind w:left="709"/>
+        <w:spacing w:line="240" w:lineRule="auto" w:before="0" w:after="40"/>
+        <w:ind w:left="935" w:hanging="227"/>
+        <w:jc w:val="both"/>
       </w:pPr>
       <w:r>
         <w:rPr>
@@ -3496,14 +3570,14 @@
           <w:i w:val="0"/>
           <w:sz w:val="24"/>
         </w:rPr>
-        <w:t>UseRouting() — URL маршруттау.</w:t>
+        <w:t>— UseAuthentication() / UseAuthorization() — аутентификация мен авторизация.</w:t>
       </w:r>
     </w:p>
     <w:p>
       <w:pPr>
-        <w:pStyle w:val="ListBullet"/>
-        <w:spacing w:before="20" w:after="20"/>
-        <w:ind w:left="709"/>
+        <w:spacing w:line="240" w:lineRule="auto" w:before="0" w:after="40"/>
+        <w:ind w:left="935" w:hanging="227"/>
+        <w:jc w:val="both"/>
       </w:pPr>
       <w:r>
         <w:rPr>
@@ -3513,29 +3587,12 @@
           <w:i w:val="0"/>
           <w:sz w:val="24"/>
         </w:rPr>
-        <w:t>UseAuthentication() / UseAuthorization() — аутентификация мен авторизация.</w:t>
+        <w:t>— MapControllerRoute() — {controller=Home}/{action=Index}/{id?} MVC маршруты.</w:t>
       </w:r>
     </w:p>
     <w:p>
       <w:pPr>
-        <w:pStyle w:val="ListBullet"/>
-        <w:spacing w:before="20" w:after="20"/>
-        <w:ind w:left="709"/>
-      </w:pPr>
-      <w:r>
-        <w:rPr>
-          <w:rFonts w:ascii="Times New Roman" w:hAnsi="Times New Roman" w:cs="Times New Roman"/>
-          <w:rFonts w:ascii="Times New Roman" w:hAnsi="Times New Roman"/>
-          <w:b w:val="0"/>
-          <w:i w:val="0"/>
-          <w:sz w:val="24"/>
-        </w:rPr>
-        <w:t>MapControllerRoute() — MVC маршруттарын анықтау.</w:t>
-      </w:r>
-    </w:p>
-    <w:p>
-      <w:pPr>
-        <w:spacing w:before="120" w:after="80" w:line="360" w:lineRule="exact"/>
+        <w:spacing w:line="240" w:lineRule="auto" w:before="120" w:after="60"/>
         <w:jc w:val="left"/>
       </w:pPr>
       <w:r>
@@ -3551,9 +3608,9 @@
     </w:p>
     <w:p>
       <w:pPr>
-        <w:spacing w:before="0" w:after="80" w:line="360" w:lineRule="exact"/>
+        <w:spacing w:line="240" w:lineRule="auto" w:before="0" w:after="60"/>
         <w:ind w:firstLine="709"/>
-        <w:jc w:val="left"/>
+        <w:jc w:val="both"/>
       </w:pPr>
       <w:r>
         <w:rPr>
@@ -3563,7 +3620,7 @@
           <w:i w:val="0"/>
           <w:sz w:val="24"/>
         </w:rPr>
-        <w:t>AppDbContext класы EF Core-дің IdentityDbContext&lt;IdentityUser&gt; класынан мұрагерленеді. Бұл ASP.NET Identity кестелерін автоматты түрде жасайды. Проектте қолданылатын деректер қоры кестелері:</w:t>
+        <w:t>AppDbContext класы EF Core-дің IdentityDbContext&lt;IdentityUser&gt; класынан мұрагерленеді. Бұл ASP.NET Identity кестелерін (AspNetUsers, AspNetRoles және т.б.) автоматты түрде жасайды. Кесте 1 – Деректер қорының негізгі кестелері</w:t>
       </w:r>
     </w:p>
     <w:tbl>
@@ -3573,16 +3630,19 @@
         <w:tblLook w:firstColumn="1" w:firstRow="1" w:lastColumn="0" w:lastRow="0" w:noHBand="0" w:noVBand="1" w:val="04A0"/>
       </w:tblPr>
       <w:tblGrid>
-        <w:gridCol w:w="3230"/>
-        <w:gridCol w:w="3230"/>
-        <w:gridCol w:w="3230"/>
+        <w:gridCol w:w="3419"/>
+        <w:gridCol w:w="3419"/>
+        <w:gridCol w:w="3419"/>
       </w:tblGrid>
       <w:tr>
         <w:tc>
           <w:tcPr>
-            <w:tcW w:type="dxa" w:w="3230"/>
+            <w:tcW w:type="dxa" w:w="567"/>
           </w:tcPr>
           <w:p>
+            <w:pPr>
+              <w:jc w:val="center"/>
+            </w:pPr>
             <w:r>
               <w:rPr>
                 <w:rFonts w:ascii="Times New Roman" w:hAnsi="Times New Roman" w:cs="Times New Roman"/>
@@ -3597,9 +3657,12 @@
         </w:tc>
         <w:tc>
           <w:tcPr>
-            <w:tcW w:type="dxa" w:w="3230"/>
+            <w:tcW w:type="dxa" w:w="2268"/>
           </w:tcPr>
           <w:p>
+            <w:pPr>
+              <w:jc w:val="center"/>
+            </w:pPr>
             <w:r>
               <w:rPr>
                 <w:rFonts w:ascii="Times New Roman" w:hAnsi="Times New Roman" w:cs="Times New Roman"/>
@@ -3608,15 +3671,18 @@
                 <w:i w:val="0"/>
                 <w:sz w:val="22"/>
               </w:rPr>
-              <w:t>Модель</w:t>
+              <w:t>Модель / кесте</w:t>
             </w:r>
           </w:p>
         </w:tc>
         <w:tc>
           <w:tcPr>
-            <w:tcW w:type="dxa" w:w="3230"/>
+            <w:tcW w:type="dxa" w:w="5953"/>
           </w:tcPr>
           <w:p>
+            <w:pPr>
+              <w:jc w:val="center"/>
+            </w:pPr>
             <w:r>
               <w:rPr>
                 <w:rFonts w:ascii="Times New Roman" w:hAnsi="Times New Roman" w:cs="Times New Roman"/>
@@ -3633,7 +3699,7 @@
       <w:tr>
         <w:tc>
           <w:tcPr>
-            <w:tcW w:type="dxa" w:w="3230"/>
+            <w:tcW w:type="dxa" w:w="567"/>
           </w:tcPr>
           <w:p>
             <w:r>
@@ -3650,7 +3716,7 @@
         </w:tc>
         <w:tc>
           <w:tcPr>
-            <w:tcW w:type="dxa" w:w="3230"/>
+            <w:tcW w:type="dxa" w:w="2268"/>
           </w:tcPr>
           <w:p>
             <w:r>
@@ -3667,7 +3733,7 @@
         </w:tc>
         <w:tc>
           <w:tcPr>
-            <w:tcW w:type="dxa" w:w="3230"/>
+            <w:tcW w:type="dxa" w:w="5953"/>
           </w:tcPr>
           <w:p>
             <w:r>
@@ -3686,7 +3752,7 @@
       <w:tr>
         <w:tc>
           <w:tcPr>
-            <w:tcW w:type="dxa" w:w="3230"/>
+            <w:tcW w:type="dxa" w:w="567"/>
           </w:tcPr>
           <w:p>
             <w:r>
@@ -3703,7 +3769,7 @@
         </w:tc>
         <w:tc>
           <w:tcPr>
-            <w:tcW w:type="dxa" w:w="3230"/>
+            <w:tcW w:type="dxa" w:w="2268"/>
           </w:tcPr>
           <w:p>
             <w:r>
@@ -3720,7 +3786,7 @@
         </w:tc>
         <w:tc>
           <w:tcPr>
-            <w:tcW w:type="dxa" w:w="3230"/>
+            <w:tcW w:type="dxa" w:w="5953"/>
           </w:tcPr>
           <w:p>
             <w:r>
@@ -3731,7 +3797,7 @@
                 <w:i w:val="0"/>
                 <w:sz w:val="20"/>
               </w:rPr>
-              <w:t>Id, Title, DateCreated. Алматы қаласының ауданы (8 аудан сеедталған).</w:t>
+              <w:t>Id, Title, DateCreated. Алматы қаласының ауданы. 8 аудан алдын ала сеедталған.</w:t>
             </w:r>
           </w:p>
         </w:tc>
@@ -3739,7 +3805,7 @@
       <w:tr>
         <w:tc>
           <w:tcPr>
-            <w:tcW w:type="dxa" w:w="3230"/>
+            <w:tcW w:type="dxa" w:w="567"/>
           </w:tcPr>
           <w:p>
             <w:r>
@@ -3756,7 +3822,7 @@
         </w:tc>
         <w:tc>
           <w:tcPr>
-            <w:tcW w:type="dxa" w:w="3230"/>
+            <w:tcW w:type="dxa" w:w="2268"/>
           </w:tcPr>
           <w:p>
             <w:r>
@@ -3773,7 +3839,7 @@
         </w:tc>
         <w:tc>
           <w:tcPr>
-            <w:tcW w:type="dxa" w:w="3230"/>
+            <w:tcW w:type="dxa" w:w="5953"/>
           </w:tcPr>
           <w:p>
             <w:r>
@@ -3784,7 +3850,7 @@
                 <w:i w:val="0"/>
                 <w:sz w:val="20"/>
               </w:rPr>
-              <w:t>Id, Title, DateCreated. Ұсыныс категориясы (8 категория: Көлік, Экология және т.б.).</w:t>
+              <w:t>Id, Title, DateCreated. Ұсыныс категориясы. 8 категория: Көлік, Экология, Инфрақұрылым т.б.</w:t>
             </w:r>
           </w:p>
         </w:tc>
@@ -3792,7 +3858,7 @@
       <w:tr>
         <w:tc>
           <w:tcPr>
-            <w:tcW w:type="dxa" w:w="3230"/>
+            <w:tcW w:type="dxa" w:w="567"/>
           </w:tcPr>
           <w:p>
             <w:r>
@@ -3809,7 +3875,7 @@
         </w:tc>
         <w:tc>
           <w:tcPr>
-            <w:tcW w:type="dxa" w:w="3230"/>
+            <w:tcW w:type="dxa" w:w="2268"/>
           </w:tcPr>
           <w:p>
             <w:r>
@@ -3826,7 +3892,7 @@
         </w:tc>
         <w:tc>
           <w:tcPr>
-            <w:tcW w:type="dxa" w:w="3230"/>
+            <w:tcW w:type="dxa" w:w="5953"/>
           </w:tcPr>
           <w:p>
             <w:r>
@@ -3837,7 +3903,7 @@
                 <w:i w:val="0"/>
                 <w:sz w:val="20"/>
               </w:rPr>
-              <w:t>Id, UserId, ProposalId, Type (Like/Dislike). Дауыс беру моделі. Бір пайдаланушы бір ұсынысқа бір дауыс.</w:t>
+              <w:t>Id, UserId, ProposalId, Type (Like/Dislike). Дауыс. Уникальды индекс: бір пайдаланушы — бір ұсыныс.</w:t>
             </w:r>
           </w:p>
         </w:tc>
@@ -3845,7 +3911,7 @@
       <w:tr>
         <w:tc>
           <w:tcPr>
-            <w:tcW w:type="dxa" w:w="3230"/>
+            <w:tcW w:type="dxa" w:w="567"/>
           </w:tcPr>
           <w:p>
             <w:r>
@@ -3862,7 +3928,7 @@
         </w:tc>
         <w:tc>
           <w:tcPr>
-            <w:tcW w:type="dxa" w:w="3230"/>
+            <w:tcW w:type="dxa" w:w="2268"/>
           </w:tcPr>
           <w:p>
             <w:r>
@@ -3879,7 +3945,7 @@
         </w:tc>
         <w:tc>
           <w:tcPr>
-            <w:tcW w:type="dxa" w:w="3230"/>
+            <w:tcW w:type="dxa" w:w="5953"/>
           </w:tcPr>
           <w:p>
             <w:r>
@@ -3898,7 +3964,7 @@
       <w:tr>
         <w:tc>
           <w:tcPr>
-            <w:tcW w:type="dxa" w:w="3230"/>
+            <w:tcW w:type="dxa" w:w="567"/>
           </w:tcPr>
           <w:p>
             <w:r>
@@ -3915,7 +3981,7 @@
         </w:tc>
         <w:tc>
           <w:tcPr>
-            <w:tcW w:type="dxa" w:w="3230"/>
+            <w:tcW w:type="dxa" w:w="2268"/>
           </w:tcPr>
           <w:p>
             <w:r>
@@ -3932,7 +3998,7 @@
         </w:tc>
         <w:tc>
           <w:tcPr>
-            <w:tcW w:type="dxa" w:w="3230"/>
+            <w:tcW w:type="dxa" w:w="5953"/>
           </w:tcPr>
           <w:p>
             <w:r>
@@ -3943,7 +4009,7 @@
                 <w:i w:val="0"/>
                 <w:sz w:val="20"/>
               </w:rPr>
-              <w:t>Id, ProposalId, AdminId, Text, DateCreated. Администратордың ұсынысқа берген жауабы.</w:t>
+              <w:t>Id, ProposalId, AdminId, Text, DateCreated. Администратор жауабы.</w:t>
             </w:r>
           </w:p>
         </w:tc>
@@ -3951,7 +4017,7 @@
       <w:tr>
         <w:tc>
           <w:tcPr>
-            <w:tcW w:type="dxa" w:w="3230"/>
+            <w:tcW w:type="dxa" w:w="567"/>
           </w:tcPr>
           <w:p>
             <w:r>
@@ -3968,7 +4034,7 @@
         </w:tc>
         <w:tc>
           <w:tcPr>
-            <w:tcW w:type="dxa" w:w="3230"/>
+            <w:tcW w:type="dxa" w:w="2268"/>
           </w:tcPr>
           <w:p>
             <w:r>
@@ -3985,7 +4051,7 @@
         </w:tc>
         <w:tc>
           <w:tcPr>
-            <w:tcW w:type="dxa" w:w="3230"/>
+            <w:tcW w:type="dxa" w:w="5953"/>
           </w:tcPr>
           <w:p>
             <w:r>
@@ -3996,7 +4062,7 @@
                 <w:i w:val="0"/>
                 <w:sz w:val="20"/>
               </w:rPr>
-              <w:t>ASP.NET Identity кіріктірілген пайдаланушы моделі. Id, UserName, Email, PasswordHash.</w:t>
+              <w:t>ASP.NET Identity пайдаланушы моделі: Id, UserName, Email, PasswordHash.</w:t>
             </w:r>
           </w:p>
         </w:tc>
@@ -4004,7 +4070,7 @@
       <w:tr>
         <w:tc>
           <w:tcPr>
-            <w:tcW w:type="dxa" w:w="3230"/>
+            <w:tcW w:type="dxa" w:w="567"/>
           </w:tcPr>
           <w:p>
             <w:r>
@@ -4021,7 +4087,7 @@
         </w:tc>
         <w:tc>
           <w:tcPr>
-            <w:tcW w:type="dxa" w:w="3230"/>
+            <w:tcW w:type="dxa" w:w="2268"/>
           </w:tcPr>
           <w:p>
             <w:r>
@@ -4038,7 +4104,7 @@
         </w:tc>
         <w:tc>
           <w:tcPr>
-            <w:tcW w:type="dxa" w:w="3230"/>
+            <w:tcW w:type="dxa" w:w="5953"/>
           </w:tcPr>
           <w:p>
             <w:r>
@@ -4049,7 +4115,7 @@
                 <w:i w:val="0"/>
                 <w:sz w:val="20"/>
               </w:rPr>
-              <w:t>ASP.NET Identity рөлдер моделі. Admin және User рөлдері алдын ала сеедталған.</w:t>
+              <w:t>ASP.NET Identity рөлдер: Admin және User — алдын ала сеедталған.</w:t>
             </w:r>
           </w:p>
         </w:tc>
@@ -4057,8 +4123,14 @@
     </w:tbl>
     <w:p>
       <w:pPr>
-        <w:spacing w:before="80" w:after="0" w:line="360" w:lineRule="exact"/>
-        <w:jc w:val="left"/>
+        <w:spacing w:line="240" w:lineRule="auto" w:before="0" w:after="0"/>
+      </w:pPr>
+    </w:p>
+    <w:p>
+      <w:pPr>
+        <w:spacing w:line="240" w:lineRule="auto" w:before="0" w:after="60"/>
+        <w:ind w:firstLine="709"/>
+        <w:jc w:val="both"/>
       </w:pPr>
       <w:r>
         <w:rPr>
@@ -4068,28 +4140,12 @@
           <w:i w:val="0"/>
           <w:sz w:val="24"/>
         </w:rPr>
+        <w:t>OnModelCreating() әдісінде деректер қоры сеед деректері орнатылады: 8 аудан (Алмалы, Әуезов, Бостандық, Жетісу, Медеу, Наурызбай, Түрксіб, Алатау), 8 категория және Admin пайдаланушысы.</w:t>
       </w:r>
     </w:p>
     <w:p>
       <w:pPr>
-        <w:spacing w:before="0" w:after="80" w:line="360" w:lineRule="exact"/>
-        <w:ind w:firstLine="709"/>
-        <w:jc w:val="left"/>
-      </w:pPr>
-      <w:r>
-        <w:rPr>
-          <w:rFonts w:ascii="Times New Roman" w:hAnsi="Times New Roman" w:cs="Times New Roman"/>
-          <w:rFonts w:ascii="Times New Roman" w:hAnsi="Times New Roman"/>
-          <w:b w:val="0"/>
-          <w:i w:val="0"/>
-          <w:sz w:val="24"/>
-        </w:rPr>
-        <w:t>AppDbContext-те алдын ала деректер сеедталған: 8 аудан (Алмалы, Әуезов, Бостандық, Жетісу, Медеу, Наурызбай, Түрксіб, Алатау) және 8 категория.</w:t>
-      </w:r>
-    </w:p>
-    <w:p>
-      <w:pPr>
-        <w:spacing w:before="120" w:after="80" w:line="360" w:lineRule="exact"/>
+        <w:spacing w:line="240" w:lineRule="auto" w:before="120" w:after="60"/>
         <w:jc w:val="left"/>
       </w:pPr>
       <w:r>
@@ -4105,9 +4161,9 @@
     </w:p>
     <w:p>
       <w:pPr>
-        <w:spacing w:before="0" w:after="80" w:line="360" w:lineRule="exact"/>
+        <w:spacing w:line="240" w:lineRule="auto" w:before="0" w:after="60"/>
         <w:ind w:firstLine="709"/>
-        <w:jc w:val="left"/>
+        <w:jc w:val="both"/>
       </w:pPr>
       <w:r>
         <w:rPr>
@@ -4117,7 +4173,7 @@
           <w:i w:val="0"/>
           <w:sz w:val="24"/>
         </w:rPr>
-        <w:t>ProposalsController — ұсыныстармен жұмыс жасайтын негізгі контроллер. Конструкторда DataManager және UserManager dependency injection арқылы алынады:</w:t>
+        <w:t>ProposalsController — ұсыныстармен жұмыс жасайтын негізгі контроллер. Конструкторда DataManager және UserManager dependency injection арқылы алынады. Кесте 2 – ProposalsController action тізімі</w:t>
       </w:r>
     </w:p>
     <w:tbl>
@@ -4127,16 +4183,19 @@
         <w:tblLook w:firstColumn="1" w:firstRow="1" w:lastColumn="0" w:lastRow="0" w:noHBand="0" w:noVBand="1" w:val="04A0"/>
       </w:tblPr>
       <w:tblGrid>
-        <w:gridCol w:w="3230"/>
-        <w:gridCol w:w="3230"/>
-        <w:gridCol w:w="3230"/>
+        <w:gridCol w:w="3419"/>
+        <w:gridCol w:w="3419"/>
+        <w:gridCol w:w="3419"/>
       </w:tblGrid>
       <w:tr>
         <w:tc>
           <w:tcPr>
-            <w:tcW w:type="dxa" w:w="3230"/>
+            <w:tcW w:type="dxa" w:w="567"/>
           </w:tcPr>
           <w:p>
+            <w:pPr>
+              <w:jc w:val="center"/>
+            </w:pPr>
             <w:r>
               <w:rPr>
                 <w:rFonts w:ascii="Times New Roman" w:hAnsi="Times New Roman" w:cs="Times New Roman"/>
@@ -4151,9 +4210,12 @@
         </w:tc>
         <w:tc>
           <w:tcPr>
-            <w:tcW w:type="dxa" w:w="3230"/>
+            <w:tcW w:type="dxa" w:w="3118"/>
           </w:tcPr>
           <w:p>
+            <w:pPr>
+              <w:jc w:val="center"/>
+            </w:pPr>
             <w:r>
               <w:rPr>
                 <w:rFonts w:ascii="Times New Roman" w:hAnsi="Times New Roman" w:cs="Times New Roman"/>
@@ -4168,9 +4230,12 @@
         </w:tc>
         <w:tc>
           <w:tcPr>
-            <w:tcW w:type="dxa" w:w="3230"/>
+            <w:tcW w:type="dxa" w:w="5102"/>
           </w:tcPr>
           <w:p>
+            <w:pPr>
+              <w:jc w:val="center"/>
+            </w:pPr>
             <w:r>
               <w:rPr>
                 <w:rFonts w:ascii="Times New Roman" w:hAnsi="Times New Roman" w:cs="Times New Roman"/>
@@ -4187,7 +4252,7 @@
       <w:tr>
         <w:tc>
           <w:tcPr>
-            <w:tcW w:type="dxa" w:w="3230"/>
+            <w:tcW w:type="dxa" w:w="567"/>
           </w:tcPr>
           <w:p>
             <w:r>
@@ -4204,7 +4269,7 @@
         </w:tc>
         <w:tc>
           <w:tcPr>
-            <w:tcW w:type="dxa" w:w="3230"/>
+            <w:tcW w:type="dxa" w:w="3118"/>
           </w:tcPr>
           <w:p>
             <w:r>
@@ -4221,7 +4286,7 @@
         </w:tc>
         <w:tc>
           <w:tcPr>
-            <w:tcW w:type="dxa" w:w="3230"/>
+            <w:tcW w:type="dxa" w:w="5102"/>
           </w:tcPr>
           <w:p>
             <w:r>
@@ -4240,7 +4305,7 @@
       <w:tr>
         <w:tc>
           <w:tcPr>
-            <w:tcW w:type="dxa" w:w="3230"/>
+            <w:tcW w:type="dxa" w:w="567"/>
           </w:tcPr>
           <w:p>
             <w:r>
@@ -4257,7 +4322,7 @@
         </w:tc>
         <w:tc>
           <w:tcPr>
-            <w:tcW w:type="dxa" w:w="3230"/>
+            <w:tcW w:type="dxa" w:w="3118"/>
           </w:tcPr>
           <w:p>
             <w:r>
@@ -4274,7 +4339,7 @@
         </w:tc>
         <w:tc>
           <w:tcPr>
-            <w:tcW w:type="dxa" w:w="3230"/>
+            <w:tcW w:type="dxa" w:w="5102"/>
           </w:tcPr>
           <w:p>
             <w:r>
@@ -4293,7 +4358,7 @@
       <w:tr>
         <w:tc>
           <w:tcPr>
-            <w:tcW w:type="dxa" w:w="3230"/>
+            <w:tcW w:type="dxa" w:w="567"/>
           </w:tcPr>
           <w:p>
             <w:r>
@@ -4310,7 +4375,7 @@
         </w:tc>
         <w:tc>
           <w:tcPr>
-            <w:tcW w:type="dxa" w:w="3230"/>
+            <w:tcW w:type="dxa" w:w="3118"/>
           </w:tcPr>
           <w:p>
             <w:r>
@@ -4327,7 +4392,7 @@
         </w:tc>
         <w:tc>
           <w:tcPr>
-            <w:tcW w:type="dxa" w:w="3230"/>
+            <w:tcW w:type="dxa" w:w="5102"/>
           </w:tcPr>
           <w:p>
             <w:r>
@@ -4338,7 +4403,7 @@
                 <w:i w:val="0"/>
                 <w:sz w:val="20"/>
               </w:rPr>
-              <w:t>[Authorize] — Жаңа ұсыныс жариялау формасы. POST-та деректерді валидациялап, деректер қорына сақтайды.</w:t>
+              <w:t>[Authorize] — Жаңа ұсыныс жариялау. POST-та деректерді валидациялап деректер қорына сақтайды.</w:t>
             </w:r>
           </w:p>
         </w:tc>
@@ -4346,7 +4411,7 @@
       <w:tr>
         <w:tc>
           <w:tcPr>
-            <w:tcW w:type="dxa" w:w="3230"/>
+            <w:tcW w:type="dxa" w:w="567"/>
           </w:tcPr>
           <w:p>
             <w:r>
@@ -4363,7 +4428,7 @@
         </w:tc>
         <w:tc>
           <w:tcPr>
-            <w:tcW w:type="dxa" w:w="3230"/>
+            <w:tcW w:type="dxa" w:w="3118"/>
           </w:tcPr>
           <w:p>
             <w:r>
@@ -4380,7 +4445,7 @@
         </w:tc>
         <w:tc>
           <w:tcPr>
-            <w:tcW w:type="dxa" w:w="3230"/>
+            <w:tcW w:type="dxa" w:w="5102"/>
           </w:tcPr>
           <w:p>
             <w:r>
@@ -4399,7 +4464,7 @@
       <w:tr>
         <w:tc>
           <w:tcPr>
-            <w:tcW w:type="dxa" w:w="3230"/>
+            <w:tcW w:type="dxa" w:w="567"/>
           </w:tcPr>
           <w:p>
             <w:r>
@@ -4416,7 +4481,7 @@
         </w:tc>
         <w:tc>
           <w:tcPr>
-            <w:tcW w:type="dxa" w:w="3230"/>
+            <w:tcW w:type="dxa" w:w="3118"/>
           </w:tcPr>
           <w:p>
             <w:r>
@@ -4433,7 +4498,7 @@
         </w:tc>
         <w:tc>
           <w:tcPr>
-            <w:tcW w:type="dxa" w:w="3230"/>
+            <w:tcW w:type="dxa" w:w="5102"/>
           </w:tcPr>
           <w:p>
             <w:r>
@@ -4452,7 +4517,7 @@
       <w:tr>
         <w:tc>
           <w:tcPr>
-            <w:tcW w:type="dxa" w:w="3230"/>
+            <w:tcW w:type="dxa" w:w="567"/>
           </w:tcPr>
           <w:p>
             <w:r>
@@ -4469,7 +4534,7 @@
         </w:tc>
         <w:tc>
           <w:tcPr>
-            <w:tcW w:type="dxa" w:w="3230"/>
+            <w:tcW w:type="dxa" w:w="3118"/>
           </w:tcPr>
           <w:p>
             <w:r>
@@ -4486,7 +4551,7 @@
         </w:tc>
         <w:tc>
           <w:tcPr>
-            <w:tcW w:type="dxa" w:w="3230"/>
+            <w:tcW w:type="dxa" w:w="5102"/>
           </w:tcPr>
           <w:p>
             <w:r>
@@ -4497,7 +4562,7 @@
                 <w:i w:val="0"/>
                 <w:sz w:val="20"/>
               </w:rPr>
-              <w:t>[Authorize] — Дауыс беру. Бұрын дауыс берілсе — алынып тасталады немесе өзгертіледі.</w:t>
+              <w:t>[Authorize] — Дауыс беру. Toggle логикасы: қайта басса алынады, басқа типке ауыстырылады.</w:t>
             </w:r>
           </w:p>
         </w:tc>
@@ -4505,124 +4570,12 @@
     </w:tbl>
     <w:p>
       <w:pPr>
-        <w:spacing w:before="80" w:after="0" w:line="360" w:lineRule="exact"/>
-        <w:jc w:val="left"/>
-      </w:pPr>
-      <w:r>
-        <w:rPr>
-          <w:rFonts w:ascii="Times New Roman" w:hAnsi="Times New Roman" w:cs="Times New Roman"/>
-          <w:rFonts w:ascii="Times New Roman" w:hAnsi="Times New Roman"/>
-          <w:b w:val="0"/>
-          <w:i w:val="0"/>
-          <w:sz w:val="24"/>
-        </w:rPr>
-      </w:r>
+        <w:spacing w:line="240" w:lineRule="auto" w:before="0" w:after="0"/>
+      </w:pPr>
     </w:p>
     <w:p>
       <w:pPr>
-        <w:spacing w:before="0" w:after="80" w:line="360" w:lineRule="exact"/>
-        <w:ind w:firstLine="709"/>
-        <w:jc w:val="left"/>
-      </w:pPr>
-      <w:r>
-        <w:rPr>
-          <w:rFonts w:ascii="Times New Roman" w:hAnsi="Times New Roman" w:cs="Times New Roman"/>
-          <w:rFonts w:ascii="Times New Roman" w:hAnsi="Times New Roman"/>
-          <w:b w:val="0"/>
-          <w:i w:val="0"/>
-          <w:sz w:val="24"/>
-        </w:rPr>
-        <w:t>Дауыс беру логикасының алгоритмі:</w:t>
-      </w:r>
-    </w:p>
-    <w:p>
-      <w:pPr>
-        <w:spacing w:before="0" w:after="40" w:line="360" w:lineRule="exact"/>
-        <w:ind w:left="709"/>
-        <w:jc w:val="left"/>
-      </w:pPr>
-      <w:r>
-        <w:rPr>
-          <w:rFonts w:ascii="Times New Roman" w:hAnsi="Times New Roman" w:cs="Times New Roman"/>
-          <w:rFonts w:ascii="Times New Roman" w:hAnsi="Times New Roman"/>
-          <w:b w:val="0"/>
-          <w:i w:val="0"/>
-          <w:sz w:val="24"/>
-        </w:rPr>
-        <w:t>1. Пайдаланушы дауыс берген кезде бұрынғы дауысы тексеріледі.</w:t>
-      </w:r>
-    </w:p>
-    <w:p>
-      <w:pPr>
-        <w:spacing w:before="0" w:after="40" w:line="360" w:lineRule="exact"/>
-        <w:ind w:left="709"/>
-        <w:jc w:val="left"/>
-      </w:pPr>
-      <w:r>
-        <w:rPr>
-          <w:rFonts w:ascii="Times New Roman" w:hAnsi="Times New Roman" w:cs="Times New Roman"/>
-          <w:rFonts w:ascii="Times New Roman" w:hAnsi="Times New Roman"/>
-          <w:b w:val="0"/>
-          <w:i w:val="0"/>
-          <w:sz w:val="24"/>
-        </w:rPr>
-        <w:t>2. Егер бұрын дауыс берілмесе — жаңа Vote объектісі жасалып сақталады.</w:t>
-      </w:r>
-    </w:p>
-    <w:p>
-      <w:pPr>
-        <w:spacing w:before="0" w:after="40" w:line="360" w:lineRule="exact"/>
-        <w:ind w:left="709"/>
-        <w:jc w:val="left"/>
-      </w:pPr>
-      <w:r>
-        <w:rPr>
-          <w:rFonts w:ascii="Times New Roman" w:hAnsi="Times New Roman" w:cs="Times New Roman"/>
-          <w:rFonts w:ascii="Times New Roman" w:hAnsi="Times New Roman"/>
-          <w:b w:val="0"/>
-          <w:i w:val="0"/>
-          <w:sz w:val="24"/>
-        </w:rPr>
-        <w:t>3. Егер бір типті дауыс қайта берілсе — дауыс алынып тасталады (toggle).</w:t>
-      </w:r>
-    </w:p>
-    <w:p>
-      <w:pPr>
-        <w:spacing w:before="0" w:after="40" w:line="360" w:lineRule="exact"/>
-        <w:ind w:left="709"/>
-        <w:jc w:val="left"/>
-      </w:pPr>
-      <w:r>
-        <w:rPr>
-          <w:rFonts w:ascii="Times New Roman" w:hAnsi="Times New Roman" w:cs="Times New Roman"/>
-          <w:rFonts w:ascii="Times New Roman" w:hAnsi="Times New Roman"/>
-          <w:b w:val="0"/>
-          <w:i w:val="0"/>
-          <w:sz w:val="24"/>
-        </w:rPr>
-        <w:t>4. Егер басқа типті дауыс берілсе — дауыс типі өзгертіледі.</w:t>
-      </w:r>
-    </w:p>
-    <w:p>
-      <w:pPr>
-        <w:spacing w:before="0" w:after="40" w:line="360" w:lineRule="exact"/>
-        <w:ind w:left="709"/>
-        <w:jc w:val="left"/>
-      </w:pPr>
-      <w:r>
-        <w:rPr>
-          <w:rFonts w:ascii="Times New Roman" w:hAnsi="Times New Roman" w:cs="Times New Roman"/>
-          <w:rFonts w:ascii="Times New Roman" w:hAnsi="Times New Roman"/>
-          <w:b w:val="0"/>
-          <w:i w:val="0"/>
-          <w:sz w:val="24"/>
-        </w:rPr>
-        <w:t>5. Proposal-дың LikesCount / DislikesCount сәйкесінше жаңартылады.</w:t>
-      </w:r>
-    </w:p>
-    <w:p>
-      <w:pPr>
-        <w:spacing w:before="120" w:after="80" w:line="360" w:lineRule="exact"/>
+        <w:spacing w:line="240" w:lineRule="auto" w:before="120" w:after="60"/>
         <w:jc w:val="left"/>
       </w:pPr>
       <w:r>
@@ -4638,9 +4591,9 @@
     </w:p>
     <w:p>
       <w:pPr>
-        <w:spacing w:before="0" w:after="80" w:line="360" w:lineRule="exact"/>
+        <w:spacing w:line="240" w:lineRule="auto" w:before="0" w:after="60"/>
         <w:ind w:firstLine="709"/>
-        <w:jc w:val="left"/>
+        <w:jc w:val="both"/>
       </w:pPr>
       <w:r>
         <w:rPr>
@@ -4650,7 +4603,7 @@
           <w:i w:val="0"/>
           <w:sz w:val="24"/>
         </w:rPr>
-        <w:t>AccountController пайдаланушының тіркелуі (Register) және жүйеге кіруін (Login) басқарады. SignInManager және UserManager dependency injection арқылы алынады.</w:t>
+        <w:t>AccountController пайдаланушының тіркелуі (Register) және жүйеге кіруін (Login) басқарады. SignInManager және UserManager dependency injection арқылы алынады. Кесте 3 – AccountController action тізімі</w:t>
       </w:r>
     </w:p>
     <w:tbl>
@@ -4660,16 +4613,19 @@
         <w:tblLook w:firstColumn="1" w:firstRow="1" w:lastColumn="0" w:lastRow="0" w:noHBand="0" w:noVBand="1" w:val="04A0"/>
       </w:tblPr>
       <w:tblGrid>
-        <w:gridCol w:w="3230"/>
-        <w:gridCol w:w="3230"/>
-        <w:gridCol w:w="3230"/>
+        <w:gridCol w:w="3419"/>
+        <w:gridCol w:w="3419"/>
+        <w:gridCol w:w="3419"/>
       </w:tblGrid>
       <w:tr>
         <w:tc>
           <w:tcPr>
-            <w:tcW w:type="dxa" w:w="3230"/>
+            <w:tcW w:type="dxa" w:w="567"/>
           </w:tcPr>
           <w:p>
+            <w:pPr>
+              <w:jc w:val="center"/>
+            </w:pPr>
             <w:r>
               <w:rPr>
                 <w:rFonts w:ascii="Times New Roman" w:hAnsi="Times New Roman" w:cs="Times New Roman"/>
@@ -4684,9 +4640,12 @@
         </w:tc>
         <w:tc>
           <w:tcPr>
-            <w:tcW w:type="dxa" w:w="3230"/>
+            <w:tcW w:type="dxa" w:w="3118"/>
           </w:tcPr>
           <w:p>
+            <w:pPr>
+              <w:jc w:val="center"/>
+            </w:pPr>
             <w:r>
               <w:rPr>
                 <w:rFonts w:ascii="Times New Roman" w:hAnsi="Times New Roman" w:cs="Times New Roman"/>
@@ -4701,9 +4660,12 @@
         </w:tc>
         <w:tc>
           <w:tcPr>
-            <w:tcW w:type="dxa" w:w="3230"/>
+            <w:tcW w:type="dxa" w:w="5102"/>
           </w:tcPr>
           <w:p>
+            <w:pPr>
+              <w:jc w:val="center"/>
+            </w:pPr>
             <w:r>
               <w:rPr>
                 <w:rFonts w:ascii="Times New Roman" w:hAnsi="Times New Roman" w:cs="Times New Roman"/>
@@ -4720,7 +4682,7 @@
       <w:tr>
         <w:tc>
           <w:tcPr>
-            <w:tcW w:type="dxa" w:w="3230"/>
+            <w:tcW w:type="dxa" w:w="567"/>
           </w:tcPr>
           <w:p>
             <w:r>
@@ -4737,7 +4699,7 @@
         </w:tc>
         <w:tc>
           <w:tcPr>
-            <w:tcW w:type="dxa" w:w="3230"/>
+            <w:tcW w:type="dxa" w:w="3118"/>
           </w:tcPr>
           <w:p>
             <w:r>
@@ -4754,7 +4716,7 @@
         </w:tc>
         <w:tc>
           <w:tcPr>
-            <w:tcW w:type="dxa" w:w="3230"/>
+            <w:tcW w:type="dxa" w:w="5102"/>
           </w:tcPr>
           <w:p>
             <w:r>
@@ -4765,7 +4727,7 @@
                 <w:i w:val="0"/>
                 <w:sz w:val="20"/>
               </w:rPr>
-              <w:t>Жүйеге кіру формасын шығарады. Шақырылған кезде бұрынғы сессия жойылады.</w:t>
+              <w:t>Жүйеге кіру формасын шығарады. Бұрынғы сессия жойылады.</w:t>
             </w:r>
           </w:p>
         </w:tc>
@@ -4773,7 +4735,7 @@
       <w:tr>
         <w:tc>
           <w:tcPr>
-            <w:tcW w:type="dxa" w:w="3230"/>
+            <w:tcW w:type="dxa" w:w="567"/>
           </w:tcPr>
           <w:p>
             <w:r>
@@ -4790,7 +4752,7 @@
         </w:tc>
         <w:tc>
           <w:tcPr>
-            <w:tcW w:type="dxa" w:w="3230"/>
+            <w:tcW w:type="dxa" w:w="3118"/>
           </w:tcPr>
           <w:p>
             <w:r>
@@ -4807,7 +4769,7 @@
         </w:tc>
         <w:tc>
           <w:tcPr>
-            <w:tcW w:type="dxa" w:w="3230"/>
+            <w:tcW w:type="dxa" w:w="5102"/>
           </w:tcPr>
           <w:p>
             <w:r>
@@ -4818,7 +4780,7 @@
                 <w:i w:val="0"/>
                 <w:sz w:val="20"/>
               </w:rPr>
-              <w:t>Логин/пароль тексеріледі. Сәтті болса returnUrl-ге немесе басты бетке бағытталады.</w:t>
+              <w:t>Логин/пароль тексеріледі. Сәтті болса returnUrl немесе басты бетке бағытталады.</w:t>
             </w:r>
           </w:p>
         </w:tc>
@@ -4826,7 +4788,7 @@
       <w:tr>
         <w:tc>
           <w:tcPr>
-            <w:tcW w:type="dxa" w:w="3230"/>
+            <w:tcW w:type="dxa" w:w="567"/>
           </w:tcPr>
           <w:p>
             <w:r>
@@ -4843,7 +4805,7 @@
         </w:tc>
         <w:tc>
           <w:tcPr>
-            <w:tcW w:type="dxa" w:w="3230"/>
+            <w:tcW w:type="dxa" w:w="3118"/>
           </w:tcPr>
           <w:p>
             <w:r>
@@ -4860,7 +4822,7 @@
         </w:tc>
         <w:tc>
           <w:tcPr>
-            <w:tcW w:type="dxa" w:w="3230"/>
+            <w:tcW w:type="dxa" w:w="5102"/>
           </w:tcPr>
           <w:p>
             <w:r>
@@ -4879,7 +4841,7 @@
       <w:tr>
         <w:tc>
           <w:tcPr>
-            <w:tcW w:type="dxa" w:w="3230"/>
+            <w:tcW w:type="dxa" w:w="567"/>
           </w:tcPr>
           <w:p>
             <w:r>
@@ -4896,7 +4858,7 @@
         </w:tc>
         <w:tc>
           <w:tcPr>
-            <w:tcW w:type="dxa" w:w="3230"/>
+            <w:tcW w:type="dxa" w:w="3118"/>
           </w:tcPr>
           <w:p>
             <w:r>
@@ -4913,7 +4875,7 @@
         </w:tc>
         <w:tc>
           <w:tcPr>
-            <w:tcW w:type="dxa" w:w="3230"/>
+            <w:tcW w:type="dxa" w:w="5102"/>
           </w:tcPr>
           <w:p>
             <w:r>
@@ -4924,7 +4886,7 @@
                 <w:i w:val="0"/>
                 <w:sz w:val="20"/>
               </w:rPr>
-              <w:t>Жаңа IdentityUser жасалып деректер қорына сақталады. «User» рөлі берілеДі. Автоматты кіру орындалады.</w:t>
+              <w:t>Жаңа IdentityUser жасалады. «User» рөлі беріледі. Автоматты кіру орындалады.</w:t>
             </w:r>
           </w:p>
         </w:tc>
@@ -4932,7 +4894,7 @@
       <w:tr>
         <w:tc>
           <w:tcPr>
-            <w:tcW w:type="dxa" w:w="3230"/>
+            <w:tcW w:type="dxa" w:w="567"/>
           </w:tcPr>
           <w:p>
             <w:r>
@@ -4949,7 +4911,7 @@
         </w:tc>
         <w:tc>
           <w:tcPr>
-            <w:tcW w:type="dxa" w:w="3230"/>
+            <w:tcW w:type="dxa" w:w="3118"/>
           </w:tcPr>
           <w:p>
             <w:r>
@@ -4966,7 +4928,7 @@
         </w:tc>
         <w:tc>
           <w:tcPr>
-            <w:tcW w:type="dxa" w:w="3230"/>
+            <w:tcW w:type="dxa" w:w="5102"/>
           </w:tcPr>
           <w:p>
             <w:r>
@@ -4985,73 +4947,12 @@
     </w:tbl>
     <w:p>
       <w:pPr>
-        <w:spacing w:before="80" w:after="0" w:line="360" w:lineRule="exact"/>
-        <w:jc w:val="left"/>
-      </w:pPr>
-      <w:r>
-        <w:rPr>
-          <w:rFonts w:ascii="Times New Roman" w:hAnsi="Times New Roman" w:cs="Times New Roman"/>
-          <w:rFonts w:ascii="Times New Roman" w:hAnsi="Times New Roman"/>
-          <w:b w:val="0"/>
-          <w:i w:val="0"/>
-          <w:sz w:val="24"/>
-        </w:rPr>
-      </w:r>
+        <w:spacing w:line="240" w:lineRule="auto" w:before="0" w:after="0"/>
+      </w:pPr>
     </w:p>
     <w:p>
       <w:pPr>
-        <w:spacing w:before="0" w:after="80" w:line="360" w:lineRule="exact"/>
-        <w:ind w:firstLine="709"/>
-        <w:jc w:val="left"/>
-      </w:pPr>
-      <w:r>
-        <w:rPr>
-          <w:rFonts w:ascii="Times New Roman" w:hAnsi="Times New Roman" w:cs="Times New Roman"/>
-          <w:rFonts w:ascii="Times New Roman" w:hAnsi="Times New Roman"/>
-          <w:b w:val="0"/>
-          <w:i w:val="0"/>
-          <w:sz w:val="24"/>
-        </w:rPr>
-        <w:t>ViewModel класстары:</w:t>
-      </w:r>
-    </w:p>
-    <w:p>
-      <w:pPr>
-        <w:pStyle w:val="ListBullet"/>
-        <w:spacing w:before="20" w:after="20"/>
-        <w:ind w:left="709"/>
-      </w:pPr>
-      <w:r>
-        <w:rPr>
-          <w:rFonts w:ascii="Times New Roman" w:hAnsi="Times New Roman" w:cs="Times New Roman"/>
-          <w:rFonts w:ascii="Times New Roman" w:hAnsi="Times New Roman"/>
-          <w:b w:val="0"/>
-          <w:i w:val="0"/>
-          <w:sz w:val="24"/>
-        </w:rPr>
-        <w:t>LoginViewModel — UserName, Password, RememberMe өрістері.</w:t>
-      </w:r>
-    </w:p>
-    <w:p>
-      <w:pPr>
-        <w:pStyle w:val="ListBullet"/>
-        <w:spacing w:before="20" w:after="20"/>
-        <w:ind w:left="709"/>
-      </w:pPr>
-      <w:r>
-        <w:rPr>
-          <w:rFonts w:ascii="Times New Roman" w:hAnsi="Times New Roman" w:cs="Times New Roman"/>
-          <w:rFonts w:ascii="Times New Roman" w:hAnsi="Times New Roman"/>
-          <w:b w:val="0"/>
-          <w:i w:val="0"/>
-          <w:sz w:val="24"/>
-        </w:rPr>
-        <w:t>RegisterViewModel — UserName, Email, Password, ConfirmPassword өрістері.</w:t>
-      </w:r>
-    </w:p>
-    <w:p>
-      <w:pPr>
-        <w:spacing w:before="120" w:after="80" w:line="360" w:lineRule="exact"/>
+        <w:spacing w:line="240" w:lineRule="auto" w:before="120" w:after="60"/>
         <w:jc w:val="left"/>
       </w:pPr>
       <w:r>
@@ -5067,9 +4968,9 @@
     </w:p>
     <w:p>
       <w:pPr>
-        <w:spacing w:before="0" w:after="80" w:line="360" w:lineRule="exact"/>
+        <w:spacing w:line="240" w:lineRule="auto" w:before="0" w:after="60"/>
         <w:ind w:firstLine="709"/>
-        <w:jc w:val="left"/>
+        <w:jc w:val="both"/>
       </w:pPr>
       <w:r>
         <w:rPr>
@@ -5084,9 +4985,9 @@
     </w:p>
     <w:p>
       <w:pPr>
-        <w:spacing w:before="0" w:after="80" w:line="360" w:lineRule="exact"/>
+        <w:spacing w:line="240" w:lineRule="auto" w:before="0" w:after="60"/>
         <w:ind w:firstLine="709"/>
-        <w:jc w:val="left"/>
+        <w:jc w:val="both"/>
       </w:pPr>
       <w:r>
         <w:rPr>
@@ -5096,14 +4997,14 @@
           <w:i w:val="0"/>
           <w:sz w:val="24"/>
         </w:rPr>
-        <w:t>Map/Index.cshtml шаблонында Leaflet.js картографиялық кітапханасы қолданылады. Ауданның географиялық координаттары (latitude, longitude) View-дің ішінде Dictionary арқылы анықталып, JavaScript-ке беріледі. Карта маркерлері пульсациялайтын анимациялық нүктелер түрінде стильдендірілген.</w:t>
+        <w:t>Map/Index.cshtml шаблонында Leaflet.js картографиялық кітапханасы қолданылады [7]. Ауданның географиялық координаттары View ішіндегі Dictionary арқылы анықталып, JavaScript-ке беріледі. Карта маркерлері пульсациялайтын анимациялық нүктелер түрінде стильдендірілген (CSS @keyframes анимациясы).</w:t>
       </w:r>
     </w:p>
     <w:p>
       <w:pPr>
-        <w:spacing w:before="0" w:after="80" w:line="360" w:lineRule="exact"/>
+        <w:spacing w:line="240" w:lineRule="auto" w:before="0" w:after="60"/>
         <w:ind w:firstLine="709"/>
-        <w:jc w:val="left"/>
+        <w:jc w:val="both"/>
       </w:pPr>
       <w:r>
         <w:rPr>
@@ -5113,12 +5014,12 @@
           <w:i w:val="0"/>
           <w:sz w:val="24"/>
         </w:rPr>
-        <w:t>Карта маркерін басқан кезде popup шығады: аудан атауы, ұсыныс саны және ол ауданның ұсыныстарына сілтеме.</w:t>
+        <w:t>Карта маркерін басқан кезде popup шығады: аудан атауы, ұсыныс саны және ол ауданның ұсыныстарына сілтеме. Карта OpenStreetMap тайлдарын қолданады. Сур. 3 – Алматы аудандарының интерактивті картасы</w:t>
       </w:r>
     </w:p>
     <w:p>
       <w:pPr>
-        <w:spacing w:before="120" w:after="80" w:line="360" w:lineRule="exact"/>
+        <w:spacing w:line="240" w:lineRule="auto" w:before="120" w:after="60"/>
         <w:jc w:val="left"/>
       </w:pPr>
       <w:r>
@@ -5134,9 +5035,9 @@
     </w:p>
     <w:p>
       <w:pPr>
-        <w:spacing w:before="0" w:after="80" w:line="360" w:lineRule="exact"/>
+        <w:spacing w:line="240" w:lineRule="auto" w:before="0" w:after="60"/>
         <w:ind w:firstLine="709"/>
-        <w:jc w:val="left"/>
+        <w:jc w:val="both"/>
       </w:pPr>
       <w:r>
         <w:rPr>
@@ -5146,7 +5047,7 @@
           <w:i w:val="0"/>
           <w:sz w:val="24"/>
         </w:rPr>
-        <w:t>Веб-сайт екі тілде жұмыс жасайды: орыс (ru) және қазақ (kk). Локализация Dictionary&lt;string, string&gt; негізіндегі AppStringLocalizer класымен іске асырылған. Мәтін кілттері SharedResource.cs файлында _ru және _kk сөздіктерінде сақталады. Тіл ауыстыру CultureController арқылы жүзеге асады: тілді Cookie-де сақтап, бет қайта жүктеледі.</w:t>
+        <w:t>Веб-сайт екі тілде жұмыс жасайды: орыс (ru) және қазақ (kk). Локализация Dictionary&lt;string, string&gt; негізіндегі AppStringLocalizer класымен іске асырылған. Мәтін кілттері SharedResource.cs файлында _ru және _kk сөздіктерінде сақталады. Тіл ауыстыру CultureController арқылы жүзеге асады: тіл Cookie-де сақталып, бет қайта жүктеледі.</w:t>
       </w:r>
     </w:p>
     <w:p>
@@ -5156,7 +5057,7 @@
     </w:p>
     <w:p>
       <w:pPr>
-        <w:spacing w:before="240" w:after="120" w:line="360" w:lineRule="exact"/>
+        <w:spacing w:line="240" w:lineRule="auto" w:before="200" w:after="100"/>
         <w:jc w:val="left"/>
       </w:pPr>
       <w:r>
@@ -5172,9 +5073,9 @@
     </w:p>
     <w:p>
       <w:pPr>
-        <w:spacing w:before="0" w:after="80" w:line="360" w:lineRule="exact"/>
+        <w:spacing w:line="240" w:lineRule="auto" w:before="0" w:after="60"/>
         <w:ind w:firstLine="709"/>
-        <w:jc w:val="left"/>
+        <w:jc w:val="both"/>
       </w:pPr>
       <w:r>
         <w:rPr>
@@ -5189,9 +5090,9 @@
     </w:p>
     <w:p>
       <w:pPr>
-        <w:spacing w:before="0" w:after="80" w:line="360" w:lineRule="exact"/>
+        <w:spacing w:line="240" w:lineRule="auto" w:before="0" w:after="60"/>
         <w:ind w:firstLine="709"/>
-        <w:jc w:val="left"/>
+        <w:jc w:val="both"/>
       </w:pPr>
       <w:r>
         <w:rPr>
@@ -5206,9 +5107,9 @@
     </w:p>
     <w:p>
       <w:pPr>
-        <w:spacing w:before="0" w:after="80" w:line="360" w:lineRule="exact"/>
+        <w:spacing w:line="240" w:lineRule="auto" w:before="0" w:after="60"/>
         <w:ind w:firstLine="709"/>
-        <w:jc w:val="left"/>
+        <w:jc w:val="both"/>
       </w:pPr>
       <w:r>
         <w:rPr>
@@ -5218,14 +5119,14 @@
           <w:i w:val="0"/>
           <w:sz w:val="24"/>
         </w:rPr>
-        <w:t>Практикалық бөлімде «Open Almaty Ideas» веб-сайты толықтай іске асырылды. Жұмыс барысында келесі нәтижелерге қол жеткізілді:</w:t>
+        <w:t>Практикалық бөлімде «Open Almaty Ideas» веб-сайты іске асырылды. Нәтижесінде:</w:t>
       </w:r>
     </w:p>
     <w:p>
       <w:pPr>
-        <w:pStyle w:val="ListBullet"/>
-        <w:spacing w:before="20" w:after="20"/>
-        <w:ind w:left="709"/>
+        <w:spacing w:line="240" w:lineRule="auto" w:before="0" w:after="40"/>
+        <w:ind w:left="935" w:hanging="227"/>
+        <w:jc w:val="both"/>
       </w:pPr>
       <w:r>
         <w:rPr>
@@ -5235,14 +5136,14 @@
           <w:i w:val="0"/>
           <w:sz w:val="24"/>
         </w:rPr>
-        <w:t>ASP.NET Core MVC архитектурасы бойынша жобаның толық құрылымы жасалды.</w:t>
+        <w:t>— ASP.NET Core MVC архитектурасы бойынша жобаның толық құрылымы жасалды.</w:t>
       </w:r>
     </w:p>
     <w:p>
       <w:pPr>
-        <w:pStyle w:val="ListBullet"/>
-        <w:spacing w:before="20" w:after="20"/>
-        <w:ind w:left="709"/>
+        <w:spacing w:line="240" w:lineRule="auto" w:before="0" w:after="40"/>
+        <w:ind w:left="935" w:hanging="227"/>
+        <w:jc w:val="both"/>
       </w:pPr>
       <w:r>
         <w:rPr>
@@ -5252,14 +5153,14 @@
           <w:i w:val="0"/>
           <w:sz w:val="24"/>
         </w:rPr>
-        <w:t>Entity Framework Core арқылы Microsoft SQL Server деректер қорымен байланыс орнатылды.</w:t>
+        <w:t>— Entity Framework Core арқылы Microsoft SQL Server деректер қорымен байланыс орнатылды.</w:t>
       </w:r>
     </w:p>
     <w:p>
       <w:pPr>
-        <w:pStyle w:val="ListBullet"/>
-        <w:spacing w:before="20" w:after="20"/>
-        <w:ind w:left="709"/>
+        <w:spacing w:line="240" w:lineRule="auto" w:before="0" w:after="40"/>
+        <w:ind w:left="935" w:hanging="227"/>
+        <w:jc w:val="both"/>
       </w:pPr>
       <w:r>
         <w:rPr>
@@ -5269,14 +5170,14 @@
           <w:i w:val="0"/>
           <w:sz w:val="24"/>
         </w:rPr>
-        <w:t>ASP.NET Identity аутентификация жүйесі кіріктірілді: тіркелу, кіру, рөлдер.</w:t>
+        <w:t>— ASP.NET Identity аутентификация жүйесі кіріктірілді: тіркелу, кіру, рөлдер (Admin, User).</w:t>
       </w:r>
     </w:p>
     <w:p>
       <w:pPr>
-        <w:pStyle w:val="ListBullet"/>
-        <w:spacing w:before="20" w:after="20"/>
-        <w:ind w:left="709"/>
+        <w:spacing w:line="240" w:lineRule="auto" w:before="0" w:after="40"/>
+        <w:ind w:left="935" w:hanging="227"/>
+        <w:jc w:val="both"/>
       </w:pPr>
       <w:r>
         <w:rPr>
@@ -5286,14 +5187,14 @@
           <w:i w:val="0"/>
           <w:sz w:val="24"/>
         </w:rPr>
-        <w:t>Ұсыныстарды жариялау, фильтрлеу, іздеу, сұрыптау функциялары жүзеге асырылды.</w:t>
+        <w:t>— Ұсыныстарды жариялау, фильтрлеу, іздеу, сұрыптау функциялары жүзеге асырылды.</w:t>
       </w:r>
     </w:p>
     <w:p>
       <w:pPr>
-        <w:pStyle w:val="ListBullet"/>
-        <w:spacing w:before="20" w:after="20"/>
-        <w:ind w:left="709"/>
+        <w:spacing w:line="240" w:lineRule="auto" w:before="0" w:after="40"/>
+        <w:ind w:left="935" w:hanging="227"/>
+        <w:jc w:val="both"/>
       </w:pPr>
       <w:r>
         <w:rPr>
@@ -5303,14 +5204,14 @@
           <w:i w:val="0"/>
           <w:sz w:val="24"/>
         </w:rPr>
-        <w:t>Лайк/дислайк дауыс беру жүйесі іске асырылды.</w:t>
+        <w:t>— Лайк/дислайк дауыс беру жүйесі кіріктірілді.</w:t>
       </w:r>
     </w:p>
     <w:p>
       <w:pPr>
-        <w:pStyle w:val="ListBullet"/>
-        <w:spacing w:before="20" w:after="20"/>
-        <w:ind w:left="709"/>
+        <w:spacing w:line="240" w:lineRule="auto" w:before="0" w:after="40"/>
+        <w:ind w:left="935" w:hanging="227"/>
+        <w:jc w:val="both"/>
       </w:pPr>
       <w:r>
         <w:rPr>
@@ -5320,14 +5221,14 @@
           <w:i w:val="0"/>
           <w:sz w:val="24"/>
         </w:rPr>
-        <w:t>Leaflet.js арқылы интерактивті Алматы картасы жасалды.</w:t>
+        <w:t>— Leaflet.js арқылы интерактивті Алматы картасы жасалды.</w:t>
       </w:r>
     </w:p>
     <w:p>
       <w:pPr>
-        <w:pStyle w:val="ListBullet"/>
-        <w:spacing w:before="20" w:after="20"/>
-        <w:ind w:left="709"/>
+        <w:spacing w:line="240" w:lineRule="auto" w:before="0" w:after="40"/>
+        <w:ind w:left="935" w:hanging="227"/>
+        <w:jc w:val="both"/>
       </w:pPr>
       <w:r>
         <w:rPr>
@@ -5337,14 +5238,14 @@
           <w:i w:val="0"/>
           <w:sz w:val="24"/>
         </w:rPr>
-        <w:t>Repository паттерні мен DataManager арқылы бизнес-логика мен деректер қабаты бөлінді.</w:t>
+        <w:t>— Repository паттерні мен DataManager арқылы бизнес-логика мен деректер қабаты бөлінді.</w:t>
       </w:r>
     </w:p>
     <w:p>
       <w:pPr>
-        <w:pStyle w:val="ListBullet"/>
-        <w:spacing w:before="20" w:after="20"/>
-        <w:ind w:left="709"/>
+        <w:spacing w:line="240" w:lineRule="auto" w:before="0" w:after="40"/>
+        <w:ind w:left="935" w:hanging="227"/>
+        <w:jc w:val="both"/>
       </w:pPr>
       <w:r>
         <w:rPr>
@@ -5354,14 +5255,14 @@
           <w:i w:val="0"/>
           <w:sz w:val="24"/>
         </w:rPr>
-        <w:t>Орыс және қазақ тілдерінде екі тілді локализация жүйесі іске асырылды.</w:t>
+        <w:t>— Орыс және қазақ тілдерінде екі тілді локализация жүйесі іске асырылды.</w:t>
       </w:r>
     </w:p>
     <w:p>
       <w:pPr>
-        <w:pStyle w:val="ListBullet"/>
-        <w:spacing w:before="20" w:after="20"/>
-        <w:ind w:left="709"/>
+        <w:spacing w:line="240" w:lineRule="auto" w:before="0" w:after="40"/>
+        <w:ind w:left="935" w:hanging="227"/>
+        <w:jc w:val="both"/>
       </w:pPr>
       <w:r>
         <w:rPr>
@@ -5371,14 +5272,14 @@
           <w:i w:val="0"/>
           <w:sz w:val="24"/>
         </w:rPr>
-        <w:t>Serilog арқылы HTTP сұраныстарын логтау жүйесі қосылды.</w:t>
+        <w:t>— Serilog арқылы HTTP сұраныстарын логтау жүйесі кіріктірілді.</w:t>
       </w:r>
     </w:p>
     <w:p>
       <w:pPr>
-        <w:pStyle w:val="ListBullet"/>
-        <w:spacing w:before="20" w:after="20"/>
-        <w:ind w:left="709"/>
+        <w:spacing w:line="240" w:lineRule="auto" w:before="0" w:after="40"/>
+        <w:ind w:left="935" w:hanging="227"/>
+        <w:jc w:val="both"/>
       </w:pPr>
       <w:r>
         <w:rPr>
@@ -5388,14 +5289,14 @@
           <w:i w:val="0"/>
           <w:sz w:val="24"/>
         </w:rPr>
-        <w:t>Администраторлар үшін бөлек панель жасалды.</w:t>
+        <w:t>— Администраторлар үшін бөлек панель жасалды.</w:t>
       </w:r>
     </w:p>
     <w:p>
       <w:pPr>
-        <w:spacing w:before="0" w:after="80" w:line="360" w:lineRule="exact"/>
+        <w:spacing w:line="240" w:lineRule="auto" w:before="0" w:after="60"/>
         <w:ind w:firstLine="709"/>
-        <w:jc w:val="left"/>
+        <w:jc w:val="both"/>
       </w:pPr>
       <w:r>
         <w:rPr>
@@ -5405,7 +5306,7 @@
           <w:i w:val="0"/>
           <w:sz w:val="24"/>
         </w:rPr>
-        <w:t>Жұмысты қорытындылай келсек, ASP.NET Core 10 фреймворкі заманауи веб-қосымшаларды жасауға өте қуатты және тиімді технология болып табылады. Entity Framework Core, ASP.NET Identity және Dependency Injection жүйелері бірлесіп нақты деңгейдегі веб-сайттарды жасауды едәуір жеңілдетеді. «Open Almaty Ideas» проектін одан ары дамыту мүмкіндіктері бар: мобильді API, email хабарламалар жүйесі, картадағы геолокация.</w:t>
+        <w:t>Жұмысты қорытындылай келсек, ASP.NET Core 10 фреймворкі заманауи веб-қосымшаларды жасауға өте қуатты және тиімді технология болып табылады. Entity Framework Core, ASP.NET Identity және Dependency Injection жүйелері бірлесіп нақты деңгейдегі веб-сайттарды жасауды едәуір жеңілдетеді. «Open Almaty Ideas» проектін одан ары дамыту мүмкіндіктері бар: мобильді REST API, электрондық пошта хабарламалары жүйесі, картадағы геолокация функционалы.</w:t>
       </w:r>
     </w:p>
     <w:p>
@@ -5415,7 +5316,7 @@
     </w:p>
     <w:p>
       <w:pPr>
-        <w:spacing w:before="240" w:after="120" w:line="360" w:lineRule="exact"/>
+        <w:spacing w:line="240" w:lineRule="auto" w:before="200" w:after="100"/>
         <w:jc w:val="left"/>
       </w:pPr>
       <w:r>
@@ -5431,9 +5332,9 @@
     </w:p>
     <w:p>
       <w:pPr>
-        <w:spacing w:before="0" w:after="60" w:line="360" w:lineRule="exact"/>
+        <w:spacing w:line="240" w:lineRule="auto" w:before="0" w:after="60"/>
         <w:ind w:left="709" w:hanging="709"/>
-        <w:jc w:val="left"/>
+        <w:jc w:val="both"/>
       </w:pPr>
       <w:r>
         <w:rPr>
@@ -5443,14 +5344,14 @@
           <w:i w:val="0"/>
           <w:sz w:val="24"/>
         </w:rPr>
-        <w:t>1. Microsoft. ASP.NET Core documentation. — https://docs.microsoft.com/aspnet/core</w:t>
+        <w:t>1. Фримен А., Сандерсон А. ASP.NET Core MVC с примерами на C# для профессионалов, 7-е изд.: Пер. с англ. — М.: Вильямс, 2020. — 1328 с.</w:t>
       </w:r>
     </w:p>
     <w:p>
       <w:pPr>
-        <w:spacing w:before="0" w:after="60" w:line="360" w:lineRule="exact"/>
+        <w:spacing w:line="240" w:lineRule="auto" w:before="0" w:after="60"/>
         <w:ind w:left="709" w:hanging="709"/>
-        <w:jc w:val="left"/>
+        <w:jc w:val="both"/>
       </w:pPr>
       <w:r>
         <w:rPr>
@@ -5460,14 +5361,14 @@
           <w:i w:val="0"/>
           <w:sz w:val="24"/>
         </w:rPr>
-        <w:t>2. Price M. C# 10 and .NET 6 — Modern Cross-Platform Development. — Packt Publishing, 2021. — 823 б.</w:t>
+        <w:t>2. Троелсен Э., Джепикс Ф. Язык программирования C# 9 и платформа .NET 5. Профессиональный инструментарий: Пер. с англ. — М.: Вильямс, 2022. — 1444 с.</w:t>
       </w:r>
     </w:p>
     <w:p>
       <w:pPr>
-        <w:spacing w:before="0" w:after="60" w:line="360" w:lineRule="exact"/>
+        <w:spacing w:line="240" w:lineRule="auto" w:before="0" w:after="60"/>
         <w:ind w:left="709" w:hanging="709"/>
-        <w:jc w:val="left"/>
+        <w:jc w:val="both"/>
       </w:pPr>
       <w:r>
         <w:rPr>
@@ -5477,14 +5378,14 @@
           <w:i w:val="0"/>
           <w:sz w:val="24"/>
         </w:rPr>
-        <w:t>3. Lock A. ASP.NET Core in Action, 3rd Edition. — Manning Publications, 2023. — 840 б.</w:t>
+        <w:t>3. Lock A. ASP.NET Core in Action, 3rd Edition. — Shelter Island: Manning Publications, 2023. — 840 с.</w:t>
       </w:r>
     </w:p>
     <w:p>
       <w:pPr>
-        <w:spacing w:before="0" w:after="60" w:line="360" w:lineRule="exact"/>
+        <w:spacing w:line="240" w:lineRule="auto" w:before="0" w:after="60"/>
         <w:ind w:left="709" w:hanging="709"/>
-        <w:jc w:val="left"/>
+        <w:jc w:val="both"/>
       </w:pPr>
       <w:r>
         <w:rPr>
@@ -5494,14 +5395,14 @@
           <w:i w:val="0"/>
           <w:sz w:val="24"/>
         </w:rPr>
-        <w:t>4. Microsoft. Entity Framework Core documentation. — https://docs.microsoft.com/ef/core</w:t>
+        <w:t>4. Microsoft. Официальная документация ASP.NET Core. — https://docs.microsoft.com/aspnet/core (мазмұнға кіру күні: 15.03.2025).</w:t>
       </w:r>
     </w:p>
     <w:p>
       <w:pPr>
-        <w:spacing w:before="0" w:after="60" w:line="360" w:lineRule="exact"/>
+        <w:spacing w:line="240" w:lineRule="auto" w:before="0" w:after="60"/>
         <w:ind w:left="709" w:hanging="709"/>
-        <w:jc w:val="left"/>
+        <w:jc w:val="both"/>
       </w:pPr>
       <w:r>
         <w:rPr>
@@ -5511,14 +5412,14 @@
           <w:i w:val="0"/>
           <w:sz w:val="24"/>
         </w:rPr>
-        <w:t>5. Microsoft. ASP.NET Core Identity documentation. — https://docs.microsoft.com/aspnet/core/security/authentication/identity</w:t>
+        <w:t>5. Microsoft. Entity Framework Core документациясы. — https://docs.microsoft.com/ef/core (мазмұнға кіру күні: 15.03.2025).</w:t>
       </w:r>
     </w:p>
     <w:p>
       <w:pPr>
-        <w:spacing w:before="0" w:after="60" w:line="360" w:lineRule="exact"/>
+        <w:spacing w:line="240" w:lineRule="auto" w:before="0" w:after="60"/>
         <w:ind w:left="709" w:hanging="709"/>
-        <w:jc w:val="left"/>
+        <w:jc w:val="both"/>
       </w:pPr>
       <w:r>
         <w:rPr>
@@ -5528,14 +5429,14 @@
           <w:i w:val="0"/>
           <w:sz w:val="24"/>
         </w:rPr>
-        <w:t>6. Fowler M. Patterns of Enterprise Application Architecture. — Addison-Wesley, 2002. — 533 б.</w:t>
+        <w:t>6. Microsoft. ASP.NET Core Identity документациясы. — https://docs.microsoft.com/aspnet/core/security/authentication/identity (мазмұнға кіру күні: 20.03.2025).</w:t>
       </w:r>
     </w:p>
     <w:p>
       <w:pPr>
-        <w:spacing w:before="0" w:after="60" w:line="360" w:lineRule="exact"/>
+        <w:spacing w:line="240" w:lineRule="auto" w:before="0" w:after="60"/>
         <w:ind w:left="709" w:hanging="709"/>
-        <w:jc w:val="left"/>
+        <w:jc w:val="both"/>
       </w:pPr>
       <w:r>
         <w:rPr>
@@ -5545,14 +5446,14 @@
           <w:i w:val="0"/>
           <w:sz w:val="24"/>
         </w:rPr>
-        <w:t>7. Leaflet.js. An open-source JavaScript library for interactive maps. — https://leafletjs.com</w:t>
+        <w:t>7. Leaflet. An open-source JavaScript library for mobile-friendly interactive maps. — https://leafletjs.com (мазмұнға кіру күні: 22.03.2025).</w:t>
       </w:r>
     </w:p>
     <w:p>
       <w:pPr>
-        <w:spacing w:before="0" w:after="60" w:line="360" w:lineRule="exact"/>
+        <w:spacing w:line="240" w:lineRule="auto" w:before="0" w:after="60"/>
         <w:ind w:left="709" w:hanging="709"/>
-        <w:jc w:val="left"/>
+        <w:jc w:val="both"/>
       </w:pPr>
       <w:r>
         <w:rPr>
@@ -5562,14 +5463,14 @@
           <w:i w:val="0"/>
           <w:sz w:val="24"/>
         </w:rPr>
-        <w:t>8. Serilog. Simple .NET Logging with Fully-Structured Events. — https://serilog.net</w:t>
+        <w:t>8. Serilog Contributors. Simple .NET logging with fully-structured events. — https://serilog.net (мазмұнға кіру күні: 22.03.2025).</w:t>
       </w:r>
     </w:p>
     <w:p>
       <w:pPr>
-        <w:spacing w:before="0" w:after="60" w:line="360" w:lineRule="exact"/>
+        <w:spacing w:line="240" w:lineRule="auto" w:before="0" w:after="60"/>
         <w:ind w:left="709" w:hanging="709"/>
-        <w:jc w:val="left"/>
+        <w:jc w:val="both"/>
       </w:pPr>
       <w:r>
         <w:rPr>
@@ -5579,14 +5480,14 @@
           <w:i w:val="0"/>
           <w:sz w:val="24"/>
         </w:rPr>
-        <w:t>9. Bootstrap 5. The world's most popular front-end open source toolkit. — https://getbootstrap.com</w:t>
+        <w:t>9. Bootstrap Team. Bootstrap 5 — The world's most popular front-end open source toolkit. — https://getbootstrap.com/docs/5.3 (мазмұнға кіру күні: 01.04.2025).</w:t>
       </w:r>
     </w:p>
     <w:p>
       <w:pPr>
-        <w:spacing w:before="0" w:after="60" w:line="360" w:lineRule="exact"/>
+        <w:spacing w:line="240" w:lineRule="auto" w:before="0" w:after="60"/>
         <w:ind w:left="709" w:hanging="709"/>
-        <w:jc w:val="left"/>
+        <w:jc w:val="both"/>
       </w:pPr>
       <w:r>
         <w:rPr>
@@ -5596,7 +5497,7 @@
           <w:i w:val="0"/>
           <w:sz w:val="24"/>
         </w:rPr>
-        <w:t>10. GitHub. Open Almaty Ideas репозиторийі. — https://github.com/mustiks07/open-almaty-ideas</w:t>
+        <w:t>10. Microsoft. SQL Server документациясы. — https://docs.microsoft.com/sql/sql-server (мазмұнға кіру күні: 01.04.2025).</w:t>
       </w:r>
     </w:p>
     <w:p>
@@ -5606,7 +5507,7 @@
     </w:p>
     <w:p>
       <w:pPr>
-        <w:spacing w:before="240" w:after="120" w:line="360" w:lineRule="exact"/>
+        <w:spacing w:line="240" w:lineRule="auto" w:before="200" w:after="100"/>
         <w:jc w:val="left"/>
       </w:pPr>
       <w:r>
@@ -5622,7 +5523,7 @@
     </w:p>
     <w:p>
       <w:pPr>
-        <w:spacing w:before="120" w:after="80" w:line="360" w:lineRule="exact"/>
+        <w:spacing w:line="240" w:lineRule="auto" w:before="120" w:after="60"/>
         <w:jc w:val="left"/>
       </w:pPr>
       <w:r>
@@ -5633,29 +5534,12 @@
           <w:i w:val="0"/>
           <w:sz w:val="24"/>
         </w:rPr>
-        <w:t>Қосымша А. Деректер қоры схемасы (негізгі сынып байланыстары)</w:t>
+        <w:t>Қосымша А. Proposal ORM моделінің толық коды</w:t>
       </w:r>
     </w:p>
     <w:p>
       <w:pPr>
-        <w:spacing w:before="0" w:after="80" w:line="360" w:lineRule="exact"/>
-        <w:ind w:firstLine="709"/>
-        <w:jc w:val="left"/>
-      </w:pPr>
-      <w:r>
-        <w:rPr>
-          <w:rFonts w:ascii="Times New Roman" w:hAnsi="Times New Roman" w:cs="Times New Roman"/>
-          <w:rFonts w:ascii="Times New Roman" w:hAnsi="Times New Roman"/>
-          <w:b w:val="0"/>
-          <w:i w:val="0"/>
-          <w:sz w:val="24"/>
-        </w:rPr>
-        <w:t>Proposal сыныбының негізгі атрибуттары мен байланыстары:</w:t>
-      </w:r>
-    </w:p>
-    <w:p>
-      <w:pPr>
-        <w:spacing w:before="40" w:after="40"/>
+        <w:spacing w:line="240" w:lineRule="auto" w:before="0" w:after="20"/>
         <w:ind w:left="709"/>
         <w:jc w:val="left"/>
       </w:pPr>
@@ -5663,14 +5547,14 @@
         <w:rPr>
           <w:rFonts w:ascii="Courier New" w:hAnsi="Courier New" w:cs="Courier New"/>
           <w:rFonts w:ascii="Courier New" w:hAnsi="Courier New"/>
-          <w:sz w:val="18"/>
+          <w:sz w:val="20"/>
         </w:rPr>
         <w:t>public class Proposal : EntityBase</w:t>
       </w:r>
     </w:p>
     <w:p>
       <w:pPr>
-        <w:spacing w:before="40" w:after="40"/>
+        <w:spacing w:line="240" w:lineRule="auto" w:before="0" w:after="20"/>
         <w:ind w:left="709"/>
         <w:jc w:val="left"/>
       </w:pPr>
@@ -5678,14 +5562,14 @@
         <w:rPr>
           <w:rFonts w:ascii="Courier New" w:hAnsi="Courier New" w:cs="Courier New"/>
           <w:rFonts w:ascii="Courier New" w:hAnsi="Courier New"/>
-          <w:sz w:val="18"/>
+          <w:sz w:val="20"/>
         </w:rPr>
         <w:t>{</w:t>
       </w:r>
     </w:p>
     <w:p>
       <w:pPr>
-        <w:spacing w:before="40" w:after="40"/>
+        <w:spacing w:line="240" w:lineRule="auto" w:before="0" w:after="20"/>
         <w:ind w:left="709"/>
         <w:jc w:val="left"/>
       </w:pPr>
@@ -5693,14 +5577,14 @@
         <w:rPr>
           <w:rFonts w:ascii="Courier New" w:hAnsi="Courier New" w:cs="Courier New"/>
           <w:rFonts w:ascii="Courier New" w:hAnsi="Courier New"/>
-          <w:sz w:val="18"/>
+          <w:sz w:val="20"/>
         </w:rPr>
         <w:t xml:space="preserve">    public int? DistrictId { get; set; }    // FK -&gt; District</w:t>
       </w:r>
     </w:p>
     <w:p>
       <w:pPr>
-        <w:spacing w:before="40" w:after="40"/>
+        <w:spacing w:line="240" w:lineRule="auto" w:before="0" w:after="20"/>
         <w:ind w:left="709"/>
         <w:jc w:val="left"/>
       </w:pPr>
@@ -5708,14 +5592,14 @@
         <w:rPr>
           <w:rFonts w:ascii="Courier New" w:hAnsi="Courier New" w:cs="Courier New"/>
           <w:rFonts w:ascii="Courier New" w:hAnsi="Courier New"/>
-          <w:sz w:val="18"/>
+          <w:sz w:val="20"/>
         </w:rPr>
         <w:t xml:space="preserve">    public District? District { get; set; }</w:t>
       </w:r>
     </w:p>
     <w:p>
       <w:pPr>
-        <w:spacing w:before="40" w:after="40"/>
+        <w:spacing w:line="240" w:lineRule="auto" w:before="0" w:after="20"/>
         <w:ind w:left="709"/>
         <w:jc w:val="left"/>
       </w:pPr>
@@ -5723,14 +5607,14 @@
         <w:rPr>
           <w:rFonts w:ascii="Courier New" w:hAnsi="Courier New" w:cs="Courier New"/>
           <w:rFonts w:ascii="Courier New" w:hAnsi="Courier New"/>
-          <w:sz w:val="18"/>
+          <w:sz w:val="20"/>
         </w:rPr>
         <w:t xml:space="preserve">    public int? CategoryId { get; set; }    // FK -&gt; Category</w:t>
       </w:r>
     </w:p>
     <w:p>
       <w:pPr>
-        <w:spacing w:before="40" w:after="40"/>
+        <w:spacing w:line="240" w:lineRule="auto" w:before="0" w:after="20"/>
         <w:ind w:left="709"/>
         <w:jc w:val="left"/>
       </w:pPr>
@@ -5738,14 +5622,14 @@
         <w:rPr>
           <w:rFonts w:ascii="Courier New" w:hAnsi="Courier New" w:cs="Courier New"/>
           <w:rFonts w:ascii="Courier New" w:hAnsi="Courier New"/>
-          <w:sz w:val="18"/>
+          <w:sz w:val="20"/>
         </w:rPr>
         <w:t xml:space="preserve">    public Category? Category { get; set; }</w:t>
       </w:r>
     </w:p>
     <w:p>
       <w:pPr>
-        <w:spacing w:before="40" w:after="40"/>
+        <w:spacing w:line="240" w:lineRule="auto" w:before="0" w:after="20"/>
         <w:ind w:left="709"/>
         <w:jc w:val="left"/>
       </w:pPr>
@@ -5753,14 +5637,14 @@
         <w:rPr>
           <w:rFonts w:ascii="Courier New" w:hAnsi="Courier New" w:cs="Courier New"/>
           <w:rFonts w:ascii="Courier New" w:hAnsi="Courier New"/>
-          <w:sz w:val="18"/>
+          <w:sz w:val="20"/>
         </w:rPr>
         <w:t xml:space="preserve">    public string? DescriptionShort { get; set; }</w:t>
       </w:r>
     </w:p>
     <w:p>
       <w:pPr>
-        <w:spacing w:before="40" w:after="40"/>
+        <w:spacing w:line="240" w:lineRule="auto" w:before="0" w:after="20"/>
         <w:ind w:left="709"/>
         <w:jc w:val="left"/>
       </w:pPr>
@@ -5768,14 +5652,14 @@
         <w:rPr>
           <w:rFonts w:ascii="Courier New" w:hAnsi="Courier New" w:cs="Courier New"/>
           <w:rFonts w:ascii="Courier New" w:hAnsi="Courier New"/>
-          <w:sz w:val="18"/>
+          <w:sz w:val="20"/>
         </w:rPr>
         <w:t xml:space="preserve">    public string? Description { get; set; }</w:t>
       </w:r>
     </w:p>
     <w:p>
       <w:pPr>
-        <w:spacing w:before="40" w:after="40"/>
+        <w:spacing w:line="240" w:lineRule="auto" w:before="0" w:after="20"/>
         <w:ind w:left="709"/>
         <w:jc w:val="left"/>
       </w:pPr>
@@ -5783,14 +5667,14 @@
         <w:rPr>
           <w:rFonts w:ascii="Courier New" w:hAnsi="Courier New" w:cs="Courier New"/>
           <w:rFonts w:ascii="Courier New" w:hAnsi="Courier New"/>
-          <w:sz w:val="18"/>
+          <w:sz w:val="20"/>
         </w:rPr>
         <w:t xml:space="preserve">    public ProposalStatusEnum Status { get; set; }</w:t>
       </w:r>
     </w:p>
     <w:p>
       <w:pPr>
-        <w:spacing w:before="40" w:after="40"/>
+        <w:spacing w:line="240" w:lineRule="auto" w:before="0" w:after="20"/>
         <w:ind w:left="709"/>
         <w:jc w:val="left"/>
       </w:pPr>
@@ -5798,14 +5682,14 @@
         <w:rPr>
           <w:rFonts w:ascii="Courier New" w:hAnsi="Courier New" w:cs="Courier New"/>
           <w:rFonts w:ascii="Courier New" w:hAnsi="Courier New"/>
-          <w:sz w:val="18"/>
+          <w:sz w:val="20"/>
         </w:rPr>
         <w:t xml:space="preserve">    public int LikesCount { get; set; }</w:t>
       </w:r>
     </w:p>
     <w:p>
       <w:pPr>
-        <w:spacing w:before="40" w:after="40"/>
+        <w:spacing w:line="240" w:lineRule="auto" w:before="0" w:after="20"/>
         <w:ind w:left="709"/>
         <w:jc w:val="left"/>
       </w:pPr>
@@ -5813,14 +5697,14 @@
         <w:rPr>
           <w:rFonts w:ascii="Courier New" w:hAnsi="Courier New" w:cs="Courier New"/>
           <w:rFonts w:ascii="Courier New" w:hAnsi="Courier New"/>
-          <w:sz w:val="18"/>
+          <w:sz w:val="20"/>
         </w:rPr>
         <w:t xml:space="preserve">    public int DislikesCount { get; set; }</w:t>
       </w:r>
     </w:p>
     <w:p>
       <w:pPr>
-        <w:spacing w:before="40" w:after="40"/>
+        <w:spacing w:line="240" w:lineRule="auto" w:before="0" w:after="20"/>
         <w:ind w:left="709"/>
         <w:jc w:val="left"/>
       </w:pPr>
@@ -5828,14 +5712,14 @@
         <w:rPr>
           <w:rFonts w:ascii="Courier New" w:hAnsi="Courier New" w:cs="Courier New"/>
           <w:rFonts w:ascii="Courier New" w:hAnsi="Courier New"/>
-          <w:sz w:val="18"/>
+          <w:sz w:val="20"/>
         </w:rPr>
         <w:t xml:space="preserve">    public string? AuthorId { get; set; }   // FK -&gt; IdentityUser</w:t>
       </w:r>
     </w:p>
     <w:p>
       <w:pPr>
-        <w:spacing w:before="40" w:after="40"/>
+        <w:spacing w:line="240" w:lineRule="auto" w:before="0" w:after="20"/>
         <w:ind w:left="709"/>
         <w:jc w:val="left"/>
       </w:pPr>
@@ -5843,14 +5727,14 @@
         <w:rPr>
           <w:rFonts w:ascii="Courier New" w:hAnsi="Courier New" w:cs="Courier New"/>
           <w:rFonts w:ascii="Courier New" w:hAnsi="Courier New"/>
-          <w:sz w:val="18"/>
+          <w:sz w:val="20"/>
         </w:rPr>
         <w:t xml:space="preserve">    public ICollection&lt;Vote&gt;? Votes { get; set; }</w:t>
       </w:r>
     </w:p>
     <w:p>
       <w:pPr>
-        <w:spacing w:before="40" w:after="40"/>
+        <w:spacing w:line="240" w:lineRule="auto" w:before="0" w:after="20"/>
         <w:ind w:left="709"/>
         <w:jc w:val="left"/>
       </w:pPr>
@@ -5858,14 +5742,14 @@
         <w:rPr>
           <w:rFonts w:ascii="Courier New" w:hAnsi="Courier New" w:cs="Courier New"/>
           <w:rFonts w:ascii="Courier New" w:hAnsi="Courier New"/>
-          <w:sz w:val="18"/>
+          <w:sz w:val="20"/>
         </w:rPr>
         <w:t xml:space="preserve">    public ICollection&lt;Media&gt;? Media { get; set; }</w:t>
       </w:r>
     </w:p>
     <w:p>
       <w:pPr>
-        <w:spacing w:before="40" w:after="40"/>
+        <w:spacing w:line="240" w:lineRule="auto" w:before="0" w:after="20"/>
         <w:ind w:left="709"/>
         <w:jc w:val="left"/>
       </w:pPr>
@@ -5873,14 +5757,14 @@
         <w:rPr>
           <w:rFonts w:ascii="Courier New" w:hAnsi="Courier New" w:cs="Courier New"/>
           <w:rFonts w:ascii="Courier New" w:hAnsi="Courier New"/>
-          <w:sz w:val="18"/>
+          <w:sz w:val="20"/>
         </w:rPr>
         <w:t xml:space="preserve">    public ICollection&lt;AdminResponse&gt;? AdminResponses { get; set; }</w:t>
       </w:r>
     </w:p>
     <w:p>
       <w:pPr>
-        <w:spacing w:before="40" w:after="40"/>
+        <w:spacing w:line="240" w:lineRule="auto" w:before="0" w:after="20"/>
         <w:ind w:left="709"/>
         <w:jc w:val="left"/>
       </w:pPr>
@@ -5888,29 +5772,19 @@
         <w:rPr>
           <w:rFonts w:ascii="Courier New" w:hAnsi="Courier New" w:cs="Courier New"/>
           <w:rFonts w:ascii="Courier New" w:hAnsi="Courier New"/>
-          <w:sz w:val="18"/>
+          <w:sz w:val="20"/>
         </w:rPr>
         <w:t>}</w:t>
       </w:r>
     </w:p>
     <w:p>
       <w:pPr>
-        <w:spacing w:before="80" w:after="0" w:line="360" w:lineRule="exact"/>
-        <w:jc w:val="left"/>
-      </w:pPr>
-      <w:r>
-        <w:rPr>
-          <w:rFonts w:ascii="Times New Roman" w:hAnsi="Times New Roman" w:cs="Times New Roman"/>
-          <w:rFonts w:ascii="Times New Roman" w:hAnsi="Times New Roman"/>
-          <w:b w:val="0"/>
-          <w:i w:val="0"/>
-          <w:sz w:val="24"/>
-        </w:rPr>
-      </w:r>
+        <w:spacing w:line="240" w:lineRule="auto" w:before="0" w:after="0"/>
+      </w:pPr>
     </w:p>
     <w:p>
       <w:pPr>
-        <w:spacing w:before="120" w:after="80" w:line="360" w:lineRule="exact"/>
+        <w:spacing w:line="240" w:lineRule="auto" w:before="120" w:after="60"/>
         <w:jc w:val="left"/>
       </w:pPr>
       <w:r>
@@ -5926,7 +5800,7 @@
     </w:p>
     <w:p>
       <w:pPr>
-        <w:spacing w:before="40" w:after="40"/>
+        <w:spacing w:line="240" w:lineRule="auto" w:before="0" w:after="20"/>
         <w:ind w:left="709"/>
         <w:jc w:val="left"/>
       </w:pPr>
@@ -5934,14 +5808,14 @@
         <w:rPr>
           <w:rFonts w:ascii="Courier New" w:hAnsi="Courier New" w:cs="Courier New"/>
           <w:rFonts w:ascii="Courier New" w:hAnsi="Courier New"/>
-          <w:sz w:val="18"/>
+          <w:sz w:val="20"/>
         </w:rPr>
         <w:t>public enum ProposalStatusEnum</w:t>
       </w:r>
     </w:p>
     <w:p>
       <w:pPr>
-        <w:spacing w:before="40" w:after="40"/>
+        <w:spacing w:line="240" w:lineRule="auto" w:before="0" w:after="20"/>
         <w:ind w:left="709"/>
         <w:jc w:val="left"/>
       </w:pPr>
@@ -5949,14 +5823,14 @@
         <w:rPr>
           <w:rFonts w:ascii="Courier New" w:hAnsi="Courier New" w:cs="Courier New"/>
           <w:rFonts w:ascii="Courier New" w:hAnsi="Courier New"/>
-          <w:sz w:val="18"/>
+          <w:sz w:val="20"/>
         </w:rPr>
         <w:t>{</w:t>
       </w:r>
     </w:p>
     <w:p>
       <w:pPr>
-        <w:spacing w:before="40" w:after="40"/>
+        <w:spacing w:line="240" w:lineRule="auto" w:before="0" w:after="20"/>
         <w:ind w:left="709"/>
         <w:jc w:val="left"/>
       </w:pPr>
@@ -5964,14 +5838,14 @@
         <w:rPr>
           <w:rFonts w:ascii="Courier New" w:hAnsi="Courier New" w:cs="Courier New"/>
           <w:rFonts w:ascii="Courier New" w:hAnsi="Courier New"/>
-          <w:sz w:val="18"/>
+          <w:sz w:val="20"/>
         </w:rPr>
         <w:t xml:space="preserve">    Pending     = 0,  // Қарастырылуда</w:t>
       </w:r>
     </w:p>
     <w:p>
       <w:pPr>
-        <w:spacing w:before="40" w:after="40"/>
+        <w:spacing w:line="240" w:lineRule="auto" w:before="0" w:after="20"/>
         <w:ind w:left="709"/>
         <w:jc w:val="left"/>
       </w:pPr>
@@ -5979,14 +5853,14 @@
         <w:rPr>
           <w:rFonts w:ascii="Courier New" w:hAnsi="Courier New" w:cs="Courier New"/>
           <w:rFonts w:ascii="Courier New" w:hAnsi="Courier New"/>
-          <w:sz w:val="18"/>
+          <w:sz w:val="20"/>
         </w:rPr>
         <w:t xml:space="preserve">    Accepted    = 1,  // Қабылданды</w:t>
       </w:r>
     </w:p>
     <w:p>
       <w:pPr>
-        <w:spacing w:before="40" w:after="40"/>
+        <w:spacing w:line="240" w:lineRule="auto" w:before="0" w:after="20"/>
         <w:ind w:left="709"/>
         <w:jc w:val="left"/>
       </w:pPr>
@@ -5994,14 +5868,14 @@
         <w:rPr>
           <w:rFonts w:ascii="Courier New" w:hAnsi="Courier New" w:cs="Courier New"/>
           <w:rFonts w:ascii="Courier New" w:hAnsi="Courier New"/>
-          <w:sz w:val="18"/>
+          <w:sz w:val="20"/>
         </w:rPr>
         <w:t xml:space="preserve">    Implemented = 2,  // Іске асырылды</w:t>
       </w:r>
     </w:p>
     <w:p>
       <w:pPr>
-        <w:spacing w:before="40" w:after="40"/>
+        <w:spacing w:line="240" w:lineRule="auto" w:before="0" w:after="20"/>
         <w:ind w:left="709"/>
         <w:jc w:val="left"/>
       </w:pPr>
@@ -6009,14 +5883,14 @@
         <w:rPr>
           <w:rFonts w:ascii="Courier New" w:hAnsi="Courier New" w:cs="Courier New"/>
           <w:rFonts w:ascii="Courier New" w:hAnsi="Courier New"/>
-          <w:sz w:val="18"/>
+          <w:sz w:val="20"/>
         </w:rPr>
         <w:t xml:space="preserve">    Rejected    = 3,  // Қабылданбады</w:t>
       </w:r>
     </w:p>
     <w:p>
       <w:pPr>
-        <w:spacing w:before="40" w:after="40"/>
+        <w:spacing w:line="240" w:lineRule="auto" w:before="0" w:after="20"/>
         <w:ind w:left="709"/>
         <w:jc w:val="left"/>
       </w:pPr>
@@ -6024,29 +5898,19 @@
         <w:rPr>
           <w:rFonts w:ascii="Courier New" w:hAnsi="Courier New" w:cs="Courier New"/>
           <w:rFonts w:ascii="Courier New" w:hAnsi="Courier New"/>
-          <w:sz w:val="18"/>
+          <w:sz w:val="20"/>
         </w:rPr>
         <w:t>}</w:t>
       </w:r>
     </w:p>
     <w:p>
       <w:pPr>
-        <w:spacing w:before="80" w:after="0" w:line="360" w:lineRule="exact"/>
-        <w:jc w:val="left"/>
-      </w:pPr>
-      <w:r>
-        <w:rPr>
-          <w:rFonts w:ascii="Times New Roman" w:hAnsi="Times New Roman" w:cs="Times New Roman"/>
-          <w:rFonts w:ascii="Times New Roman" w:hAnsi="Times New Roman"/>
-          <w:b w:val="0"/>
-          <w:i w:val="0"/>
-          <w:sz w:val="24"/>
-        </w:rPr>
-      </w:r>
+        <w:spacing w:line="240" w:lineRule="auto" w:before="0" w:after="0"/>
+      </w:pPr>
     </w:p>
     <w:p>
       <w:pPr>
-        <w:spacing w:before="120" w:after="80" w:line="360" w:lineRule="exact"/>
+        <w:spacing w:line="240" w:lineRule="auto" w:before="120" w:after="60"/>
         <w:jc w:val="left"/>
       </w:pPr>
       <w:r>
@@ -6057,12 +5921,12 @@
           <w:i w:val="0"/>
           <w:sz w:val="24"/>
         </w:rPr>
-        <w:t>Қосымша В. EFProposalsRepository.GetProposalsAsync() негізгі алгоритмі</w:t>
+        <w:t>Қосымша В. EFProposalsRepository.GetProposalsAsync() коды</w:t>
       </w:r>
     </w:p>
     <w:p>
       <w:pPr>
-        <w:spacing w:before="40" w:after="40"/>
+        <w:spacing w:line="240" w:lineRule="auto" w:before="0" w:after="20"/>
         <w:ind w:left="709"/>
         <w:jc w:val="left"/>
       </w:pPr>
@@ -6070,14 +5934,14 @@
         <w:rPr>
           <w:rFonts w:ascii="Courier New" w:hAnsi="Courier New" w:cs="Courier New"/>
           <w:rFonts w:ascii="Courier New" w:hAnsi="Courier New"/>
-          <w:sz w:val="18"/>
+          <w:sz w:val="20"/>
         </w:rPr>
         <w:t>public async Task&lt;IEnumerable&lt;Proposal&gt;&gt; GetProposalsAsync(</w:t>
       </w:r>
     </w:p>
     <w:p>
       <w:pPr>
-        <w:spacing w:before="40" w:after="40"/>
+        <w:spacing w:line="240" w:lineRule="auto" w:before="0" w:after="20"/>
         <w:ind w:left="709"/>
         <w:jc w:val="left"/>
       </w:pPr>
@@ -6085,14 +5949,14 @@
         <w:rPr>
           <w:rFonts w:ascii="Courier New" w:hAnsi="Courier New" w:cs="Courier New"/>
           <w:rFonts w:ascii="Courier New" w:hAnsi="Courier New"/>
-          <w:sz w:val="18"/>
+          <w:sz w:val="20"/>
         </w:rPr>
         <w:t xml:space="preserve">    int? districtId, int? categoryId, string? search, string? sort)</w:t>
       </w:r>
     </w:p>
     <w:p>
       <w:pPr>
-        <w:spacing w:before="40" w:after="40"/>
+        <w:spacing w:line="240" w:lineRule="auto" w:before="0" w:after="20"/>
         <w:ind w:left="709"/>
         <w:jc w:val="left"/>
       </w:pPr>
@@ -6100,14 +5964,14 @@
         <w:rPr>
           <w:rFonts w:ascii="Courier New" w:hAnsi="Courier New" w:cs="Courier New"/>
           <w:rFonts w:ascii="Courier New" w:hAnsi="Courier New"/>
-          <w:sz w:val="18"/>
+          <w:sz w:val="20"/>
         </w:rPr>
         <w:t>{</w:t>
       </w:r>
     </w:p>
     <w:p>
       <w:pPr>
-        <w:spacing w:before="40" w:after="40"/>
+        <w:spacing w:line="240" w:lineRule="auto" w:before="0" w:after="20"/>
         <w:ind w:left="709"/>
         <w:jc w:val="left"/>
       </w:pPr>
@@ -6115,14 +5979,14 @@
         <w:rPr>
           <w:rFonts w:ascii="Courier New" w:hAnsi="Courier New" w:cs="Courier New"/>
           <w:rFonts w:ascii="Courier New" w:hAnsi="Courier New"/>
-          <w:sz w:val="18"/>
+          <w:sz w:val="20"/>
         </w:rPr>
         <w:t xml:space="preserve">    var query = _context.Proposals</w:t>
       </w:r>
     </w:p>
     <w:p>
       <w:pPr>
-        <w:spacing w:before="40" w:after="40"/>
+        <w:spacing w:line="240" w:lineRule="auto" w:before="0" w:after="20"/>
         <w:ind w:left="709"/>
         <w:jc w:val="left"/>
       </w:pPr>
@@ -6130,14 +5994,14 @@
         <w:rPr>
           <w:rFonts w:ascii="Courier New" w:hAnsi="Courier New" w:cs="Courier New"/>
           <w:rFonts w:ascii="Courier New" w:hAnsi="Courier New"/>
-          <w:sz w:val="18"/>
+          <w:sz w:val="20"/>
         </w:rPr>
         <w:t xml:space="preserve">        .Include(p =&gt; p.District)</w:t>
       </w:r>
     </w:p>
     <w:p>
       <w:pPr>
-        <w:spacing w:before="40" w:after="40"/>
+        <w:spacing w:line="240" w:lineRule="auto" w:before="0" w:after="20"/>
         <w:ind w:left="709"/>
         <w:jc w:val="left"/>
       </w:pPr>
@@ -6145,14 +6009,14 @@
         <w:rPr>
           <w:rFonts w:ascii="Courier New" w:hAnsi="Courier New" w:cs="Courier New"/>
           <w:rFonts w:ascii="Courier New" w:hAnsi="Courier New"/>
-          <w:sz w:val="18"/>
+          <w:sz w:val="20"/>
         </w:rPr>
         <w:t xml:space="preserve">        .Include(p =&gt; p.Category)</w:t>
       </w:r>
     </w:p>
     <w:p>
       <w:pPr>
-        <w:spacing w:before="40" w:after="40"/>
+        <w:spacing w:line="240" w:lineRule="auto" w:before="0" w:after="20"/>
         <w:ind w:left="709"/>
         <w:jc w:val="left"/>
       </w:pPr>
@@ -6160,14 +6024,14 @@
         <w:rPr>
           <w:rFonts w:ascii="Courier New" w:hAnsi="Courier New" w:cs="Courier New"/>
           <w:rFonts w:ascii="Courier New" w:hAnsi="Courier New"/>
-          <w:sz w:val="18"/>
+          <w:sz w:val="20"/>
         </w:rPr>
         <w:t xml:space="preserve">        .Include(p =&gt; p.Author)</w:t>
       </w:r>
     </w:p>
     <w:p>
       <w:pPr>
-        <w:spacing w:before="40" w:after="40"/>
+        <w:spacing w:line="240" w:lineRule="auto" w:before="0" w:after="20"/>
         <w:ind w:left="709"/>
         <w:jc w:val="left"/>
       </w:pPr>
@@ -6175,14 +6039,14 @@
         <w:rPr>
           <w:rFonts w:ascii="Courier New" w:hAnsi="Courier New" w:cs="Courier New"/>
           <w:rFonts w:ascii="Courier New" w:hAnsi="Courier New"/>
-          <w:sz w:val="18"/>
+          <w:sz w:val="20"/>
         </w:rPr>
         <w:t xml:space="preserve">        .AsQueryable();</w:t>
       </w:r>
     </w:p>
     <w:p>
       <w:pPr>
-        <w:spacing w:before="40" w:after="40"/>
+        <w:spacing w:line="240" w:lineRule="auto" w:before="0" w:after="20"/>
         <w:ind w:left="709"/>
         <w:jc w:val="left"/>
       </w:pPr>
@@ -6190,13 +6054,13 @@
         <w:rPr>
           <w:rFonts w:ascii="Courier New" w:hAnsi="Courier New" w:cs="Courier New"/>
           <w:rFonts w:ascii="Courier New" w:hAnsi="Courier New"/>
-          <w:sz w:val="18"/>
+          <w:sz w:val="20"/>
         </w:rPr>
       </w:r>
     </w:p>
     <w:p>
       <w:pPr>
-        <w:spacing w:before="40" w:after="40"/>
+        <w:spacing w:line="240" w:lineRule="auto" w:before="0" w:after="20"/>
         <w:ind w:left="709"/>
         <w:jc w:val="left"/>
       </w:pPr>
@@ -6204,14 +6068,14 @@
         <w:rPr>
           <w:rFonts w:ascii="Courier New" w:hAnsi="Courier New" w:cs="Courier New"/>
           <w:rFonts w:ascii="Courier New" w:hAnsi="Courier New"/>
-          <w:sz w:val="18"/>
+          <w:sz w:val="20"/>
         </w:rPr>
         <w:t xml:space="preserve">    if (districtId.HasValue)</w:t>
       </w:r>
     </w:p>
     <w:p>
       <w:pPr>
-        <w:spacing w:before="40" w:after="40"/>
+        <w:spacing w:line="240" w:lineRule="auto" w:before="0" w:after="20"/>
         <w:ind w:left="709"/>
         <w:jc w:val="left"/>
       </w:pPr>
@@ -6219,14 +6083,14 @@
         <w:rPr>
           <w:rFonts w:ascii="Courier New" w:hAnsi="Courier New" w:cs="Courier New"/>
           <w:rFonts w:ascii="Courier New" w:hAnsi="Courier New"/>
-          <w:sz w:val="18"/>
+          <w:sz w:val="20"/>
         </w:rPr>
         <w:t xml:space="preserve">        query = query.Where(p =&gt; p.DistrictId == districtId);</w:t>
       </w:r>
     </w:p>
     <w:p>
       <w:pPr>
-        <w:spacing w:before="40" w:after="40"/>
+        <w:spacing w:line="240" w:lineRule="auto" w:before="0" w:after="20"/>
         <w:ind w:left="709"/>
         <w:jc w:val="left"/>
       </w:pPr>
@@ -6234,44 +6098,14 @@
         <w:rPr>
           <w:rFonts w:ascii="Courier New" w:hAnsi="Courier New" w:cs="Courier New"/>
           <w:rFonts w:ascii="Courier New" w:hAnsi="Courier New"/>
-          <w:sz w:val="18"/>
-        </w:rPr>
-        <w:t xml:space="preserve">    if (categoryId.HasValue)</w:t>
-      </w:r>
-    </w:p>
-    <w:p>
-      <w:pPr>
-        <w:spacing w:before="40" w:after="40"/>
-        <w:ind w:left="709"/>
-        <w:jc w:val="left"/>
-      </w:pPr>
-      <w:r>
-        <w:rPr>
-          <w:rFonts w:ascii="Courier New" w:hAnsi="Courier New" w:cs="Courier New"/>
-          <w:rFonts w:ascii="Courier New" w:hAnsi="Courier New"/>
-          <w:sz w:val="18"/>
-        </w:rPr>
-        <w:t xml:space="preserve">        query = query.Where(p =&gt; p.CategoryId == categoryId);</w:t>
-      </w:r>
-    </w:p>
-    <w:p>
-      <w:pPr>
-        <w:spacing w:before="40" w:after="40"/>
-        <w:ind w:left="709"/>
-        <w:jc w:val="left"/>
-      </w:pPr>
-      <w:r>
-        <w:rPr>
-          <w:rFonts w:ascii="Courier New" w:hAnsi="Courier New" w:cs="Courier New"/>
-          <w:rFonts w:ascii="Courier New" w:hAnsi="Courier New"/>
-          <w:sz w:val="18"/>
+          <w:sz w:val="20"/>
         </w:rPr>
         <w:t xml:space="preserve">    if (!string.IsNullOrWhiteSpace(search))</w:t>
       </w:r>
     </w:p>
     <w:p>
       <w:pPr>
-        <w:spacing w:before="40" w:after="40"/>
+        <w:spacing w:line="240" w:lineRule="auto" w:before="0" w:after="20"/>
         <w:ind w:left="709"/>
         <w:jc w:val="left"/>
       </w:pPr>
@@ -6279,14 +6113,14 @@
         <w:rPr>
           <w:rFonts w:ascii="Courier New" w:hAnsi="Courier New" w:cs="Courier New"/>
           <w:rFonts w:ascii="Courier New" w:hAnsi="Courier New"/>
-          <w:sz w:val="18"/>
+          <w:sz w:val="20"/>
         </w:rPr>
         <w:t xml:space="preserve">        query = query.Where(p =&gt; p.Title!.Contains(search));</w:t>
       </w:r>
     </w:p>
     <w:p>
       <w:pPr>
-        <w:spacing w:before="40" w:after="40"/>
+        <w:spacing w:line="240" w:lineRule="auto" w:before="0" w:after="20"/>
         <w:ind w:left="709"/>
         <w:jc w:val="left"/>
       </w:pPr>
@@ -6294,28 +6128,14 @@
         <w:rPr>
           <w:rFonts w:ascii="Courier New" w:hAnsi="Courier New" w:cs="Courier New"/>
           <w:rFonts w:ascii="Courier New" w:hAnsi="Courier New"/>
-          <w:sz w:val="18"/>
-        </w:rPr>
-      </w:r>
-    </w:p>
-    <w:p>
-      <w:pPr>
-        <w:spacing w:before="40" w:after="40"/>
-        <w:ind w:left="709"/>
-        <w:jc w:val="left"/>
-      </w:pPr>
-      <w:r>
-        <w:rPr>
-          <w:rFonts w:ascii="Courier New" w:hAnsi="Courier New" w:cs="Courier New"/>
-          <w:rFonts w:ascii="Courier New" w:hAnsi="Courier New"/>
-          <w:sz w:val="18"/>
+          <w:sz w:val="20"/>
         </w:rPr>
         <w:t xml:space="preserve">    query = sort == "popular"</w:t>
       </w:r>
     </w:p>
     <w:p>
       <w:pPr>
-        <w:spacing w:before="40" w:after="40"/>
+        <w:spacing w:line="240" w:lineRule="auto" w:before="0" w:after="20"/>
         <w:ind w:left="709"/>
         <w:jc w:val="left"/>
       </w:pPr>
@@ -6323,14 +6143,14 @@
         <w:rPr>
           <w:rFonts w:ascii="Courier New" w:hAnsi="Courier New" w:cs="Courier New"/>
           <w:rFonts w:ascii="Courier New" w:hAnsi="Courier New"/>
-          <w:sz w:val="18"/>
+          <w:sz w:val="20"/>
         </w:rPr>
         <w:t xml:space="preserve">        ? query.OrderByDescending(p =&gt; p.LikesCount)</w:t>
       </w:r>
     </w:p>
     <w:p>
       <w:pPr>
-        <w:spacing w:before="40" w:after="40"/>
+        <w:spacing w:line="240" w:lineRule="auto" w:before="0" w:after="20"/>
         <w:ind w:left="709"/>
         <w:jc w:val="left"/>
       </w:pPr>
@@ -6338,14 +6158,14 @@
         <w:rPr>
           <w:rFonts w:ascii="Courier New" w:hAnsi="Courier New" w:cs="Courier New"/>
           <w:rFonts w:ascii="Courier New" w:hAnsi="Courier New"/>
-          <w:sz w:val="18"/>
+          <w:sz w:val="20"/>
         </w:rPr>
         <w:t xml:space="preserve">        : query.OrderByDescending(p =&gt; p.DateCreated);</w:t>
       </w:r>
     </w:p>
     <w:p>
       <w:pPr>
-        <w:spacing w:before="40" w:after="40"/>
+        <w:spacing w:line="240" w:lineRule="auto" w:before="0" w:after="20"/>
         <w:ind w:left="709"/>
         <w:jc w:val="left"/>
       </w:pPr>
@@ -6353,28 +6173,14 @@
         <w:rPr>
           <w:rFonts w:ascii="Courier New" w:hAnsi="Courier New" w:cs="Courier New"/>
           <w:rFonts w:ascii="Courier New" w:hAnsi="Courier New"/>
-          <w:sz w:val="18"/>
-        </w:rPr>
-      </w:r>
-    </w:p>
-    <w:p>
-      <w:pPr>
-        <w:spacing w:before="40" w:after="40"/>
-        <w:ind w:left="709"/>
-        <w:jc w:val="left"/>
-      </w:pPr>
-      <w:r>
-        <w:rPr>
-          <w:rFonts w:ascii="Courier New" w:hAnsi="Courier New" w:cs="Courier New"/>
-          <w:rFonts w:ascii="Courier New" w:hAnsi="Courier New"/>
-          <w:sz w:val="18"/>
+          <w:sz w:val="20"/>
         </w:rPr>
         <w:t xml:space="preserve">    return await query.Take(50).ToListAsync();</w:t>
       </w:r>
     </w:p>
     <w:p>
       <w:pPr>
-        <w:spacing w:before="40" w:after="40"/>
+        <w:spacing w:line="240" w:lineRule="auto" w:before="0" w:after="20"/>
         <w:ind w:left="709"/>
         <w:jc w:val="left"/>
       </w:pPr>
@@ -6382,14 +6188,14 @@
         <w:rPr>
           <w:rFonts w:ascii="Courier New" w:hAnsi="Courier New" w:cs="Courier New"/>
           <w:rFonts w:ascii="Courier New" w:hAnsi="Courier New"/>
-          <w:sz w:val="18"/>
+          <w:sz w:val="20"/>
         </w:rPr>
         <w:t>}</w:t>
       </w:r>
     </w:p>
     <w:sectPr>
       <w:pgSz w:w="12240" w:h="15840"/>
-      <w:pgMar w:top="1134" w:right="850" w:bottom="1134" w:left="1701" w:header="720" w:footer="720" w:gutter="0"/>
+      <w:pgMar w:top="850" w:right="567" w:bottom="1134" w:left="1417" w:header="720" w:footer="720" w:gutter="0"/>
       <w:cols w:space="720"/>
       <w:docGrid w:linePitch="360"/>
     </w:sectPr>
